--- a/docx/ru/BUFRCREX_CodeFlag_ru_22.docx
+++ b/docx/ru/BUFRCREX_CodeFlag_ru_22.docx
@@ -8,17 +8,17 @@
       </w:pPr>
       <w:r>
         <w:rPr>
-          <w:rFonts w:ascii="Arial" w:hAnsi="Arial"/>
+          <w:rFonts w:ascii="Verdana" w:hAnsi="Verdana"/>
           <w:b/>
           <w:sz w:val="22"/>
         </w:rPr>
-        <w:t>BUFR/CREX Code/Flag Tables — Class 22</w:t>
+        <w:t>Класс 22</w:t>
       </w:r>
     </w:p>
     <w:p>
       <w:r>
         <w:rPr>
-          <w:rFonts w:ascii="Arial" w:hAnsi="Arial"/>
+          <w:rFonts w:ascii="Verdana" w:hAnsi="Verdana"/>
           <w:b/>
           <w:sz w:val="18"/>
         </w:rPr>
@@ -31,6 +31,20 @@
         <w:tblW w:type="auto" w:w="0"/>
         <w:jc w:val="center"/>
         <w:tblLook w:firstColumn="1" w:firstRow="1" w:lastColumn="0" w:lastRow="0" w:noHBand="0" w:noVBand="1" w:val="04A0"/>
+        <w:tblBorders>
+          <w:top w:val="single" w:sz="4" w:space="0" w:color="595959"/>
+          <w:left w:val="single" w:sz="4" w:space="0" w:color="595959"/>
+          <w:bottom w:val="single" w:sz="4" w:space="0" w:color="595959"/>
+          <w:right w:val="single" w:sz="4" w:space="0" w:color="595959"/>
+          <w:insideH w:val="single" w:sz="4" w:space="0" w:color="595959"/>
+          <w:insideV w:val="single" w:sz="4" w:space="0" w:color="595959"/>
+        </w:tblBorders>
+        <w:tblCellMar>
+          <w:top w:w="85" w:type="dxa"/>
+          <w:left w:w="85" w:type="dxa"/>
+          <w:bottom w:w="85" w:type="dxa"/>
+          <w:right w:w="85" w:type="dxa"/>
+        </w:tblCellMar>
       </w:tblPr>
       <w:tblGrid>
         <w:gridCol w:w="5046"/>
@@ -40,61 +54,52 @@
       <w:tr>
         <w:tc>
           <w:tcPr>
-            <w:tcW w:type="dxa" w:w="5046"/>
-            <w:shd w:val="clear" w:color="auto" w:fill="D9E2F3"/>
+            <w:tcW w:type="dxa" w:w="1134"/>
+            <w:shd w:val="clear" w:color="auto" w:fill="D9D9D9"/>
           </w:tcPr>
           <w:p>
-            <w:pPr>
-              <w:jc w:val="center"/>
-            </w:pPr>
             <w:r/>
             <w:r>
               <w:rPr>
-                <w:rFonts w:ascii="Arial" w:hAnsi="Arial"/>
-                <w:b/>
+                <w:rFonts w:ascii="Verdana" w:hAnsi="Verdana"/>
+                <w:b w:val="0"/>
                 <w:sz w:val="16"/>
               </w:rPr>
-              <w:t>Code Figure</w:t>
+              <w:t>КОДОВАЯ ЦИФРА</w:t>
             </w:r>
           </w:p>
         </w:tc>
         <w:tc>
           <w:tcPr>
             <w:tcW w:type="dxa" w:w="5046"/>
-            <w:shd w:val="clear" w:color="auto" w:fill="D9E2F3"/>
+            <w:shd w:val="clear" w:color="auto" w:fill="D9D9D9"/>
           </w:tcPr>
           <w:p>
-            <w:pPr>
-              <w:jc w:val="center"/>
-            </w:pPr>
             <w:r/>
             <w:r>
               <w:rPr>
-                <w:rFonts w:ascii="Arial" w:hAnsi="Arial"/>
-                <w:b/>
+                <w:rFonts w:ascii="Verdana" w:hAnsi="Verdana"/>
+                <w:b w:val="0"/>
                 <w:sz w:val="16"/>
               </w:rPr>
-              <w:t>Entry Name</w:t>
+              <w:t>ЗНАЧЕНИЕ</w:t>
             </w:r>
           </w:p>
         </w:tc>
         <w:tc>
           <w:tcPr>
             <w:tcW w:type="dxa" w:w="5046"/>
-            <w:shd w:val="clear" w:color="auto" w:fill="D9E2F3"/>
+            <w:shd w:val="clear" w:color="auto" w:fill="D9D9D9"/>
           </w:tcPr>
           <w:p>
-            <w:pPr>
-              <w:jc w:val="center"/>
-            </w:pPr>
             <w:r/>
             <w:r>
               <w:rPr>
-                <w:rFonts w:ascii="Arial" w:hAnsi="Arial"/>
-                <w:b/>
+                <w:rFonts w:ascii="Verdana" w:hAnsi="Verdana"/>
+                <w:b w:val="0"/>
                 <w:sz w:val="16"/>
               </w:rPr>
-              <w:t>Note</w:t>
+              <w:t>ПРИМЕЧАНИЕ</w:t>
             </w:r>
           </w:p>
         </w:tc>
@@ -108,7 +113,7 @@
             <w:r/>
             <w:r>
               <w:rPr>
-                <w:rFonts w:ascii="Arial" w:hAnsi="Arial"/>
+                <w:rFonts w:ascii="Verdana" w:hAnsi="Verdana"/>
                 <w:b w:val="0"/>
                 <w:sz w:val="16"/>
               </w:rPr>
@@ -124,7 +129,7 @@
             <w:r/>
             <w:r>
               <w:rPr>
-                <w:rFonts w:ascii="Arial" w:hAnsi="Arial"/>
+                <w:rFonts w:ascii="Verdana" w:hAnsi="Verdana"/>
                 <w:b w:val="0"/>
                 <w:sz w:val="16"/>
               </w:rPr>
@@ -140,7 +145,7 @@
             <w:r/>
             <w:r>
               <w:rPr>
-                <w:rFonts w:ascii="Arial" w:hAnsi="Arial"/>
+                <w:rFonts w:ascii="Verdana" w:hAnsi="Verdana"/>
                 <w:b w:val="0"/>
                 <w:sz w:val="16"/>
               </w:rPr>
@@ -157,7 +162,7 @@
             <w:r/>
             <w:r>
               <w:rPr>
-                <w:rFonts w:ascii="Arial" w:hAnsi="Arial"/>
+                <w:rFonts w:ascii="Verdana" w:hAnsi="Verdana"/>
                 <w:b w:val="0"/>
                 <w:sz w:val="16"/>
               </w:rPr>
@@ -173,7 +178,7 @@
             <w:r/>
             <w:r>
               <w:rPr>
-                <w:rFonts w:ascii="Arial" w:hAnsi="Arial"/>
+                <w:rFonts w:ascii="Verdana" w:hAnsi="Verdana"/>
                 <w:b w:val="0"/>
                 <w:sz w:val="16"/>
               </w:rPr>
@@ -189,7 +194,7 @@
             <w:r/>
             <w:r>
               <w:rPr>
-                <w:rFonts w:ascii="Arial" w:hAnsi="Arial"/>
+                <w:rFonts w:ascii="Verdana" w:hAnsi="Verdana"/>
                 <w:b w:val="0"/>
                 <w:sz w:val="16"/>
               </w:rPr>
@@ -206,7 +211,7 @@
             <w:r/>
             <w:r>
               <w:rPr>
-                <w:rFonts w:ascii="Arial" w:hAnsi="Arial"/>
+                <w:rFonts w:ascii="Verdana" w:hAnsi="Verdana"/>
                 <w:b w:val="0"/>
                 <w:sz w:val="16"/>
               </w:rPr>
@@ -222,7 +227,7 @@
             <w:r/>
             <w:r>
               <w:rPr>
-                <w:rFonts w:ascii="Arial" w:hAnsi="Arial"/>
+                <w:rFonts w:ascii="Verdana" w:hAnsi="Verdana"/>
                 <w:b w:val="0"/>
                 <w:sz w:val="16"/>
               </w:rPr>
@@ -238,7 +243,7 @@
             <w:r/>
             <w:r>
               <w:rPr>
-                <w:rFonts w:ascii="Arial" w:hAnsi="Arial"/>
+                <w:rFonts w:ascii="Verdana" w:hAnsi="Verdana"/>
                 <w:b w:val="0"/>
                 <w:sz w:val="16"/>
               </w:rPr>
@@ -255,7 +260,7 @@
             <w:r/>
             <w:r>
               <w:rPr>
-                <w:rFonts w:ascii="Arial" w:hAnsi="Arial"/>
+                <w:rFonts w:ascii="Verdana" w:hAnsi="Verdana"/>
                 <w:b w:val="0"/>
                 <w:sz w:val="16"/>
               </w:rPr>
@@ -271,7 +276,7 @@
             <w:r/>
             <w:r>
               <w:rPr>
-                <w:rFonts w:ascii="Arial" w:hAnsi="Arial"/>
+                <w:rFonts w:ascii="Verdana" w:hAnsi="Verdana"/>
                 <w:b w:val="0"/>
                 <w:sz w:val="16"/>
               </w:rPr>
@@ -287,7 +292,7 @@
             <w:r/>
             <w:r>
               <w:rPr>
-                <w:rFonts w:ascii="Arial" w:hAnsi="Arial"/>
+                <w:rFonts w:ascii="Verdana" w:hAnsi="Verdana"/>
                 <w:b w:val="0"/>
                 <w:sz w:val="16"/>
               </w:rPr>
@@ -300,7 +305,7 @@
     <w:p>
       <w:r>
         <w:rPr>
-          <w:rFonts w:ascii="Arial" w:hAnsi="Arial"/>
+          <w:rFonts w:ascii="Verdana" w:hAnsi="Verdana"/>
           <w:b/>
           <w:sz w:val="18"/>
         </w:rPr>
@@ -313,6 +318,20 @@
         <w:tblW w:type="auto" w:w="0"/>
         <w:jc w:val="center"/>
         <w:tblLook w:firstColumn="1" w:firstRow="1" w:lastColumn="0" w:lastRow="0" w:noHBand="0" w:noVBand="1" w:val="04A0"/>
+        <w:tblBorders>
+          <w:top w:val="single" w:sz="4" w:space="0" w:color="595959"/>
+          <w:left w:val="single" w:sz="4" w:space="0" w:color="595959"/>
+          <w:bottom w:val="single" w:sz="4" w:space="0" w:color="595959"/>
+          <w:right w:val="single" w:sz="4" w:space="0" w:color="595959"/>
+          <w:insideH w:val="single" w:sz="4" w:space="0" w:color="595959"/>
+          <w:insideV w:val="single" w:sz="4" w:space="0" w:color="595959"/>
+        </w:tblBorders>
+        <w:tblCellMar>
+          <w:top w:w="85" w:type="dxa"/>
+          <w:left w:w="85" w:type="dxa"/>
+          <w:bottom w:w="85" w:type="dxa"/>
+          <w:right w:w="85" w:type="dxa"/>
+        </w:tblCellMar>
       </w:tblPr>
       <w:tblGrid>
         <w:gridCol w:w="5046"/>
@@ -322,61 +341,52 @@
       <w:tr>
         <w:tc>
           <w:tcPr>
-            <w:tcW w:type="dxa" w:w="5046"/>
-            <w:shd w:val="clear" w:color="auto" w:fill="D9E2F3"/>
+            <w:tcW w:type="dxa" w:w="1134"/>
+            <w:shd w:val="clear" w:color="auto" w:fill="D9D9D9"/>
           </w:tcPr>
           <w:p>
-            <w:pPr>
-              <w:jc w:val="center"/>
-            </w:pPr>
             <w:r/>
             <w:r>
               <w:rPr>
-                <w:rFonts w:ascii="Arial" w:hAnsi="Arial"/>
-                <w:b/>
+                <w:rFonts w:ascii="Verdana" w:hAnsi="Verdana"/>
+                <w:b w:val="0"/>
                 <w:sz w:val="16"/>
               </w:rPr>
-              <w:t>Code Figure</w:t>
+              <w:t>КОДОВАЯ ЦИФРА</w:t>
             </w:r>
           </w:p>
         </w:tc>
         <w:tc>
           <w:tcPr>
             <w:tcW w:type="dxa" w:w="5046"/>
-            <w:shd w:val="clear" w:color="auto" w:fill="D9E2F3"/>
+            <w:shd w:val="clear" w:color="auto" w:fill="D9D9D9"/>
           </w:tcPr>
           <w:p>
-            <w:pPr>
-              <w:jc w:val="center"/>
-            </w:pPr>
             <w:r/>
             <w:r>
               <w:rPr>
-                <w:rFonts w:ascii="Arial" w:hAnsi="Arial"/>
-                <w:b/>
+                <w:rFonts w:ascii="Verdana" w:hAnsi="Verdana"/>
+                <w:b w:val="0"/>
                 <w:sz w:val="16"/>
               </w:rPr>
-              <w:t>Entry Name</w:t>
+              <w:t>ЗНАЧЕНИЕ</w:t>
             </w:r>
           </w:p>
         </w:tc>
         <w:tc>
           <w:tcPr>
             <w:tcW w:type="dxa" w:w="5046"/>
-            <w:shd w:val="clear" w:color="auto" w:fill="D9E2F3"/>
+            <w:shd w:val="clear" w:color="auto" w:fill="D9D9D9"/>
           </w:tcPr>
           <w:p>
-            <w:pPr>
-              <w:jc w:val="center"/>
-            </w:pPr>
             <w:r/>
             <w:r>
               <w:rPr>
-                <w:rFonts w:ascii="Arial" w:hAnsi="Arial"/>
-                <w:b/>
+                <w:rFonts w:ascii="Verdana" w:hAnsi="Verdana"/>
+                <w:b w:val="0"/>
                 <w:sz w:val="16"/>
               </w:rPr>
-              <w:t>Note</w:t>
+              <w:t>ПРИМЕЧАНИЕ</w:t>
             </w:r>
           </w:p>
         </w:tc>
@@ -390,7 +400,7 @@
             <w:r/>
             <w:r>
               <w:rPr>
-                <w:rFonts w:ascii="Arial" w:hAnsi="Arial"/>
+                <w:rFonts w:ascii="Verdana" w:hAnsi="Verdana"/>
                 <w:b w:val="0"/>
                 <w:sz w:val="16"/>
               </w:rPr>
@@ -406,7 +416,7 @@
             <w:r/>
             <w:r>
               <w:rPr>
-                <w:rFonts w:ascii="Arial" w:hAnsi="Arial"/>
+                <w:rFonts w:ascii="Verdana" w:hAnsi="Verdana"/>
                 <w:b w:val="0"/>
                 <w:sz w:val="16"/>
               </w:rPr>
@@ -422,7 +432,7 @@
             <w:r/>
             <w:r>
               <w:rPr>
-                <w:rFonts w:ascii="Arial" w:hAnsi="Arial"/>
+                <w:rFonts w:ascii="Verdana" w:hAnsi="Verdana"/>
                 <w:b w:val="0"/>
                 <w:sz w:val="16"/>
               </w:rPr>
@@ -439,7 +449,7 @@
             <w:r/>
             <w:r>
               <w:rPr>
-                <w:rFonts w:ascii="Arial" w:hAnsi="Arial"/>
+                <w:rFonts w:ascii="Verdana" w:hAnsi="Verdana"/>
                 <w:b w:val="0"/>
                 <w:sz w:val="16"/>
               </w:rPr>
@@ -455,7 +465,7 @@
             <w:r/>
             <w:r>
               <w:rPr>
-                <w:rFonts w:ascii="Arial" w:hAnsi="Arial"/>
+                <w:rFonts w:ascii="Verdana" w:hAnsi="Verdana"/>
                 <w:b w:val="0"/>
                 <w:sz w:val="16"/>
               </w:rPr>
@@ -471,7 +481,7 @@
             <w:r/>
             <w:r>
               <w:rPr>
-                <w:rFonts w:ascii="Arial" w:hAnsi="Arial"/>
+                <w:rFonts w:ascii="Verdana" w:hAnsi="Verdana"/>
                 <w:b w:val="0"/>
                 <w:sz w:val="16"/>
               </w:rPr>
@@ -488,7 +498,7 @@
             <w:r/>
             <w:r>
               <w:rPr>
-                <w:rFonts w:ascii="Arial" w:hAnsi="Arial"/>
+                <w:rFonts w:ascii="Verdana" w:hAnsi="Verdana"/>
                 <w:b w:val="0"/>
                 <w:sz w:val="16"/>
               </w:rPr>
@@ -504,7 +514,7 @@
             <w:r/>
             <w:r>
               <w:rPr>
-                <w:rFonts w:ascii="Arial" w:hAnsi="Arial"/>
+                <w:rFonts w:ascii="Verdana" w:hAnsi="Verdana"/>
                 <w:b w:val="0"/>
                 <w:sz w:val="16"/>
               </w:rPr>
@@ -520,7 +530,7 @@
             <w:r/>
             <w:r>
               <w:rPr>
-                <w:rFonts w:ascii="Arial" w:hAnsi="Arial"/>
+                <w:rFonts w:ascii="Verdana" w:hAnsi="Verdana"/>
                 <w:b w:val="0"/>
                 <w:sz w:val="16"/>
               </w:rPr>
@@ -537,7 +547,7 @@
             <w:r/>
             <w:r>
               <w:rPr>
-                <w:rFonts w:ascii="Arial" w:hAnsi="Arial"/>
+                <w:rFonts w:ascii="Verdana" w:hAnsi="Verdana"/>
                 <w:b w:val="0"/>
                 <w:sz w:val="16"/>
               </w:rPr>
@@ -553,7 +563,7 @@
             <w:r/>
             <w:r>
               <w:rPr>
-                <w:rFonts w:ascii="Arial" w:hAnsi="Arial"/>
+                <w:rFonts w:ascii="Verdana" w:hAnsi="Verdana"/>
                 <w:b w:val="0"/>
                 <w:sz w:val="16"/>
               </w:rPr>
@@ -569,7 +579,7 @@
             <w:r/>
             <w:r>
               <w:rPr>
-                <w:rFonts w:ascii="Arial" w:hAnsi="Arial"/>
+                <w:rFonts w:ascii="Verdana" w:hAnsi="Verdana"/>
                 <w:b w:val="0"/>
                 <w:sz w:val="16"/>
               </w:rPr>
@@ -586,7 +596,7 @@
             <w:r/>
             <w:r>
               <w:rPr>
-                <w:rFonts w:ascii="Arial" w:hAnsi="Arial"/>
+                <w:rFonts w:ascii="Verdana" w:hAnsi="Verdana"/>
                 <w:b w:val="0"/>
                 <w:sz w:val="16"/>
               </w:rPr>
@@ -602,7 +612,7 @@
             <w:r/>
             <w:r>
               <w:rPr>
-                <w:rFonts w:ascii="Arial" w:hAnsi="Arial"/>
+                <w:rFonts w:ascii="Verdana" w:hAnsi="Verdana"/>
                 <w:b w:val="0"/>
                 <w:sz w:val="16"/>
               </w:rPr>
@@ -618,7 +628,7 @@
             <w:r/>
             <w:r>
               <w:rPr>
-                <w:rFonts w:ascii="Arial" w:hAnsi="Arial"/>
+                <w:rFonts w:ascii="Verdana" w:hAnsi="Verdana"/>
                 <w:b w:val="0"/>
                 <w:sz w:val="16"/>
               </w:rPr>
@@ -631,7 +641,7 @@
     <w:p>
       <w:r>
         <w:rPr>
-          <w:rFonts w:ascii="Arial" w:hAnsi="Arial"/>
+          <w:rFonts w:ascii="Verdana" w:hAnsi="Verdana"/>
           <w:b/>
           <w:sz w:val="18"/>
         </w:rPr>
@@ -644,6 +654,20 @@
         <w:tblW w:type="auto" w:w="0"/>
         <w:jc w:val="center"/>
         <w:tblLook w:firstColumn="1" w:firstRow="1" w:lastColumn="0" w:lastRow="0" w:noHBand="0" w:noVBand="1" w:val="04A0"/>
+        <w:tblBorders>
+          <w:top w:val="single" w:sz="4" w:space="0" w:color="595959"/>
+          <w:left w:val="single" w:sz="4" w:space="0" w:color="595959"/>
+          <w:bottom w:val="single" w:sz="4" w:space="0" w:color="595959"/>
+          <w:right w:val="single" w:sz="4" w:space="0" w:color="595959"/>
+          <w:insideH w:val="single" w:sz="4" w:space="0" w:color="595959"/>
+          <w:insideV w:val="single" w:sz="4" w:space="0" w:color="595959"/>
+        </w:tblBorders>
+        <w:tblCellMar>
+          <w:top w:w="85" w:type="dxa"/>
+          <w:left w:w="85" w:type="dxa"/>
+          <w:bottom w:w="85" w:type="dxa"/>
+          <w:right w:w="85" w:type="dxa"/>
+        </w:tblCellMar>
       </w:tblPr>
       <w:tblGrid>
         <w:gridCol w:w="3784"/>
@@ -654,81 +678,69 @@
       <w:tr>
         <w:tc>
           <w:tcPr>
-            <w:tcW w:type="dxa" w:w="3784"/>
-            <w:shd w:val="clear" w:color="auto" w:fill="D9E2F3"/>
+            <w:tcW w:type="dxa" w:w="1134"/>
+            <w:shd w:val="clear" w:color="auto" w:fill="D9D9D9"/>
           </w:tcPr>
           <w:p>
-            <w:pPr>
-              <w:jc w:val="center"/>
-            </w:pPr>
             <w:r/>
             <w:r>
               <w:rPr>
-                <w:rFonts w:ascii="Arial" w:hAnsi="Arial"/>
-                <w:b/>
+                <w:rFonts w:ascii="Verdana" w:hAnsi="Verdana"/>
+                <w:b w:val="0"/>
                 <w:sz w:val="16"/>
               </w:rPr>
-              <w:t>Code Figure</w:t>
+              <w:t>КОДОВАЯ ЦИФРА</w:t>
             </w:r>
           </w:p>
         </w:tc>
         <w:tc>
           <w:tcPr>
             <w:tcW w:type="dxa" w:w="3784"/>
-            <w:shd w:val="clear" w:color="auto" w:fill="D9E2F3"/>
+            <w:shd w:val="clear" w:color="auto" w:fill="D9D9D9"/>
           </w:tcPr>
           <w:p>
-            <w:pPr>
-              <w:jc w:val="center"/>
-            </w:pPr>
             <w:r/>
             <w:r>
               <w:rPr>
-                <w:rFonts w:ascii="Arial" w:hAnsi="Arial"/>
-                <w:b/>
+                <w:rFonts w:ascii="Verdana" w:hAnsi="Verdana"/>
+                <w:b w:val="0"/>
                 <w:sz w:val="16"/>
               </w:rPr>
-              <w:t>Entry Name</w:t>
+              <w:t>ЗНАЧЕНИЕ</w:t>
             </w:r>
           </w:p>
         </w:tc>
         <w:tc>
           <w:tcPr>
             <w:tcW w:type="dxa" w:w="3784"/>
-            <w:shd w:val="clear" w:color="auto" w:fill="D9E2F3"/>
+            <w:shd w:val="clear" w:color="auto" w:fill="D9D9D9"/>
           </w:tcPr>
           <w:p>
-            <w:pPr>
-              <w:jc w:val="center"/>
-            </w:pPr>
             <w:r/>
             <w:r>
               <w:rPr>
-                <w:rFonts w:ascii="Arial" w:hAnsi="Arial"/>
-                <w:b/>
+                <w:rFonts w:ascii="Verdana" w:hAnsi="Verdana"/>
+                <w:b w:val="0"/>
                 <w:sz w:val="16"/>
               </w:rPr>
-              <w:t>Sub 1</w:t>
+              <w:t>ПОД 1</w:t>
             </w:r>
           </w:p>
         </w:tc>
         <w:tc>
           <w:tcPr>
             <w:tcW w:type="dxa" w:w="3784"/>
-            <w:shd w:val="clear" w:color="auto" w:fill="D9E2F3"/>
+            <w:shd w:val="clear" w:color="auto" w:fill="D9D9D9"/>
           </w:tcPr>
           <w:p>
-            <w:pPr>
-              <w:jc w:val="center"/>
-            </w:pPr>
             <w:r/>
             <w:r>
               <w:rPr>
-                <w:rFonts w:ascii="Arial" w:hAnsi="Arial"/>
-                <w:b/>
+                <w:rFonts w:ascii="Verdana" w:hAnsi="Verdana"/>
+                <w:b w:val="0"/>
                 <w:sz w:val="16"/>
               </w:rPr>
-              <w:t>Note</w:t>
+              <w:t>ПРИМЕЧАНИЕ</w:t>
             </w:r>
           </w:p>
         </w:tc>
@@ -742,7 +754,7 @@
             <w:r/>
             <w:r>
               <w:rPr>
-                <w:rFonts w:ascii="Arial" w:hAnsi="Arial"/>
+                <w:rFonts w:ascii="Verdana" w:hAnsi="Verdana"/>
                 <w:b w:val="0"/>
                 <w:sz w:val="16"/>
               </w:rPr>
@@ -758,7 +770,7 @@
             <w:r/>
             <w:r>
               <w:rPr>
-                <w:rFonts w:ascii="Arial" w:hAnsi="Arial"/>
+                <w:rFonts w:ascii="Verdana" w:hAnsi="Verdana"/>
                 <w:b w:val="0"/>
                 <w:sz w:val="16"/>
               </w:rPr>
@@ -774,7 +786,7 @@
             <w:r/>
             <w:r>
               <w:rPr>
-                <w:rFonts w:ascii="Arial" w:hAnsi="Arial"/>
+                <w:rFonts w:ascii="Verdana" w:hAnsi="Verdana"/>
                 <w:b w:val="0"/>
                 <w:sz w:val="16"/>
               </w:rPr>
@@ -790,7 +802,7 @@
             <w:r/>
             <w:r>
               <w:rPr>
-                <w:rFonts w:ascii="Arial" w:hAnsi="Arial"/>
+                <w:rFonts w:ascii="Verdana" w:hAnsi="Verdana"/>
                 <w:b w:val="0"/>
                 <w:sz w:val="16"/>
               </w:rPr>
@@ -807,7 +819,7 @@
             <w:r/>
             <w:r>
               <w:rPr>
-                <w:rFonts w:ascii="Arial" w:hAnsi="Arial"/>
+                <w:rFonts w:ascii="Verdana" w:hAnsi="Verdana"/>
                 <w:b w:val="0"/>
                 <w:sz w:val="16"/>
               </w:rPr>
@@ -823,7 +835,7 @@
             <w:r/>
             <w:r>
               <w:rPr>
-                <w:rFonts w:ascii="Arial" w:hAnsi="Arial"/>
+                <w:rFonts w:ascii="Verdana" w:hAnsi="Verdana"/>
                 <w:b w:val="0"/>
                 <w:sz w:val="16"/>
               </w:rPr>
@@ -839,7 +851,7 @@
             <w:r/>
             <w:r>
               <w:rPr>
-                <w:rFonts w:ascii="Arial" w:hAnsi="Arial"/>
+                <w:rFonts w:ascii="Verdana" w:hAnsi="Verdana"/>
                 <w:b w:val="0"/>
                 <w:sz w:val="16"/>
               </w:rPr>
@@ -855,7 +867,7 @@
             <w:r/>
             <w:r>
               <w:rPr>
-                <w:rFonts w:ascii="Arial" w:hAnsi="Arial"/>
+                <w:rFonts w:ascii="Verdana" w:hAnsi="Verdana"/>
                 <w:b w:val="0"/>
                 <w:sz w:val="16"/>
               </w:rPr>
@@ -872,7 +884,7 @@
             <w:r/>
             <w:r>
               <w:rPr>
-                <w:rFonts w:ascii="Arial" w:hAnsi="Arial"/>
+                <w:rFonts w:ascii="Verdana" w:hAnsi="Verdana"/>
                 <w:b w:val="0"/>
                 <w:sz w:val="16"/>
               </w:rPr>
@@ -888,7 +900,7 @@
             <w:r/>
             <w:r>
               <w:rPr>
-                <w:rFonts w:ascii="Arial" w:hAnsi="Arial"/>
+                <w:rFonts w:ascii="Verdana" w:hAnsi="Verdana"/>
                 <w:b w:val="0"/>
                 <w:sz w:val="16"/>
               </w:rPr>
@@ -904,7 +916,7 @@
             <w:r/>
             <w:r>
               <w:rPr>
-                <w:rFonts w:ascii="Arial" w:hAnsi="Arial"/>
+                <w:rFonts w:ascii="Verdana" w:hAnsi="Verdana"/>
                 <w:b w:val="0"/>
                 <w:sz w:val="16"/>
               </w:rPr>
@@ -920,7 +932,7 @@
             <w:r/>
             <w:r>
               <w:rPr>
-                <w:rFonts w:ascii="Arial" w:hAnsi="Arial"/>
+                <w:rFonts w:ascii="Verdana" w:hAnsi="Verdana"/>
                 <w:b w:val="0"/>
                 <w:sz w:val="16"/>
               </w:rPr>
@@ -937,7 +949,7 @@
             <w:r/>
             <w:r>
               <w:rPr>
-                <w:rFonts w:ascii="Arial" w:hAnsi="Arial"/>
+                <w:rFonts w:ascii="Verdana" w:hAnsi="Verdana"/>
                 <w:b w:val="0"/>
                 <w:sz w:val="16"/>
               </w:rPr>
@@ -953,7 +965,7 @@
             <w:r/>
             <w:r>
               <w:rPr>
-                <w:rFonts w:ascii="Arial" w:hAnsi="Arial"/>
+                <w:rFonts w:ascii="Verdana" w:hAnsi="Verdana"/>
                 <w:b w:val="0"/>
                 <w:sz w:val="16"/>
               </w:rPr>
@@ -969,7 +981,7 @@
             <w:r/>
             <w:r>
               <w:rPr>
-                <w:rFonts w:ascii="Arial" w:hAnsi="Arial"/>
+                <w:rFonts w:ascii="Verdana" w:hAnsi="Verdana"/>
                 <w:b w:val="0"/>
                 <w:sz w:val="16"/>
               </w:rPr>
@@ -985,7 +997,7 @@
             <w:r/>
             <w:r>
               <w:rPr>
-                <w:rFonts w:ascii="Arial" w:hAnsi="Arial"/>
+                <w:rFonts w:ascii="Verdana" w:hAnsi="Verdana"/>
                 <w:b w:val="0"/>
                 <w:sz w:val="16"/>
               </w:rPr>
@@ -1002,7 +1014,7 @@
             <w:r/>
             <w:r>
               <w:rPr>
-                <w:rFonts w:ascii="Arial" w:hAnsi="Arial"/>
+                <w:rFonts w:ascii="Verdana" w:hAnsi="Verdana"/>
                 <w:b w:val="0"/>
                 <w:sz w:val="16"/>
               </w:rPr>
@@ -1018,7 +1030,7 @@
             <w:r/>
             <w:r>
               <w:rPr>
-                <w:rFonts w:ascii="Arial" w:hAnsi="Arial"/>
+                <w:rFonts w:ascii="Verdana" w:hAnsi="Verdana"/>
                 <w:b w:val="0"/>
                 <w:sz w:val="16"/>
               </w:rPr>
@@ -1034,7 +1046,7 @@
             <w:r/>
             <w:r>
               <w:rPr>
-                <w:rFonts w:ascii="Arial" w:hAnsi="Arial"/>
+                <w:rFonts w:ascii="Verdana" w:hAnsi="Verdana"/>
                 <w:b w:val="0"/>
                 <w:sz w:val="16"/>
               </w:rPr>
@@ -1050,7 +1062,7 @@
             <w:r/>
             <w:r>
               <w:rPr>
-                <w:rFonts w:ascii="Arial" w:hAnsi="Arial"/>
+                <w:rFonts w:ascii="Verdana" w:hAnsi="Verdana"/>
                 <w:b w:val="0"/>
                 <w:sz w:val="16"/>
               </w:rPr>
@@ -1067,7 +1079,7 @@
             <w:r/>
             <w:r>
               <w:rPr>
-                <w:rFonts w:ascii="Arial" w:hAnsi="Arial"/>
+                <w:rFonts w:ascii="Verdana" w:hAnsi="Verdana"/>
                 <w:b w:val="0"/>
                 <w:sz w:val="16"/>
               </w:rPr>
@@ -1083,7 +1095,7 @@
             <w:r/>
             <w:r>
               <w:rPr>
-                <w:rFonts w:ascii="Arial" w:hAnsi="Arial"/>
+                <w:rFonts w:ascii="Verdana" w:hAnsi="Verdana"/>
                 <w:b w:val="0"/>
                 <w:sz w:val="16"/>
               </w:rPr>
@@ -1099,7 +1111,7 @@
             <w:r/>
             <w:r>
               <w:rPr>
-                <w:rFonts w:ascii="Arial" w:hAnsi="Arial"/>
+                <w:rFonts w:ascii="Verdana" w:hAnsi="Verdana"/>
                 <w:b w:val="0"/>
                 <w:sz w:val="16"/>
               </w:rPr>
@@ -1115,7 +1127,7 @@
             <w:r/>
             <w:r>
               <w:rPr>
-                <w:rFonts w:ascii="Arial" w:hAnsi="Arial"/>
+                <w:rFonts w:ascii="Verdana" w:hAnsi="Verdana"/>
                 <w:b w:val="0"/>
                 <w:sz w:val="16"/>
               </w:rPr>
@@ -1132,7 +1144,7 @@
             <w:r/>
             <w:r>
               <w:rPr>
-                <w:rFonts w:ascii="Arial" w:hAnsi="Arial"/>
+                <w:rFonts w:ascii="Verdana" w:hAnsi="Verdana"/>
                 <w:b w:val="0"/>
                 <w:sz w:val="16"/>
               </w:rPr>
@@ -1148,7 +1160,7 @@
             <w:r/>
             <w:r>
               <w:rPr>
-                <w:rFonts w:ascii="Arial" w:hAnsi="Arial"/>
+                <w:rFonts w:ascii="Verdana" w:hAnsi="Verdana"/>
                 <w:b w:val="0"/>
                 <w:sz w:val="16"/>
               </w:rPr>
@@ -1164,7 +1176,7 @@
             <w:r/>
             <w:r>
               <w:rPr>
-                <w:rFonts w:ascii="Arial" w:hAnsi="Arial"/>
+                <w:rFonts w:ascii="Verdana" w:hAnsi="Verdana"/>
                 <w:b w:val="0"/>
                 <w:sz w:val="16"/>
               </w:rPr>
@@ -1180,7 +1192,7 @@
             <w:r/>
             <w:r>
               <w:rPr>
-                <w:rFonts w:ascii="Arial" w:hAnsi="Arial"/>
+                <w:rFonts w:ascii="Verdana" w:hAnsi="Verdana"/>
                 <w:b w:val="0"/>
                 <w:sz w:val="16"/>
               </w:rPr>
@@ -1197,7 +1209,7 @@
             <w:r/>
             <w:r>
               <w:rPr>
-                <w:rFonts w:ascii="Arial" w:hAnsi="Arial"/>
+                <w:rFonts w:ascii="Verdana" w:hAnsi="Verdana"/>
                 <w:b w:val="0"/>
                 <w:sz w:val="16"/>
               </w:rPr>
@@ -1213,7 +1225,7 @@
             <w:r/>
             <w:r>
               <w:rPr>
-                <w:rFonts w:ascii="Arial" w:hAnsi="Arial"/>
+                <w:rFonts w:ascii="Verdana" w:hAnsi="Verdana"/>
                 <w:b w:val="0"/>
                 <w:sz w:val="16"/>
               </w:rPr>
@@ -1229,7 +1241,7 @@
             <w:r/>
             <w:r>
               <w:rPr>
-                <w:rFonts w:ascii="Arial" w:hAnsi="Arial"/>
+                <w:rFonts w:ascii="Verdana" w:hAnsi="Verdana"/>
                 <w:b w:val="0"/>
                 <w:sz w:val="16"/>
               </w:rPr>
@@ -1245,7 +1257,7 @@
             <w:r/>
             <w:r>
               <w:rPr>
-                <w:rFonts w:ascii="Arial" w:hAnsi="Arial"/>
+                <w:rFonts w:ascii="Verdana" w:hAnsi="Verdana"/>
                 <w:b w:val="0"/>
                 <w:sz w:val="16"/>
               </w:rPr>
@@ -1262,7 +1274,7 @@
             <w:r/>
             <w:r>
               <w:rPr>
-                <w:rFonts w:ascii="Arial" w:hAnsi="Arial"/>
+                <w:rFonts w:ascii="Verdana" w:hAnsi="Verdana"/>
                 <w:b w:val="0"/>
                 <w:sz w:val="16"/>
               </w:rPr>
@@ -1278,7 +1290,7 @@
             <w:r/>
             <w:r>
               <w:rPr>
-                <w:rFonts w:ascii="Arial" w:hAnsi="Arial"/>
+                <w:rFonts w:ascii="Verdana" w:hAnsi="Verdana"/>
                 <w:b w:val="0"/>
                 <w:sz w:val="16"/>
               </w:rPr>
@@ -1294,7 +1306,7 @@
             <w:r/>
             <w:r>
               <w:rPr>
-                <w:rFonts w:ascii="Arial" w:hAnsi="Arial"/>
+                <w:rFonts w:ascii="Verdana" w:hAnsi="Verdana"/>
                 <w:b w:val="0"/>
                 <w:sz w:val="16"/>
               </w:rPr>
@@ -1310,7 +1322,7 @@
             <w:r/>
             <w:r>
               <w:rPr>
-                <w:rFonts w:ascii="Arial" w:hAnsi="Arial"/>
+                <w:rFonts w:ascii="Verdana" w:hAnsi="Verdana"/>
                 <w:b w:val="0"/>
                 <w:sz w:val="16"/>
               </w:rPr>
@@ -1327,7 +1339,7 @@
             <w:r/>
             <w:r>
               <w:rPr>
-                <w:rFonts w:ascii="Arial" w:hAnsi="Arial"/>
+                <w:rFonts w:ascii="Verdana" w:hAnsi="Verdana"/>
                 <w:b w:val="0"/>
                 <w:sz w:val="16"/>
               </w:rPr>
@@ -1343,7 +1355,7 @@
             <w:r/>
             <w:r>
               <w:rPr>
-                <w:rFonts w:ascii="Arial" w:hAnsi="Arial"/>
+                <w:rFonts w:ascii="Verdana" w:hAnsi="Verdana"/>
                 <w:b w:val="0"/>
                 <w:sz w:val="16"/>
               </w:rPr>
@@ -1359,7 +1371,7 @@
             <w:r/>
             <w:r>
               <w:rPr>
-                <w:rFonts w:ascii="Arial" w:hAnsi="Arial"/>
+                <w:rFonts w:ascii="Verdana" w:hAnsi="Verdana"/>
                 <w:b w:val="0"/>
                 <w:sz w:val="16"/>
               </w:rPr>
@@ -1375,7 +1387,7 @@
             <w:r/>
             <w:r>
               <w:rPr>
-                <w:rFonts w:ascii="Arial" w:hAnsi="Arial"/>
+                <w:rFonts w:ascii="Verdana" w:hAnsi="Verdana"/>
                 <w:b w:val="0"/>
                 <w:sz w:val="16"/>
               </w:rPr>
@@ -1392,7 +1404,7 @@
             <w:r/>
             <w:r>
               <w:rPr>
-                <w:rFonts w:ascii="Arial" w:hAnsi="Arial"/>
+                <w:rFonts w:ascii="Verdana" w:hAnsi="Verdana"/>
                 <w:b w:val="0"/>
                 <w:sz w:val="16"/>
               </w:rPr>
@@ -1408,7 +1420,7 @@
             <w:r/>
             <w:r>
               <w:rPr>
-                <w:rFonts w:ascii="Arial" w:hAnsi="Arial"/>
+                <w:rFonts w:ascii="Verdana" w:hAnsi="Verdana"/>
                 <w:b w:val="0"/>
                 <w:sz w:val="16"/>
               </w:rPr>
@@ -1424,7 +1436,7 @@
             <w:r/>
             <w:r>
               <w:rPr>
-                <w:rFonts w:ascii="Arial" w:hAnsi="Arial"/>
+                <w:rFonts w:ascii="Verdana" w:hAnsi="Verdana"/>
                 <w:b w:val="0"/>
                 <w:sz w:val="16"/>
               </w:rPr>
@@ -1439,7 +1451,7 @@
             <w:r/>
             <w:r>
               <w:rPr>
-                <w:rFonts w:ascii="Arial" w:hAnsi="Arial"/>
+                <w:rFonts w:ascii="Verdana" w:hAnsi="Verdana"/>
                 <w:b w:val="0"/>
                 <w:sz w:val="16"/>
               </w:rPr>
@@ -1456,7 +1468,7 @@
             <w:r/>
             <w:r>
               <w:rPr>
-                <w:rFonts w:ascii="Arial" w:hAnsi="Arial"/>
+                <w:rFonts w:ascii="Verdana" w:hAnsi="Verdana"/>
                 <w:b w:val="0"/>
                 <w:sz w:val="16"/>
               </w:rPr>
@@ -1472,7 +1484,7 @@
             <w:r/>
             <w:r>
               <w:rPr>
-                <w:rFonts w:ascii="Arial" w:hAnsi="Arial"/>
+                <w:rFonts w:ascii="Verdana" w:hAnsi="Verdana"/>
                 <w:b w:val="0"/>
                 <w:sz w:val="16"/>
               </w:rPr>
@@ -1488,7 +1500,7 @@
             <w:r/>
             <w:r>
               <w:rPr>
-                <w:rFonts w:ascii="Arial" w:hAnsi="Arial"/>
+                <w:rFonts w:ascii="Verdana" w:hAnsi="Verdana"/>
                 <w:b w:val="0"/>
                 <w:sz w:val="16"/>
               </w:rPr>
@@ -1503,7 +1515,7 @@
             <w:r/>
             <w:r>
               <w:rPr>
-                <w:rFonts w:ascii="Arial" w:hAnsi="Arial"/>
+                <w:rFonts w:ascii="Verdana" w:hAnsi="Verdana"/>
                 <w:b w:val="0"/>
                 <w:sz w:val="16"/>
               </w:rPr>
@@ -1516,7 +1528,7 @@
     <w:p>
       <w:r>
         <w:rPr>
-          <w:rFonts w:ascii="Arial" w:hAnsi="Arial"/>
+          <w:rFonts w:ascii="Verdana" w:hAnsi="Verdana"/>
           <w:b/>
           <w:sz w:val="18"/>
         </w:rPr>
@@ -1529,6 +1541,20 @@
         <w:tblW w:type="auto" w:w="0"/>
         <w:jc w:val="center"/>
         <w:tblLook w:firstColumn="1" w:firstRow="1" w:lastColumn="0" w:lastRow="0" w:noHBand="0" w:noVBand="1" w:val="04A0"/>
+        <w:tblBorders>
+          <w:top w:val="single" w:sz="4" w:space="0" w:color="595959"/>
+          <w:left w:val="single" w:sz="4" w:space="0" w:color="595959"/>
+          <w:bottom w:val="single" w:sz="4" w:space="0" w:color="595959"/>
+          <w:right w:val="single" w:sz="4" w:space="0" w:color="595959"/>
+          <w:insideH w:val="single" w:sz="4" w:space="0" w:color="595959"/>
+          <w:insideV w:val="single" w:sz="4" w:space="0" w:color="595959"/>
+        </w:tblBorders>
+        <w:tblCellMar>
+          <w:top w:w="85" w:type="dxa"/>
+          <w:left w:w="85" w:type="dxa"/>
+          <w:bottom w:w="85" w:type="dxa"/>
+          <w:right w:w="85" w:type="dxa"/>
+        </w:tblCellMar>
       </w:tblPr>
       <w:tblGrid>
         <w:gridCol w:w="5046"/>
@@ -1538,61 +1564,52 @@
       <w:tr>
         <w:tc>
           <w:tcPr>
-            <w:tcW w:type="dxa" w:w="5046"/>
-            <w:shd w:val="clear" w:color="auto" w:fill="D9E2F3"/>
+            <w:tcW w:type="dxa" w:w="1134"/>
+            <w:shd w:val="clear" w:color="auto" w:fill="D9D9D9"/>
           </w:tcPr>
           <w:p>
-            <w:pPr>
-              <w:jc w:val="center"/>
-            </w:pPr>
             <w:r/>
             <w:r>
               <w:rPr>
-                <w:rFonts w:ascii="Arial" w:hAnsi="Arial"/>
-                <w:b/>
+                <w:rFonts w:ascii="Verdana" w:hAnsi="Verdana"/>
+                <w:b w:val="0"/>
                 <w:sz w:val="16"/>
               </w:rPr>
-              <w:t>Code Figure</w:t>
+              <w:t>КОДОВАЯ ЦИФРА</w:t>
             </w:r>
           </w:p>
         </w:tc>
         <w:tc>
           <w:tcPr>
             <w:tcW w:type="dxa" w:w="5046"/>
-            <w:shd w:val="clear" w:color="auto" w:fill="D9E2F3"/>
+            <w:shd w:val="clear" w:color="auto" w:fill="D9D9D9"/>
           </w:tcPr>
           <w:p>
-            <w:pPr>
-              <w:jc w:val="center"/>
-            </w:pPr>
             <w:r/>
             <w:r>
               <w:rPr>
-                <w:rFonts w:ascii="Arial" w:hAnsi="Arial"/>
-                <w:b/>
+                <w:rFonts w:ascii="Verdana" w:hAnsi="Verdana"/>
+                <w:b w:val="0"/>
                 <w:sz w:val="16"/>
               </w:rPr>
-              <w:t>Entry Name</w:t>
+              <w:t>ЗНАЧЕНИЕ</w:t>
             </w:r>
           </w:p>
         </w:tc>
         <w:tc>
           <w:tcPr>
             <w:tcW w:type="dxa" w:w="5046"/>
-            <w:shd w:val="clear" w:color="auto" w:fill="D9E2F3"/>
+            <w:shd w:val="clear" w:color="auto" w:fill="D9D9D9"/>
           </w:tcPr>
           <w:p>
-            <w:pPr>
-              <w:jc w:val="center"/>
-            </w:pPr>
             <w:r/>
             <w:r>
               <w:rPr>
-                <w:rFonts w:ascii="Arial" w:hAnsi="Arial"/>
-                <w:b/>
+                <w:rFonts w:ascii="Verdana" w:hAnsi="Verdana"/>
+                <w:b w:val="0"/>
                 <w:sz w:val="16"/>
               </w:rPr>
-              <w:t>Note</w:t>
+              <w:t>ПРИМЕЧАНИЕ</w:t>
             </w:r>
           </w:p>
         </w:tc>
@@ -1606,7 +1623,7 @@
             <w:r/>
             <w:r>
               <w:rPr>
-                <w:rFonts w:ascii="Arial" w:hAnsi="Arial"/>
+                <w:rFonts w:ascii="Verdana" w:hAnsi="Verdana"/>
                 <w:b w:val="0"/>
                 <w:sz w:val="16"/>
               </w:rPr>
@@ -1621,7 +1638,7 @@
             <w:r/>
             <w:r>
               <w:rPr>
-                <w:rFonts w:ascii="Arial" w:hAnsi="Arial"/>
+                <w:rFonts w:ascii="Verdana" w:hAnsi="Verdana"/>
                 <w:b w:val="0"/>
                 <w:sz w:val="16"/>
               </w:rPr>
@@ -1637,7 +1654,7 @@
             <w:r/>
             <w:r>
               <w:rPr>
-                <w:rFonts w:ascii="Arial" w:hAnsi="Arial"/>
+                <w:rFonts w:ascii="Verdana" w:hAnsi="Verdana"/>
                 <w:b w:val="0"/>
                 <w:sz w:val="16"/>
               </w:rPr>
@@ -1650,7 +1667,7 @@
     <w:p>
       <w:r>
         <w:rPr>
-          <w:rFonts w:ascii="Arial" w:hAnsi="Arial"/>
+          <w:rFonts w:ascii="Verdana" w:hAnsi="Verdana"/>
           <w:b/>
           <w:sz w:val="18"/>
         </w:rPr>
@@ -1663,6 +1680,20 @@
         <w:tblW w:type="auto" w:w="0"/>
         <w:jc w:val="center"/>
         <w:tblLook w:firstColumn="1" w:firstRow="1" w:lastColumn="0" w:lastRow="0" w:noHBand="0" w:noVBand="1" w:val="04A0"/>
+        <w:tblBorders>
+          <w:top w:val="single" w:sz="4" w:space="0" w:color="595959"/>
+          <w:left w:val="single" w:sz="4" w:space="0" w:color="595959"/>
+          <w:bottom w:val="single" w:sz="4" w:space="0" w:color="595959"/>
+          <w:right w:val="single" w:sz="4" w:space="0" w:color="595959"/>
+          <w:insideH w:val="single" w:sz="4" w:space="0" w:color="595959"/>
+          <w:insideV w:val="single" w:sz="4" w:space="0" w:color="595959"/>
+        </w:tblBorders>
+        <w:tblCellMar>
+          <w:top w:w="85" w:type="dxa"/>
+          <w:left w:w="85" w:type="dxa"/>
+          <w:bottom w:w="85" w:type="dxa"/>
+          <w:right w:w="85" w:type="dxa"/>
+        </w:tblCellMar>
       </w:tblPr>
       <w:tblGrid>
         <w:gridCol w:w="5046"/>
@@ -1672,61 +1703,52 @@
       <w:tr>
         <w:tc>
           <w:tcPr>
-            <w:tcW w:type="dxa" w:w="5046"/>
-            <w:shd w:val="clear" w:color="auto" w:fill="D9E2F3"/>
+            <w:tcW w:type="dxa" w:w="1134"/>
+            <w:shd w:val="clear" w:color="auto" w:fill="D9D9D9"/>
           </w:tcPr>
           <w:p>
-            <w:pPr>
-              <w:jc w:val="center"/>
-            </w:pPr>
             <w:r/>
             <w:r>
               <w:rPr>
-                <w:rFonts w:ascii="Arial" w:hAnsi="Arial"/>
-                <w:b/>
+                <w:rFonts w:ascii="Verdana" w:hAnsi="Verdana"/>
+                <w:b w:val="0"/>
                 <w:sz w:val="16"/>
               </w:rPr>
-              <w:t>Code Figure</w:t>
+              <w:t>КОДОВАЯ ЦИФРА</w:t>
             </w:r>
           </w:p>
         </w:tc>
         <w:tc>
           <w:tcPr>
             <w:tcW w:type="dxa" w:w="5046"/>
-            <w:shd w:val="clear" w:color="auto" w:fill="D9E2F3"/>
+            <w:shd w:val="clear" w:color="auto" w:fill="D9D9D9"/>
           </w:tcPr>
           <w:p>
-            <w:pPr>
-              <w:jc w:val="center"/>
-            </w:pPr>
             <w:r/>
             <w:r>
               <w:rPr>
-                <w:rFonts w:ascii="Arial" w:hAnsi="Arial"/>
-                <w:b/>
+                <w:rFonts w:ascii="Verdana" w:hAnsi="Verdana"/>
+                <w:b w:val="0"/>
                 <w:sz w:val="16"/>
               </w:rPr>
-              <w:t>Entry Name</w:t>
+              <w:t>ЗНАЧЕНИЕ</w:t>
             </w:r>
           </w:p>
         </w:tc>
         <w:tc>
           <w:tcPr>
             <w:tcW w:type="dxa" w:w="5046"/>
-            <w:shd w:val="clear" w:color="auto" w:fill="D9E2F3"/>
+            <w:shd w:val="clear" w:color="auto" w:fill="D9D9D9"/>
           </w:tcPr>
           <w:p>
-            <w:pPr>
-              <w:jc w:val="center"/>
-            </w:pPr>
             <w:r/>
             <w:r>
               <w:rPr>
-                <w:rFonts w:ascii="Arial" w:hAnsi="Arial"/>
-                <w:b/>
+                <w:rFonts w:ascii="Verdana" w:hAnsi="Verdana"/>
+                <w:b w:val="0"/>
                 <w:sz w:val="16"/>
               </w:rPr>
-              <w:t>Note</w:t>
+              <w:t>ПРИМЕЧАНИЕ</w:t>
             </w:r>
           </w:p>
         </w:tc>
@@ -1740,7 +1762,7 @@
             <w:r/>
             <w:r>
               <w:rPr>
-                <w:rFonts w:ascii="Arial" w:hAnsi="Arial"/>
+                <w:rFonts w:ascii="Verdana" w:hAnsi="Verdana"/>
                 <w:b w:val="0"/>
                 <w:sz w:val="16"/>
               </w:rPr>
@@ -1755,7 +1777,7 @@
             <w:r/>
             <w:r>
               <w:rPr>
-                <w:rFonts w:ascii="Arial" w:hAnsi="Arial"/>
+                <w:rFonts w:ascii="Verdana" w:hAnsi="Verdana"/>
                 <w:b w:val="0"/>
                 <w:sz w:val="16"/>
               </w:rPr>
@@ -1771,7 +1793,7 @@
             <w:r/>
             <w:r>
               <w:rPr>
-                <w:rFonts w:ascii="Arial" w:hAnsi="Arial"/>
+                <w:rFonts w:ascii="Verdana" w:hAnsi="Verdana"/>
                 <w:b w:val="0"/>
                 <w:sz w:val="16"/>
               </w:rPr>
@@ -1784,7 +1806,7 @@
     <w:p>
       <w:r>
         <w:rPr>
-          <w:rFonts w:ascii="Arial" w:hAnsi="Arial"/>
+          <w:rFonts w:ascii="Verdana" w:hAnsi="Verdana"/>
           <w:b/>
           <w:sz w:val="18"/>
         </w:rPr>
@@ -1797,6 +1819,20 @@
         <w:tblW w:type="auto" w:w="0"/>
         <w:jc w:val="center"/>
         <w:tblLook w:firstColumn="1" w:firstRow="1" w:lastColumn="0" w:lastRow="0" w:noHBand="0" w:noVBand="1" w:val="04A0"/>
+        <w:tblBorders>
+          <w:top w:val="single" w:sz="4" w:space="0" w:color="595959"/>
+          <w:left w:val="single" w:sz="4" w:space="0" w:color="595959"/>
+          <w:bottom w:val="single" w:sz="4" w:space="0" w:color="595959"/>
+          <w:right w:val="single" w:sz="4" w:space="0" w:color="595959"/>
+          <w:insideH w:val="single" w:sz="4" w:space="0" w:color="595959"/>
+          <w:insideV w:val="single" w:sz="4" w:space="0" w:color="595959"/>
+        </w:tblBorders>
+        <w:tblCellMar>
+          <w:top w:w="85" w:type="dxa"/>
+          <w:left w:w="85" w:type="dxa"/>
+          <w:bottom w:w="85" w:type="dxa"/>
+          <w:right w:w="85" w:type="dxa"/>
+        </w:tblCellMar>
       </w:tblPr>
       <w:tblGrid>
         <w:gridCol w:w="5046"/>
@@ -1806,61 +1842,52 @@
       <w:tr>
         <w:tc>
           <w:tcPr>
-            <w:tcW w:type="dxa" w:w="5046"/>
-            <w:shd w:val="clear" w:color="auto" w:fill="D9E2F3"/>
+            <w:tcW w:type="dxa" w:w="1134"/>
+            <w:shd w:val="clear" w:color="auto" w:fill="D9D9D9"/>
           </w:tcPr>
           <w:p>
-            <w:pPr>
-              <w:jc w:val="center"/>
-            </w:pPr>
             <w:r/>
             <w:r>
               <w:rPr>
-                <w:rFonts w:ascii="Arial" w:hAnsi="Arial"/>
-                <w:b/>
+                <w:rFonts w:ascii="Verdana" w:hAnsi="Verdana"/>
+                <w:b w:val="0"/>
                 <w:sz w:val="16"/>
               </w:rPr>
-              <w:t>Code Figure</w:t>
+              <w:t>КОДОВАЯ ЦИФРА</w:t>
             </w:r>
           </w:p>
         </w:tc>
         <w:tc>
           <w:tcPr>
             <w:tcW w:type="dxa" w:w="5046"/>
-            <w:shd w:val="clear" w:color="auto" w:fill="D9E2F3"/>
+            <w:shd w:val="clear" w:color="auto" w:fill="D9D9D9"/>
           </w:tcPr>
           <w:p>
-            <w:pPr>
-              <w:jc w:val="center"/>
-            </w:pPr>
             <w:r/>
             <w:r>
               <w:rPr>
-                <w:rFonts w:ascii="Arial" w:hAnsi="Arial"/>
-                <w:b/>
+                <w:rFonts w:ascii="Verdana" w:hAnsi="Verdana"/>
+                <w:b w:val="0"/>
                 <w:sz w:val="16"/>
               </w:rPr>
-              <w:t>Entry Name</w:t>
+              <w:t>ЗНАЧЕНИЕ</w:t>
             </w:r>
           </w:p>
         </w:tc>
         <w:tc>
           <w:tcPr>
             <w:tcW w:type="dxa" w:w="5046"/>
-            <w:shd w:val="clear" w:color="auto" w:fill="D9E2F3"/>
+            <w:shd w:val="clear" w:color="auto" w:fill="D9D9D9"/>
           </w:tcPr>
           <w:p>
-            <w:pPr>
-              <w:jc w:val="center"/>
-            </w:pPr>
             <w:r/>
             <w:r>
               <w:rPr>
-                <w:rFonts w:ascii="Arial" w:hAnsi="Arial"/>
-                <w:b/>
+                <w:rFonts w:ascii="Verdana" w:hAnsi="Verdana"/>
+                <w:b w:val="0"/>
                 <w:sz w:val="16"/>
               </w:rPr>
-              <w:t>Note</w:t>
+              <w:t>ПРИМЕЧАНИЕ</w:t>
             </w:r>
           </w:p>
         </w:tc>
@@ -1874,7 +1901,7 @@
             <w:r/>
             <w:r>
               <w:rPr>
-                <w:rFonts w:ascii="Arial" w:hAnsi="Arial"/>
+                <w:rFonts w:ascii="Verdana" w:hAnsi="Verdana"/>
                 <w:b w:val="0"/>
                 <w:sz w:val="16"/>
               </w:rPr>
@@ -1890,7 +1917,7 @@
             <w:r/>
             <w:r>
               <w:rPr>
-                <w:rFonts w:ascii="Arial" w:hAnsi="Arial"/>
+                <w:rFonts w:ascii="Verdana" w:hAnsi="Verdana"/>
                 <w:b w:val="0"/>
                 <w:sz w:val="16"/>
               </w:rPr>
@@ -1906,7 +1933,7 @@
             <w:r/>
             <w:r>
               <w:rPr>
-                <w:rFonts w:ascii="Arial" w:hAnsi="Arial"/>
+                <w:rFonts w:ascii="Verdana" w:hAnsi="Verdana"/>
                 <w:b w:val="0"/>
                 <w:sz w:val="16"/>
               </w:rPr>
@@ -1923,7 +1950,7 @@
             <w:r/>
             <w:r>
               <w:rPr>
-                <w:rFonts w:ascii="Arial" w:hAnsi="Arial"/>
+                <w:rFonts w:ascii="Verdana" w:hAnsi="Verdana"/>
                 <w:b w:val="0"/>
                 <w:sz w:val="16"/>
               </w:rPr>
@@ -1939,7 +1966,7 @@
             <w:r/>
             <w:r>
               <w:rPr>
-                <w:rFonts w:ascii="Arial" w:hAnsi="Arial"/>
+                <w:rFonts w:ascii="Verdana" w:hAnsi="Verdana"/>
                 <w:b w:val="0"/>
                 <w:sz w:val="16"/>
               </w:rPr>
@@ -1955,7 +1982,7 @@
             <w:r/>
             <w:r>
               <w:rPr>
-                <w:rFonts w:ascii="Arial" w:hAnsi="Arial"/>
+                <w:rFonts w:ascii="Verdana" w:hAnsi="Verdana"/>
                 <w:b w:val="0"/>
                 <w:sz w:val="16"/>
               </w:rPr>
@@ -1972,7 +1999,7 @@
             <w:r/>
             <w:r>
               <w:rPr>
-                <w:rFonts w:ascii="Arial" w:hAnsi="Arial"/>
+                <w:rFonts w:ascii="Verdana" w:hAnsi="Verdana"/>
                 <w:b w:val="0"/>
                 <w:sz w:val="16"/>
               </w:rPr>
@@ -1988,7 +2015,7 @@
             <w:r/>
             <w:r>
               <w:rPr>
-                <w:rFonts w:ascii="Arial" w:hAnsi="Arial"/>
+                <w:rFonts w:ascii="Verdana" w:hAnsi="Verdana"/>
                 <w:b w:val="0"/>
                 <w:sz w:val="16"/>
               </w:rPr>
@@ -2004,7 +2031,7 @@
             <w:r/>
             <w:r>
               <w:rPr>
-                <w:rFonts w:ascii="Arial" w:hAnsi="Arial"/>
+                <w:rFonts w:ascii="Verdana" w:hAnsi="Verdana"/>
                 <w:b w:val="0"/>
                 <w:sz w:val="16"/>
               </w:rPr>
@@ -2021,7 +2048,7 @@
             <w:r/>
             <w:r>
               <w:rPr>
-                <w:rFonts w:ascii="Arial" w:hAnsi="Arial"/>
+                <w:rFonts w:ascii="Verdana" w:hAnsi="Verdana"/>
                 <w:b w:val="0"/>
                 <w:sz w:val="16"/>
               </w:rPr>
@@ -2037,7 +2064,7 @@
             <w:r/>
             <w:r>
               <w:rPr>
-                <w:rFonts w:ascii="Arial" w:hAnsi="Arial"/>
+                <w:rFonts w:ascii="Verdana" w:hAnsi="Verdana"/>
                 <w:b w:val="0"/>
                 <w:sz w:val="16"/>
               </w:rPr>
@@ -2053,7 +2080,7 @@
             <w:r/>
             <w:r>
               <w:rPr>
-                <w:rFonts w:ascii="Arial" w:hAnsi="Arial"/>
+                <w:rFonts w:ascii="Verdana" w:hAnsi="Verdana"/>
                 <w:b w:val="0"/>
                 <w:sz w:val="16"/>
               </w:rPr>
@@ -2070,7 +2097,7 @@
             <w:r/>
             <w:r>
               <w:rPr>
-                <w:rFonts w:ascii="Arial" w:hAnsi="Arial"/>
+                <w:rFonts w:ascii="Verdana" w:hAnsi="Verdana"/>
                 <w:b w:val="0"/>
                 <w:sz w:val="16"/>
               </w:rPr>
@@ -2086,7 +2113,7 @@
             <w:r/>
             <w:r>
               <w:rPr>
-                <w:rFonts w:ascii="Arial" w:hAnsi="Arial"/>
+                <w:rFonts w:ascii="Verdana" w:hAnsi="Verdana"/>
                 <w:b w:val="0"/>
                 <w:sz w:val="16"/>
               </w:rPr>
@@ -2102,7 +2129,7 @@
             <w:r/>
             <w:r>
               <w:rPr>
-                <w:rFonts w:ascii="Arial" w:hAnsi="Arial"/>
+                <w:rFonts w:ascii="Verdana" w:hAnsi="Verdana"/>
                 <w:b w:val="0"/>
                 <w:sz w:val="16"/>
               </w:rPr>
@@ -2119,7 +2146,7 @@
             <w:r/>
             <w:r>
               <w:rPr>
-                <w:rFonts w:ascii="Arial" w:hAnsi="Arial"/>
+                <w:rFonts w:ascii="Verdana" w:hAnsi="Verdana"/>
                 <w:b w:val="0"/>
                 <w:sz w:val="16"/>
               </w:rPr>
@@ -2135,7 +2162,7 @@
             <w:r/>
             <w:r>
               <w:rPr>
-                <w:rFonts w:ascii="Arial" w:hAnsi="Arial"/>
+                <w:rFonts w:ascii="Verdana" w:hAnsi="Verdana"/>
                 <w:b w:val="0"/>
                 <w:sz w:val="16"/>
               </w:rPr>
@@ -2151,7 +2178,7 @@
             <w:r/>
             <w:r>
               <w:rPr>
-                <w:rFonts w:ascii="Arial" w:hAnsi="Arial"/>
+                <w:rFonts w:ascii="Verdana" w:hAnsi="Verdana"/>
                 <w:b w:val="0"/>
                 <w:sz w:val="16"/>
               </w:rPr>
@@ -2168,7 +2195,7 @@
             <w:r/>
             <w:r>
               <w:rPr>
-                <w:rFonts w:ascii="Arial" w:hAnsi="Arial"/>
+                <w:rFonts w:ascii="Verdana" w:hAnsi="Verdana"/>
                 <w:b w:val="0"/>
                 <w:sz w:val="16"/>
               </w:rPr>
@@ -2184,7 +2211,7 @@
             <w:r/>
             <w:r>
               <w:rPr>
-                <w:rFonts w:ascii="Arial" w:hAnsi="Arial"/>
+                <w:rFonts w:ascii="Verdana" w:hAnsi="Verdana"/>
                 <w:b w:val="0"/>
                 <w:sz w:val="16"/>
               </w:rPr>
@@ -2200,7 +2227,7 @@
             <w:r/>
             <w:r>
               <w:rPr>
-                <w:rFonts w:ascii="Arial" w:hAnsi="Arial"/>
+                <w:rFonts w:ascii="Verdana" w:hAnsi="Verdana"/>
                 <w:b w:val="0"/>
                 <w:sz w:val="16"/>
               </w:rPr>
@@ -2217,7 +2244,7 @@
             <w:r/>
             <w:r>
               <w:rPr>
-                <w:rFonts w:ascii="Arial" w:hAnsi="Arial"/>
+                <w:rFonts w:ascii="Verdana" w:hAnsi="Verdana"/>
                 <w:b w:val="0"/>
                 <w:sz w:val="16"/>
               </w:rPr>
@@ -2233,7 +2260,7 @@
             <w:r/>
             <w:r>
               <w:rPr>
-                <w:rFonts w:ascii="Arial" w:hAnsi="Arial"/>
+                <w:rFonts w:ascii="Verdana" w:hAnsi="Verdana"/>
                 <w:b w:val="0"/>
                 <w:sz w:val="16"/>
               </w:rPr>
@@ -2249,7 +2276,7 @@
             <w:r/>
             <w:r>
               <w:rPr>
-                <w:rFonts w:ascii="Arial" w:hAnsi="Arial"/>
+                <w:rFonts w:ascii="Verdana" w:hAnsi="Verdana"/>
                 <w:b w:val="0"/>
                 <w:sz w:val="16"/>
               </w:rPr>
@@ -2266,7 +2293,7 @@
             <w:r/>
             <w:r>
               <w:rPr>
-                <w:rFonts w:ascii="Arial" w:hAnsi="Arial"/>
+                <w:rFonts w:ascii="Verdana" w:hAnsi="Verdana"/>
                 <w:b w:val="0"/>
                 <w:sz w:val="16"/>
               </w:rPr>
@@ -2282,7 +2309,7 @@
             <w:r/>
             <w:r>
               <w:rPr>
-                <w:rFonts w:ascii="Arial" w:hAnsi="Arial"/>
+                <w:rFonts w:ascii="Verdana" w:hAnsi="Verdana"/>
                 <w:b w:val="0"/>
                 <w:sz w:val="16"/>
               </w:rPr>
@@ -2298,7 +2325,7 @@
             <w:r/>
             <w:r>
               <w:rPr>
-                <w:rFonts w:ascii="Arial" w:hAnsi="Arial"/>
+                <w:rFonts w:ascii="Verdana" w:hAnsi="Verdana"/>
                 <w:b w:val="0"/>
                 <w:sz w:val="16"/>
               </w:rPr>
@@ -2315,7 +2342,7 @@
             <w:r/>
             <w:r>
               <w:rPr>
-                <w:rFonts w:ascii="Arial" w:hAnsi="Arial"/>
+                <w:rFonts w:ascii="Verdana" w:hAnsi="Verdana"/>
                 <w:b w:val="0"/>
                 <w:sz w:val="16"/>
               </w:rPr>
@@ -2331,7 +2358,7 @@
             <w:r/>
             <w:r>
               <w:rPr>
-                <w:rFonts w:ascii="Arial" w:hAnsi="Arial"/>
+                <w:rFonts w:ascii="Verdana" w:hAnsi="Verdana"/>
                 <w:b w:val="0"/>
                 <w:sz w:val="16"/>
               </w:rPr>
@@ -2347,7 +2374,7 @@
             <w:r/>
             <w:r>
               <w:rPr>
-                <w:rFonts w:ascii="Arial" w:hAnsi="Arial"/>
+                <w:rFonts w:ascii="Verdana" w:hAnsi="Verdana"/>
                 <w:b w:val="0"/>
                 <w:sz w:val="16"/>
               </w:rPr>
@@ -2364,7 +2391,7 @@
             <w:r/>
             <w:r>
               <w:rPr>
-                <w:rFonts w:ascii="Arial" w:hAnsi="Arial"/>
+                <w:rFonts w:ascii="Verdana" w:hAnsi="Verdana"/>
                 <w:b w:val="0"/>
                 <w:sz w:val="16"/>
               </w:rPr>
@@ -2380,7 +2407,7 @@
             <w:r/>
             <w:r>
               <w:rPr>
-                <w:rFonts w:ascii="Arial" w:hAnsi="Arial"/>
+                <w:rFonts w:ascii="Verdana" w:hAnsi="Verdana"/>
                 <w:b w:val="0"/>
                 <w:sz w:val="16"/>
               </w:rPr>
@@ -2396,7 +2423,7 @@
             <w:r/>
             <w:r>
               <w:rPr>
-                <w:rFonts w:ascii="Arial" w:hAnsi="Arial"/>
+                <w:rFonts w:ascii="Verdana" w:hAnsi="Verdana"/>
                 <w:b w:val="0"/>
                 <w:sz w:val="16"/>
               </w:rPr>
@@ -2413,7 +2440,7 @@
             <w:r/>
             <w:r>
               <w:rPr>
-                <w:rFonts w:ascii="Arial" w:hAnsi="Arial"/>
+                <w:rFonts w:ascii="Verdana" w:hAnsi="Verdana"/>
                 <w:b w:val="0"/>
                 <w:sz w:val="16"/>
               </w:rPr>
@@ -2429,7 +2456,7 @@
             <w:r/>
             <w:r>
               <w:rPr>
-                <w:rFonts w:ascii="Arial" w:hAnsi="Arial"/>
+                <w:rFonts w:ascii="Verdana" w:hAnsi="Verdana"/>
                 <w:b w:val="0"/>
                 <w:sz w:val="16"/>
               </w:rPr>
@@ -2445,7 +2472,7 @@
             <w:r/>
             <w:r>
               <w:rPr>
-                <w:rFonts w:ascii="Arial" w:hAnsi="Arial"/>
+                <w:rFonts w:ascii="Verdana" w:hAnsi="Verdana"/>
                 <w:b w:val="0"/>
                 <w:sz w:val="16"/>
               </w:rPr>
@@ -2462,7 +2489,7 @@
             <w:r/>
             <w:r>
               <w:rPr>
-                <w:rFonts w:ascii="Arial" w:hAnsi="Arial"/>
+                <w:rFonts w:ascii="Verdana" w:hAnsi="Verdana"/>
                 <w:b w:val="0"/>
                 <w:sz w:val="16"/>
               </w:rPr>
@@ -2478,7 +2505,7 @@
             <w:r/>
             <w:r>
               <w:rPr>
-                <w:rFonts w:ascii="Arial" w:hAnsi="Arial"/>
+                <w:rFonts w:ascii="Verdana" w:hAnsi="Verdana"/>
                 <w:b w:val="0"/>
                 <w:sz w:val="16"/>
               </w:rPr>
@@ -2494,7 +2521,7 @@
             <w:r/>
             <w:r>
               <w:rPr>
-                <w:rFonts w:ascii="Arial" w:hAnsi="Arial"/>
+                <w:rFonts w:ascii="Verdana" w:hAnsi="Verdana"/>
                 <w:b w:val="0"/>
                 <w:sz w:val="16"/>
               </w:rPr>
@@ -2511,7 +2538,7 @@
             <w:r/>
             <w:r>
               <w:rPr>
-                <w:rFonts w:ascii="Arial" w:hAnsi="Arial"/>
+                <w:rFonts w:ascii="Verdana" w:hAnsi="Verdana"/>
                 <w:b w:val="0"/>
                 <w:sz w:val="16"/>
               </w:rPr>
@@ -2527,7 +2554,7 @@
             <w:r/>
             <w:r>
               <w:rPr>
-                <w:rFonts w:ascii="Arial" w:hAnsi="Arial"/>
+                <w:rFonts w:ascii="Verdana" w:hAnsi="Verdana"/>
                 <w:b w:val="0"/>
                 <w:sz w:val="16"/>
               </w:rPr>
@@ -2543,7 +2570,7 @@
             <w:r/>
             <w:r>
               <w:rPr>
-                <w:rFonts w:ascii="Arial" w:hAnsi="Arial"/>
+                <w:rFonts w:ascii="Verdana" w:hAnsi="Verdana"/>
                 <w:b w:val="0"/>
                 <w:sz w:val="16"/>
               </w:rPr>
@@ -2556,7 +2583,7 @@
     <w:p>
       <w:r>
         <w:rPr>
-          <w:rFonts w:ascii="Arial" w:hAnsi="Arial"/>
+          <w:rFonts w:ascii="Verdana" w:hAnsi="Verdana"/>
           <w:b/>
           <w:sz w:val="18"/>
         </w:rPr>
@@ -2569,6 +2596,20 @@
         <w:tblW w:type="auto" w:w="0"/>
         <w:jc w:val="center"/>
         <w:tblLook w:firstColumn="1" w:firstRow="1" w:lastColumn="0" w:lastRow="0" w:noHBand="0" w:noVBand="1" w:val="04A0"/>
+        <w:tblBorders>
+          <w:top w:val="single" w:sz="4" w:space="0" w:color="595959"/>
+          <w:left w:val="single" w:sz="4" w:space="0" w:color="595959"/>
+          <w:bottom w:val="single" w:sz="4" w:space="0" w:color="595959"/>
+          <w:right w:val="single" w:sz="4" w:space="0" w:color="595959"/>
+          <w:insideH w:val="single" w:sz="4" w:space="0" w:color="595959"/>
+          <w:insideV w:val="single" w:sz="4" w:space="0" w:color="595959"/>
+        </w:tblBorders>
+        <w:tblCellMar>
+          <w:top w:w="85" w:type="dxa"/>
+          <w:left w:w="85" w:type="dxa"/>
+          <w:bottom w:w="85" w:type="dxa"/>
+          <w:right w:w="85" w:type="dxa"/>
+        </w:tblCellMar>
       </w:tblPr>
       <w:tblGrid>
         <w:gridCol w:w="5046"/>
@@ -2578,61 +2619,52 @@
       <w:tr>
         <w:tc>
           <w:tcPr>
-            <w:tcW w:type="dxa" w:w="5046"/>
-            <w:shd w:val="clear" w:color="auto" w:fill="D9E2F3"/>
+            <w:tcW w:type="dxa" w:w="1134"/>
+            <w:shd w:val="clear" w:color="auto" w:fill="D9D9D9"/>
           </w:tcPr>
           <w:p>
-            <w:pPr>
-              <w:jc w:val="center"/>
-            </w:pPr>
             <w:r/>
             <w:r>
               <w:rPr>
-                <w:rFonts w:ascii="Arial" w:hAnsi="Arial"/>
-                <w:b/>
+                <w:rFonts w:ascii="Verdana" w:hAnsi="Verdana"/>
+                <w:b w:val="0"/>
                 <w:sz w:val="16"/>
               </w:rPr>
-              <w:t>Code Figure</w:t>
+              <w:t>КОДОВАЯ ЦИФРА</w:t>
             </w:r>
           </w:p>
         </w:tc>
         <w:tc>
           <w:tcPr>
             <w:tcW w:type="dxa" w:w="5046"/>
-            <w:shd w:val="clear" w:color="auto" w:fill="D9E2F3"/>
+            <w:shd w:val="clear" w:color="auto" w:fill="D9D9D9"/>
           </w:tcPr>
           <w:p>
-            <w:pPr>
-              <w:jc w:val="center"/>
-            </w:pPr>
             <w:r/>
             <w:r>
               <w:rPr>
-                <w:rFonts w:ascii="Arial" w:hAnsi="Arial"/>
-                <w:b/>
+                <w:rFonts w:ascii="Verdana" w:hAnsi="Verdana"/>
+                <w:b w:val="0"/>
                 <w:sz w:val="16"/>
               </w:rPr>
-              <w:t>Entry Name</w:t>
+              <w:t>ЗНАЧЕНИЕ</w:t>
             </w:r>
           </w:p>
         </w:tc>
         <w:tc>
           <w:tcPr>
             <w:tcW w:type="dxa" w:w="5046"/>
-            <w:shd w:val="clear" w:color="auto" w:fill="D9E2F3"/>
+            <w:shd w:val="clear" w:color="auto" w:fill="D9D9D9"/>
           </w:tcPr>
           <w:p>
-            <w:pPr>
-              <w:jc w:val="center"/>
-            </w:pPr>
             <w:r/>
             <w:r>
               <w:rPr>
-                <w:rFonts w:ascii="Arial" w:hAnsi="Arial"/>
-                <w:b/>
+                <w:rFonts w:ascii="Verdana" w:hAnsi="Verdana"/>
+                <w:b w:val="0"/>
                 <w:sz w:val="16"/>
               </w:rPr>
-              <w:t>Note</w:t>
+              <w:t>ПРИМЕЧАНИЕ</w:t>
             </w:r>
           </w:p>
         </w:tc>
@@ -2646,7 +2678,7 @@
             <w:r/>
             <w:r>
               <w:rPr>
-                <w:rFonts w:ascii="Arial" w:hAnsi="Arial"/>
+                <w:rFonts w:ascii="Verdana" w:hAnsi="Verdana"/>
                 <w:b w:val="0"/>
                 <w:sz w:val="16"/>
               </w:rPr>
@@ -2662,7 +2694,7 @@
             <w:r/>
             <w:r>
               <w:rPr>
-                <w:rFonts w:ascii="Arial" w:hAnsi="Arial"/>
+                <w:rFonts w:ascii="Verdana" w:hAnsi="Verdana"/>
                 <w:b w:val="0"/>
                 <w:sz w:val="16"/>
               </w:rPr>
@@ -2678,7 +2710,7 @@
             <w:r/>
             <w:r>
               <w:rPr>
-                <w:rFonts w:ascii="Arial" w:hAnsi="Arial"/>
+                <w:rFonts w:ascii="Verdana" w:hAnsi="Verdana"/>
                 <w:b w:val="0"/>
                 <w:sz w:val="16"/>
               </w:rPr>
@@ -2695,7 +2727,7 @@
             <w:r/>
             <w:r>
               <w:rPr>
-                <w:rFonts w:ascii="Arial" w:hAnsi="Arial"/>
+                <w:rFonts w:ascii="Verdana" w:hAnsi="Verdana"/>
                 <w:b w:val="0"/>
                 <w:sz w:val="16"/>
               </w:rPr>
@@ -2711,7 +2743,7 @@
             <w:r/>
             <w:r>
               <w:rPr>
-                <w:rFonts w:ascii="Arial" w:hAnsi="Arial"/>
+                <w:rFonts w:ascii="Verdana" w:hAnsi="Verdana"/>
                 <w:b w:val="0"/>
                 <w:sz w:val="16"/>
               </w:rPr>
@@ -2727,7 +2759,7 @@
             <w:r/>
             <w:r>
               <w:rPr>
-                <w:rFonts w:ascii="Arial" w:hAnsi="Arial"/>
+                <w:rFonts w:ascii="Verdana" w:hAnsi="Verdana"/>
                 <w:b w:val="0"/>
                 <w:sz w:val="16"/>
               </w:rPr>
@@ -2744,7 +2776,7 @@
             <w:r/>
             <w:r>
               <w:rPr>
-                <w:rFonts w:ascii="Arial" w:hAnsi="Arial"/>
+                <w:rFonts w:ascii="Verdana" w:hAnsi="Verdana"/>
                 <w:b w:val="0"/>
                 <w:sz w:val="16"/>
               </w:rPr>
@@ -2760,7 +2792,7 @@
             <w:r/>
             <w:r>
               <w:rPr>
-                <w:rFonts w:ascii="Arial" w:hAnsi="Arial"/>
+                <w:rFonts w:ascii="Verdana" w:hAnsi="Verdana"/>
                 <w:b w:val="0"/>
                 <w:sz w:val="16"/>
               </w:rPr>
@@ -2776,7 +2808,7 @@
             <w:r/>
             <w:r>
               <w:rPr>
-                <w:rFonts w:ascii="Arial" w:hAnsi="Arial"/>
+                <w:rFonts w:ascii="Verdana" w:hAnsi="Verdana"/>
                 <w:b w:val="0"/>
                 <w:sz w:val="16"/>
               </w:rPr>
@@ -2793,7 +2825,7 @@
             <w:r/>
             <w:r>
               <w:rPr>
-                <w:rFonts w:ascii="Arial" w:hAnsi="Arial"/>
+                <w:rFonts w:ascii="Verdana" w:hAnsi="Verdana"/>
                 <w:b w:val="0"/>
                 <w:sz w:val="16"/>
               </w:rPr>
@@ -2809,7 +2841,7 @@
             <w:r/>
             <w:r>
               <w:rPr>
-                <w:rFonts w:ascii="Arial" w:hAnsi="Arial"/>
+                <w:rFonts w:ascii="Verdana" w:hAnsi="Verdana"/>
                 <w:b w:val="0"/>
                 <w:sz w:val="16"/>
               </w:rPr>
@@ -2825,7 +2857,7 @@
             <w:r/>
             <w:r>
               <w:rPr>
-                <w:rFonts w:ascii="Arial" w:hAnsi="Arial"/>
+                <w:rFonts w:ascii="Verdana" w:hAnsi="Verdana"/>
                 <w:b w:val="0"/>
                 <w:sz w:val="16"/>
               </w:rPr>
@@ -2842,7 +2874,7 @@
             <w:r/>
             <w:r>
               <w:rPr>
-                <w:rFonts w:ascii="Arial" w:hAnsi="Arial"/>
+                <w:rFonts w:ascii="Verdana" w:hAnsi="Verdana"/>
                 <w:b w:val="0"/>
                 <w:sz w:val="16"/>
               </w:rPr>
@@ -2858,7 +2890,7 @@
             <w:r/>
             <w:r>
               <w:rPr>
-                <w:rFonts w:ascii="Arial" w:hAnsi="Arial"/>
+                <w:rFonts w:ascii="Verdana" w:hAnsi="Verdana"/>
                 <w:b w:val="0"/>
                 <w:sz w:val="16"/>
               </w:rPr>
@@ -2874,7 +2906,7 @@
             <w:r/>
             <w:r>
               <w:rPr>
-                <w:rFonts w:ascii="Arial" w:hAnsi="Arial"/>
+                <w:rFonts w:ascii="Verdana" w:hAnsi="Verdana"/>
                 <w:b w:val="0"/>
                 <w:sz w:val="16"/>
               </w:rPr>
@@ -2891,7 +2923,7 @@
             <w:r/>
             <w:r>
               <w:rPr>
-                <w:rFonts w:ascii="Arial" w:hAnsi="Arial"/>
+                <w:rFonts w:ascii="Verdana" w:hAnsi="Verdana"/>
                 <w:b w:val="0"/>
                 <w:sz w:val="16"/>
               </w:rPr>
@@ -2907,7 +2939,7 @@
             <w:r/>
             <w:r>
               <w:rPr>
-                <w:rFonts w:ascii="Arial" w:hAnsi="Arial"/>
+                <w:rFonts w:ascii="Verdana" w:hAnsi="Verdana"/>
                 <w:b w:val="0"/>
                 <w:sz w:val="16"/>
               </w:rPr>
@@ -2923,7 +2955,7 @@
             <w:r/>
             <w:r>
               <w:rPr>
-                <w:rFonts w:ascii="Arial" w:hAnsi="Arial"/>
+                <w:rFonts w:ascii="Verdana" w:hAnsi="Verdana"/>
                 <w:b w:val="0"/>
                 <w:sz w:val="16"/>
               </w:rPr>
@@ -2940,7 +2972,7 @@
             <w:r/>
             <w:r>
               <w:rPr>
-                <w:rFonts w:ascii="Arial" w:hAnsi="Arial"/>
+                <w:rFonts w:ascii="Verdana" w:hAnsi="Verdana"/>
                 <w:b w:val="0"/>
                 <w:sz w:val="16"/>
               </w:rPr>
@@ -2956,7 +2988,7 @@
             <w:r/>
             <w:r>
               <w:rPr>
-                <w:rFonts w:ascii="Arial" w:hAnsi="Arial"/>
+                <w:rFonts w:ascii="Verdana" w:hAnsi="Verdana"/>
                 <w:b w:val="0"/>
                 <w:sz w:val="16"/>
               </w:rPr>
@@ -2972,7 +3004,7 @@
             <w:r/>
             <w:r>
               <w:rPr>
-                <w:rFonts w:ascii="Arial" w:hAnsi="Arial"/>
+                <w:rFonts w:ascii="Verdana" w:hAnsi="Verdana"/>
                 <w:b w:val="0"/>
                 <w:sz w:val="16"/>
               </w:rPr>
@@ -2989,7 +3021,7 @@
             <w:r/>
             <w:r>
               <w:rPr>
-                <w:rFonts w:ascii="Arial" w:hAnsi="Arial"/>
+                <w:rFonts w:ascii="Verdana" w:hAnsi="Verdana"/>
                 <w:b w:val="0"/>
                 <w:sz w:val="16"/>
               </w:rPr>
@@ -3005,7 +3037,7 @@
             <w:r/>
             <w:r>
               <w:rPr>
-                <w:rFonts w:ascii="Arial" w:hAnsi="Arial"/>
+                <w:rFonts w:ascii="Verdana" w:hAnsi="Verdana"/>
                 <w:b w:val="0"/>
                 <w:sz w:val="16"/>
               </w:rPr>
@@ -3021,7 +3053,7 @@
             <w:r/>
             <w:r>
               <w:rPr>
-                <w:rFonts w:ascii="Arial" w:hAnsi="Arial"/>
+                <w:rFonts w:ascii="Verdana" w:hAnsi="Verdana"/>
                 <w:b w:val="0"/>
                 <w:sz w:val="16"/>
               </w:rPr>
@@ -3038,7 +3070,7 @@
             <w:r/>
             <w:r>
               <w:rPr>
-                <w:rFonts w:ascii="Arial" w:hAnsi="Arial"/>
+                <w:rFonts w:ascii="Verdana" w:hAnsi="Verdana"/>
                 <w:b w:val="0"/>
                 <w:sz w:val="16"/>
               </w:rPr>
@@ -3054,7 +3086,7 @@
             <w:r/>
             <w:r>
               <w:rPr>
-                <w:rFonts w:ascii="Arial" w:hAnsi="Arial"/>
+                <w:rFonts w:ascii="Verdana" w:hAnsi="Verdana"/>
                 <w:b w:val="0"/>
                 <w:sz w:val="16"/>
               </w:rPr>
@@ -3070,7 +3102,7 @@
             <w:r/>
             <w:r>
               <w:rPr>
-                <w:rFonts w:ascii="Arial" w:hAnsi="Arial"/>
+                <w:rFonts w:ascii="Verdana" w:hAnsi="Verdana"/>
                 <w:b w:val="0"/>
                 <w:sz w:val="16"/>
               </w:rPr>
@@ -3087,7 +3119,7 @@
             <w:r/>
             <w:r>
               <w:rPr>
-                <w:rFonts w:ascii="Arial" w:hAnsi="Arial"/>
+                <w:rFonts w:ascii="Verdana" w:hAnsi="Verdana"/>
                 <w:b w:val="0"/>
                 <w:sz w:val="16"/>
               </w:rPr>
@@ -3103,7 +3135,7 @@
             <w:r/>
             <w:r>
               <w:rPr>
-                <w:rFonts w:ascii="Arial" w:hAnsi="Arial"/>
+                <w:rFonts w:ascii="Verdana" w:hAnsi="Verdana"/>
                 <w:b w:val="0"/>
                 <w:sz w:val="16"/>
               </w:rPr>
@@ -3119,7 +3151,7 @@
             <w:r/>
             <w:r>
               <w:rPr>
-                <w:rFonts w:ascii="Arial" w:hAnsi="Arial"/>
+                <w:rFonts w:ascii="Verdana" w:hAnsi="Verdana"/>
                 <w:b w:val="0"/>
                 <w:sz w:val="16"/>
               </w:rPr>
@@ -3132,7 +3164,7 @@
     <w:p>
       <w:r>
         <w:rPr>
-          <w:rFonts w:ascii="Arial" w:hAnsi="Arial"/>
+          <w:rFonts w:ascii="Verdana" w:hAnsi="Verdana"/>
           <w:b/>
           <w:sz w:val="18"/>
         </w:rPr>
@@ -3145,6 +3177,20 @@
         <w:tblW w:type="auto" w:w="0"/>
         <w:jc w:val="center"/>
         <w:tblLook w:firstColumn="1" w:firstRow="1" w:lastColumn="0" w:lastRow="0" w:noHBand="0" w:noVBand="1" w:val="04A0"/>
+        <w:tblBorders>
+          <w:top w:val="single" w:sz="4" w:space="0" w:color="595959"/>
+          <w:left w:val="single" w:sz="4" w:space="0" w:color="595959"/>
+          <w:bottom w:val="single" w:sz="4" w:space="0" w:color="595959"/>
+          <w:right w:val="single" w:sz="4" w:space="0" w:color="595959"/>
+          <w:insideH w:val="single" w:sz="4" w:space="0" w:color="595959"/>
+          <w:insideV w:val="single" w:sz="4" w:space="0" w:color="595959"/>
+        </w:tblBorders>
+        <w:tblCellMar>
+          <w:top w:w="85" w:type="dxa"/>
+          <w:left w:w="85" w:type="dxa"/>
+          <w:bottom w:w="85" w:type="dxa"/>
+          <w:right w:w="85" w:type="dxa"/>
+        </w:tblCellMar>
       </w:tblPr>
       <w:tblGrid>
         <w:gridCol w:w="5046"/>
@@ -3154,61 +3200,52 @@
       <w:tr>
         <w:tc>
           <w:tcPr>
-            <w:tcW w:type="dxa" w:w="5046"/>
-            <w:shd w:val="clear" w:color="auto" w:fill="D9E2F3"/>
+            <w:tcW w:type="dxa" w:w="1134"/>
+            <w:shd w:val="clear" w:color="auto" w:fill="D9D9D9"/>
           </w:tcPr>
           <w:p>
-            <w:pPr>
-              <w:jc w:val="center"/>
-            </w:pPr>
             <w:r/>
             <w:r>
               <w:rPr>
-                <w:rFonts w:ascii="Arial" w:hAnsi="Arial"/>
-                <w:b/>
+                <w:rFonts w:ascii="Verdana" w:hAnsi="Verdana"/>
+                <w:b w:val="0"/>
                 <w:sz w:val="16"/>
               </w:rPr>
-              <w:t>Code Figure</w:t>
+              <w:t>КОДОВАЯ ЦИФРА</w:t>
             </w:r>
           </w:p>
         </w:tc>
         <w:tc>
           <w:tcPr>
             <w:tcW w:type="dxa" w:w="5046"/>
-            <w:shd w:val="clear" w:color="auto" w:fill="D9E2F3"/>
+            <w:shd w:val="clear" w:color="auto" w:fill="D9D9D9"/>
           </w:tcPr>
           <w:p>
-            <w:pPr>
-              <w:jc w:val="center"/>
-            </w:pPr>
             <w:r/>
             <w:r>
               <w:rPr>
-                <w:rFonts w:ascii="Arial" w:hAnsi="Arial"/>
-                <w:b/>
+                <w:rFonts w:ascii="Verdana" w:hAnsi="Verdana"/>
+                <w:b w:val="0"/>
                 <w:sz w:val="16"/>
               </w:rPr>
-              <w:t>Entry Name</w:t>
+              <w:t>ЗНАЧЕНИЕ</w:t>
             </w:r>
           </w:p>
         </w:tc>
         <w:tc>
           <w:tcPr>
             <w:tcW w:type="dxa" w:w="5046"/>
-            <w:shd w:val="clear" w:color="auto" w:fill="D9E2F3"/>
+            <w:shd w:val="clear" w:color="auto" w:fill="D9D9D9"/>
           </w:tcPr>
           <w:p>
-            <w:pPr>
-              <w:jc w:val="center"/>
-            </w:pPr>
             <w:r/>
             <w:r>
               <w:rPr>
-                <w:rFonts w:ascii="Arial" w:hAnsi="Arial"/>
-                <w:b/>
+                <w:rFonts w:ascii="Verdana" w:hAnsi="Verdana"/>
+                <w:b w:val="0"/>
                 <w:sz w:val="16"/>
               </w:rPr>
-              <w:t>Note</w:t>
+              <w:t>ПРИМЕЧАНИЕ</w:t>
             </w:r>
           </w:p>
         </w:tc>
@@ -3222,7 +3259,7 @@
             <w:r/>
             <w:r>
               <w:rPr>
-                <w:rFonts w:ascii="Arial" w:hAnsi="Arial"/>
+                <w:rFonts w:ascii="Verdana" w:hAnsi="Verdana"/>
                 <w:b w:val="0"/>
                 <w:sz w:val="16"/>
               </w:rPr>
@@ -3238,7 +3275,7 @@
             <w:r/>
             <w:r>
               <w:rPr>
-                <w:rFonts w:ascii="Arial" w:hAnsi="Arial"/>
+                <w:rFonts w:ascii="Verdana" w:hAnsi="Verdana"/>
                 <w:b w:val="0"/>
                 <w:sz w:val="16"/>
               </w:rPr>
@@ -3254,7 +3291,7 @@
             <w:r/>
             <w:r>
               <w:rPr>
-                <w:rFonts w:ascii="Arial" w:hAnsi="Arial"/>
+                <w:rFonts w:ascii="Verdana" w:hAnsi="Verdana"/>
                 <w:b w:val="0"/>
                 <w:sz w:val="16"/>
               </w:rPr>
@@ -3271,7 +3308,7 @@
             <w:r/>
             <w:r>
               <w:rPr>
-                <w:rFonts w:ascii="Arial" w:hAnsi="Arial"/>
+                <w:rFonts w:ascii="Verdana" w:hAnsi="Verdana"/>
                 <w:b w:val="0"/>
                 <w:sz w:val="16"/>
               </w:rPr>
@@ -3287,7 +3324,7 @@
             <w:r/>
             <w:r>
               <w:rPr>
-                <w:rFonts w:ascii="Arial" w:hAnsi="Arial"/>
+                <w:rFonts w:ascii="Verdana" w:hAnsi="Verdana"/>
                 <w:b w:val="0"/>
                 <w:sz w:val="16"/>
               </w:rPr>
@@ -3303,7 +3340,7 @@
             <w:r/>
             <w:r>
               <w:rPr>
-                <w:rFonts w:ascii="Arial" w:hAnsi="Arial"/>
+                <w:rFonts w:ascii="Verdana" w:hAnsi="Verdana"/>
                 <w:b w:val="0"/>
                 <w:sz w:val="16"/>
               </w:rPr>
@@ -3320,7 +3357,7 @@
             <w:r/>
             <w:r>
               <w:rPr>
-                <w:rFonts w:ascii="Arial" w:hAnsi="Arial"/>
+                <w:rFonts w:ascii="Verdana" w:hAnsi="Verdana"/>
                 <w:b w:val="0"/>
                 <w:sz w:val="16"/>
               </w:rPr>
@@ -3336,7 +3373,7 @@
             <w:r/>
             <w:r>
               <w:rPr>
-                <w:rFonts w:ascii="Arial" w:hAnsi="Arial"/>
+                <w:rFonts w:ascii="Verdana" w:hAnsi="Verdana"/>
                 <w:b w:val="0"/>
                 <w:sz w:val="16"/>
               </w:rPr>
@@ -3352,7 +3389,7 @@
             <w:r/>
             <w:r>
               <w:rPr>
-                <w:rFonts w:ascii="Arial" w:hAnsi="Arial"/>
+                <w:rFonts w:ascii="Verdana" w:hAnsi="Verdana"/>
                 <w:b w:val="0"/>
                 <w:sz w:val="16"/>
               </w:rPr>
@@ -3369,7 +3406,7 @@
             <w:r/>
             <w:r>
               <w:rPr>
-                <w:rFonts w:ascii="Arial" w:hAnsi="Arial"/>
+                <w:rFonts w:ascii="Verdana" w:hAnsi="Verdana"/>
                 <w:b w:val="0"/>
                 <w:sz w:val="16"/>
               </w:rPr>
@@ -3385,7 +3422,7 @@
             <w:r/>
             <w:r>
               <w:rPr>
-                <w:rFonts w:ascii="Arial" w:hAnsi="Arial"/>
+                <w:rFonts w:ascii="Verdana" w:hAnsi="Verdana"/>
                 <w:b w:val="0"/>
                 <w:sz w:val="16"/>
               </w:rPr>
@@ -3401,7 +3438,7 @@
             <w:r/>
             <w:r>
               <w:rPr>
-                <w:rFonts w:ascii="Arial" w:hAnsi="Arial"/>
+                <w:rFonts w:ascii="Verdana" w:hAnsi="Verdana"/>
                 <w:b w:val="0"/>
                 <w:sz w:val="16"/>
               </w:rPr>
@@ -3418,7 +3455,7 @@
             <w:r/>
             <w:r>
               <w:rPr>
-                <w:rFonts w:ascii="Arial" w:hAnsi="Arial"/>
+                <w:rFonts w:ascii="Verdana" w:hAnsi="Verdana"/>
                 <w:b w:val="0"/>
                 <w:sz w:val="16"/>
               </w:rPr>
@@ -3434,7 +3471,7 @@
             <w:r/>
             <w:r>
               <w:rPr>
-                <w:rFonts w:ascii="Arial" w:hAnsi="Arial"/>
+                <w:rFonts w:ascii="Verdana" w:hAnsi="Verdana"/>
                 <w:b w:val="0"/>
                 <w:sz w:val="16"/>
               </w:rPr>
@@ -3450,7 +3487,7 @@
             <w:r/>
             <w:r>
               <w:rPr>
-                <w:rFonts w:ascii="Arial" w:hAnsi="Arial"/>
+                <w:rFonts w:ascii="Verdana" w:hAnsi="Verdana"/>
                 <w:b w:val="0"/>
                 <w:sz w:val="16"/>
               </w:rPr>
@@ -3467,7 +3504,7 @@
             <w:r/>
             <w:r>
               <w:rPr>
-                <w:rFonts w:ascii="Arial" w:hAnsi="Arial"/>
+                <w:rFonts w:ascii="Verdana" w:hAnsi="Verdana"/>
                 <w:b w:val="0"/>
                 <w:sz w:val="16"/>
               </w:rPr>
@@ -3483,7 +3520,7 @@
             <w:r/>
             <w:r>
               <w:rPr>
-                <w:rFonts w:ascii="Arial" w:hAnsi="Arial"/>
+                <w:rFonts w:ascii="Verdana" w:hAnsi="Verdana"/>
                 <w:b w:val="0"/>
                 <w:sz w:val="16"/>
               </w:rPr>
@@ -3499,7 +3536,7 @@
             <w:r/>
             <w:r>
               <w:rPr>
-                <w:rFonts w:ascii="Arial" w:hAnsi="Arial"/>
+                <w:rFonts w:ascii="Verdana" w:hAnsi="Verdana"/>
                 <w:b w:val="0"/>
                 <w:sz w:val="16"/>
               </w:rPr>
@@ -3516,7 +3553,7 @@
             <w:r/>
             <w:r>
               <w:rPr>
-                <w:rFonts w:ascii="Arial" w:hAnsi="Arial"/>
+                <w:rFonts w:ascii="Verdana" w:hAnsi="Verdana"/>
                 <w:b w:val="0"/>
                 <w:sz w:val="16"/>
               </w:rPr>
@@ -3532,7 +3569,7 @@
             <w:r/>
             <w:r>
               <w:rPr>
-                <w:rFonts w:ascii="Arial" w:hAnsi="Arial"/>
+                <w:rFonts w:ascii="Verdana" w:hAnsi="Verdana"/>
                 <w:b w:val="0"/>
                 <w:sz w:val="16"/>
               </w:rPr>
@@ -3548,7 +3585,7 @@
             <w:r/>
             <w:r>
               <w:rPr>
-                <w:rFonts w:ascii="Arial" w:hAnsi="Arial"/>
+                <w:rFonts w:ascii="Verdana" w:hAnsi="Verdana"/>
                 <w:b w:val="0"/>
                 <w:sz w:val="16"/>
               </w:rPr>
@@ -3565,7 +3602,7 @@
             <w:r/>
             <w:r>
               <w:rPr>
-                <w:rFonts w:ascii="Arial" w:hAnsi="Arial"/>
+                <w:rFonts w:ascii="Verdana" w:hAnsi="Verdana"/>
                 <w:b w:val="0"/>
                 <w:sz w:val="16"/>
               </w:rPr>
@@ -3581,7 +3618,7 @@
             <w:r/>
             <w:r>
               <w:rPr>
-                <w:rFonts w:ascii="Arial" w:hAnsi="Arial"/>
+                <w:rFonts w:ascii="Verdana" w:hAnsi="Verdana"/>
                 <w:b w:val="0"/>
                 <w:sz w:val="16"/>
               </w:rPr>
@@ -3597,7 +3634,7 @@
             <w:r/>
             <w:r>
               <w:rPr>
-                <w:rFonts w:ascii="Arial" w:hAnsi="Arial"/>
+                <w:rFonts w:ascii="Verdana" w:hAnsi="Verdana"/>
                 <w:b w:val="0"/>
                 <w:sz w:val="16"/>
               </w:rPr>
@@ -3614,7 +3651,7 @@
             <w:r/>
             <w:r>
               <w:rPr>
-                <w:rFonts w:ascii="Arial" w:hAnsi="Arial"/>
+                <w:rFonts w:ascii="Verdana" w:hAnsi="Verdana"/>
                 <w:b w:val="0"/>
                 <w:sz w:val="16"/>
               </w:rPr>
@@ -3630,7 +3667,7 @@
             <w:r/>
             <w:r>
               <w:rPr>
-                <w:rFonts w:ascii="Arial" w:hAnsi="Arial"/>
+                <w:rFonts w:ascii="Verdana" w:hAnsi="Verdana"/>
                 <w:b w:val="0"/>
                 <w:sz w:val="16"/>
               </w:rPr>
@@ -3646,7 +3683,7 @@
             <w:r/>
             <w:r>
               <w:rPr>
-                <w:rFonts w:ascii="Arial" w:hAnsi="Arial"/>
+                <w:rFonts w:ascii="Verdana" w:hAnsi="Verdana"/>
                 <w:b w:val="0"/>
                 <w:sz w:val="16"/>
               </w:rPr>
@@ -3659,7 +3696,7 @@
     <w:p>
       <w:r>
         <w:rPr>
-          <w:rFonts w:ascii="Arial" w:hAnsi="Arial"/>
+          <w:rFonts w:ascii="Verdana" w:hAnsi="Verdana"/>
           <w:b/>
           <w:sz w:val="18"/>
         </w:rPr>
@@ -3672,6 +3709,20 @@
         <w:tblW w:type="auto" w:w="0"/>
         <w:jc w:val="center"/>
         <w:tblLook w:firstColumn="1" w:firstRow="1" w:lastColumn="0" w:lastRow="0" w:noHBand="0" w:noVBand="1" w:val="04A0"/>
+        <w:tblBorders>
+          <w:top w:val="single" w:sz="4" w:space="0" w:color="595959"/>
+          <w:left w:val="single" w:sz="4" w:space="0" w:color="595959"/>
+          <w:bottom w:val="single" w:sz="4" w:space="0" w:color="595959"/>
+          <w:right w:val="single" w:sz="4" w:space="0" w:color="595959"/>
+          <w:insideH w:val="single" w:sz="4" w:space="0" w:color="595959"/>
+          <w:insideV w:val="single" w:sz="4" w:space="0" w:color="595959"/>
+        </w:tblBorders>
+        <w:tblCellMar>
+          <w:top w:w="85" w:type="dxa"/>
+          <w:left w:w="85" w:type="dxa"/>
+          <w:bottom w:w="85" w:type="dxa"/>
+          <w:right w:w="85" w:type="dxa"/>
+        </w:tblCellMar>
       </w:tblPr>
       <w:tblGrid>
         <w:gridCol w:w="5046"/>
@@ -3681,61 +3732,52 @@
       <w:tr>
         <w:tc>
           <w:tcPr>
-            <w:tcW w:type="dxa" w:w="5046"/>
-            <w:shd w:val="clear" w:color="auto" w:fill="D9E2F3"/>
+            <w:tcW w:type="dxa" w:w="1134"/>
+            <w:shd w:val="clear" w:color="auto" w:fill="D9D9D9"/>
           </w:tcPr>
           <w:p>
-            <w:pPr>
-              <w:jc w:val="center"/>
-            </w:pPr>
             <w:r/>
             <w:r>
               <w:rPr>
-                <w:rFonts w:ascii="Arial" w:hAnsi="Arial"/>
-                <w:b/>
+                <w:rFonts w:ascii="Verdana" w:hAnsi="Verdana"/>
+                <w:b w:val="0"/>
                 <w:sz w:val="16"/>
               </w:rPr>
-              <w:t>Code Figure</w:t>
+              <w:t>КОДОВАЯ ЦИФРА</w:t>
             </w:r>
           </w:p>
         </w:tc>
         <w:tc>
           <w:tcPr>
             <w:tcW w:type="dxa" w:w="5046"/>
-            <w:shd w:val="clear" w:color="auto" w:fill="D9E2F3"/>
+            <w:shd w:val="clear" w:color="auto" w:fill="D9D9D9"/>
           </w:tcPr>
           <w:p>
-            <w:pPr>
-              <w:jc w:val="center"/>
-            </w:pPr>
             <w:r/>
             <w:r>
               <w:rPr>
-                <w:rFonts w:ascii="Arial" w:hAnsi="Arial"/>
-                <w:b/>
+                <w:rFonts w:ascii="Verdana" w:hAnsi="Verdana"/>
+                <w:b w:val="0"/>
                 <w:sz w:val="16"/>
               </w:rPr>
-              <w:t>Entry Name</w:t>
+              <w:t>ЗНАЧЕНИЕ</w:t>
             </w:r>
           </w:p>
         </w:tc>
         <w:tc>
           <w:tcPr>
             <w:tcW w:type="dxa" w:w="5046"/>
-            <w:shd w:val="clear" w:color="auto" w:fill="D9E2F3"/>
+            <w:shd w:val="clear" w:color="auto" w:fill="D9D9D9"/>
           </w:tcPr>
           <w:p>
-            <w:pPr>
-              <w:jc w:val="center"/>
-            </w:pPr>
             <w:r/>
             <w:r>
               <w:rPr>
-                <w:rFonts w:ascii="Arial" w:hAnsi="Arial"/>
-                <w:b/>
+                <w:rFonts w:ascii="Verdana" w:hAnsi="Verdana"/>
+                <w:b w:val="0"/>
                 <w:sz w:val="16"/>
               </w:rPr>
-              <w:t>Note</w:t>
+              <w:t>ПРИМЕЧАНИЕ</w:t>
             </w:r>
           </w:p>
         </w:tc>
@@ -3749,7 +3791,7 @@
             <w:r/>
             <w:r>
               <w:rPr>
-                <w:rFonts w:ascii="Arial" w:hAnsi="Arial"/>
+                <w:rFonts w:ascii="Verdana" w:hAnsi="Verdana"/>
                 <w:b w:val="0"/>
                 <w:sz w:val="16"/>
               </w:rPr>
@@ -3765,7 +3807,7 @@
             <w:r/>
             <w:r>
               <w:rPr>
-                <w:rFonts w:ascii="Arial" w:hAnsi="Arial"/>
+                <w:rFonts w:ascii="Verdana" w:hAnsi="Verdana"/>
                 <w:b w:val="0"/>
                 <w:sz w:val="16"/>
               </w:rPr>
@@ -3781,7 +3823,7 @@
             <w:r/>
             <w:r>
               <w:rPr>
-                <w:rFonts w:ascii="Arial" w:hAnsi="Arial"/>
+                <w:rFonts w:ascii="Verdana" w:hAnsi="Verdana"/>
                 <w:b w:val="0"/>
                 <w:sz w:val="16"/>
               </w:rPr>
@@ -3798,7 +3840,7 @@
             <w:r/>
             <w:r>
               <w:rPr>
-                <w:rFonts w:ascii="Arial" w:hAnsi="Arial"/>
+                <w:rFonts w:ascii="Verdana" w:hAnsi="Verdana"/>
                 <w:b w:val="0"/>
                 <w:sz w:val="16"/>
               </w:rPr>
@@ -3814,7 +3856,7 @@
             <w:r/>
             <w:r>
               <w:rPr>
-                <w:rFonts w:ascii="Arial" w:hAnsi="Arial"/>
+                <w:rFonts w:ascii="Verdana" w:hAnsi="Verdana"/>
                 <w:b w:val="0"/>
                 <w:sz w:val="16"/>
               </w:rPr>
@@ -3830,7 +3872,7 @@
             <w:r/>
             <w:r>
               <w:rPr>
-                <w:rFonts w:ascii="Arial" w:hAnsi="Arial"/>
+                <w:rFonts w:ascii="Verdana" w:hAnsi="Verdana"/>
                 <w:b w:val="0"/>
                 <w:sz w:val="16"/>
               </w:rPr>
@@ -3847,7 +3889,7 @@
             <w:r/>
             <w:r>
               <w:rPr>
-                <w:rFonts w:ascii="Arial" w:hAnsi="Arial"/>
+                <w:rFonts w:ascii="Verdana" w:hAnsi="Verdana"/>
                 <w:b w:val="0"/>
                 <w:sz w:val="16"/>
               </w:rPr>
@@ -3863,7 +3905,7 @@
             <w:r/>
             <w:r>
               <w:rPr>
-                <w:rFonts w:ascii="Arial" w:hAnsi="Arial"/>
+                <w:rFonts w:ascii="Verdana" w:hAnsi="Verdana"/>
                 <w:b w:val="0"/>
                 <w:sz w:val="16"/>
               </w:rPr>
@@ -3879,7 +3921,7 @@
             <w:r/>
             <w:r>
               <w:rPr>
-                <w:rFonts w:ascii="Arial" w:hAnsi="Arial"/>
+                <w:rFonts w:ascii="Verdana" w:hAnsi="Verdana"/>
                 <w:b w:val="0"/>
                 <w:sz w:val="16"/>
               </w:rPr>
@@ -3896,7 +3938,7 @@
             <w:r/>
             <w:r>
               <w:rPr>
-                <w:rFonts w:ascii="Arial" w:hAnsi="Arial"/>
+                <w:rFonts w:ascii="Verdana" w:hAnsi="Verdana"/>
                 <w:b w:val="0"/>
                 <w:sz w:val="16"/>
               </w:rPr>
@@ -3912,7 +3954,7 @@
             <w:r/>
             <w:r>
               <w:rPr>
-                <w:rFonts w:ascii="Arial" w:hAnsi="Arial"/>
+                <w:rFonts w:ascii="Verdana" w:hAnsi="Verdana"/>
                 <w:b w:val="0"/>
                 <w:sz w:val="16"/>
               </w:rPr>
@@ -3928,7 +3970,7 @@
             <w:r/>
             <w:r>
               <w:rPr>
-                <w:rFonts w:ascii="Arial" w:hAnsi="Arial"/>
+                <w:rFonts w:ascii="Verdana" w:hAnsi="Verdana"/>
                 <w:b w:val="0"/>
                 <w:sz w:val="16"/>
               </w:rPr>
@@ -3945,7 +3987,7 @@
             <w:r/>
             <w:r>
               <w:rPr>
-                <w:rFonts w:ascii="Arial" w:hAnsi="Arial"/>
+                <w:rFonts w:ascii="Verdana" w:hAnsi="Verdana"/>
                 <w:b w:val="0"/>
                 <w:sz w:val="16"/>
               </w:rPr>
@@ -3961,7 +4003,7 @@
             <w:r/>
             <w:r>
               <w:rPr>
-                <w:rFonts w:ascii="Arial" w:hAnsi="Arial"/>
+                <w:rFonts w:ascii="Verdana" w:hAnsi="Verdana"/>
                 <w:b w:val="0"/>
                 <w:sz w:val="16"/>
               </w:rPr>
@@ -3977,7 +4019,7 @@
             <w:r/>
             <w:r>
               <w:rPr>
-                <w:rFonts w:ascii="Arial" w:hAnsi="Arial"/>
+                <w:rFonts w:ascii="Verdana" w:hAnsi="Verdana"/>
                 <w:b w:val="0"/>
                 <w:sz w:val="16"/>
               </w:rPr>
@@ -3994,7 +4036,7 @@
             <w:r/>
             <w:r>
               <w:rPr>
-                <w:rFonts w:ascii="Arial" w:hAnsi="Arial"/>
+                <w:rFonts w:ascii="Verdana" w:hAnsi="Verdana"/>
                 <w:b w:val="0"/>
                 <w:sz w:val="16"/>
               </w:rPr>
@@ -4010,7 +4052,7 @@
             <w:r/>
             <w:r>
               <w:rPr>
-                <w:rFonts w:ascii="Arial" w:hAnsi="Arial"/>
+                <w:rFonts w:ascii="Verdana" w:hAnsi="Verdana"/>
                 <w:b w:val="0"/>
                 <w:sz w:val="16"/>
               </w:rPr>
@@ -4026,7 +4068,7 @@
             <w:r/>
             <w:r>
               <w:rPr>
-                <w:rFonts w:ascii="Arial" w:hAnsi="Arial"/>
+                <w:rFonts w:ascii="Verdana" w:hAnsi="Verdana"/>
                 <w:b w:val="0"/>
                 <w:sz w:val="16"/>
               </w:rPr>
@@ -4043,7 +4085,7 @@
             <w:r/>
             <w:r>
               <w:rPr>
-                <w:rFonts w:ascii="Arial" w:hAnsi="Arial"/>
+                <w:rFonts w:ascii="Verdana" w:hAnsi="Verdana"/>
                 <w:b w:val="0"/>
                 <w:sz w:val="16"/>
               </w:rPr>
@@ -4059,7 +4101,7 @@
             <w:r/>
             <w:r>
               <w:rPr>
-                <w:rFonts w:ascii="Arial" w:hAnsi="Arial"/>
+                <w:rFonts w:ascii="Verdana" w:hAnsi="Verdana"/>
                 <w:b w:val="0"/>
                 <w:sz w:val="16"/>
               </w:rPr>
@@ -4075,7 +4117,7 @@
             <w:r/>
             <w:r>
               <w:rPr>
-                <w:rFonts w:ascii="Arial" w:hAnsi="Arial"/>
+                <w:rFonts w:ascii="Verdana" w:hAnsi="Verdana"/>
                 <w:b w:val="0"/>
                 <w:sz w:val="16"/>
               </w:rPr>
@@ -4092,7 +4134,7 @@
             <w:r/>
             <w:r>
               <w:rPr>
-                <w:rFonts w:ascii="Arial" w:hAnsi="Arial"/>
+                <w:rFonts w:ascii="Verdana" w:hAnsi="Verdana"/>
                 <w:b w:val="0"/>
                 <w:sz w:val="16"/>
               </w:rPr>
@@ -4108,7 +4150,7 @@
             <w:r/>
             <w:r>
               <w:rPr>
-                <w:rFonts w:ascii="Arial" w:hAnsi="Arial"/>
+                <w:rFonts w:ascii="Verdana" w:hAnsi="Verdana"/>
                 <w:b w:val="0"/>
                 <w:sz w:val="16"/>
               </w:rPr>
@@ -4124,7 +4166,7 @@
             <w:r/>
             <w:r>
               <w:rPr>
-                <w:rFonts w:ascii="Arial" w:hAnsi="Arial"/>
+                <w:rFonts w:ascii="Verdana" w:hAnsi="Verdana"/>
                 <w:b w:val="0"/>
                 <w:sz w:val="16"/>
               </w:rPr>
@@ -4141,7 +4183,7 @@
             <w:r/>
             <w:r>
               <w:rPr>
-                <w:rFonts w:ascii="Arial" w:hAnsi="Arial"/>
+                <w:rFonts w:ascii="Verdana" w:hAnsi="Verdana"/>
                 <w:b w:val="0"/>
                 <w:sz w:val="16"/>
               </w:rPr>
@@ -4157,7 +4199,7 @@
             <w:r/>
             <w:r>
               <w:rPr>
-                <w:rFonts w:ascii="Arial" w:hAnsi="Arial"/>
+                <w:rFonts w:ascii="Verdana" w:hAnsi="Verdana"/>
                 <w:b w:val="0"/>
                 <w:sz w:val="16"/>
               </w:rPr>
@@ -4173,7 +4215,7 @@
             <w:r/>
             <w:r>
               <w:rPr>
-                <w:rFonts w:ascii="Arial" w:hAnsi="Arial"/>
+                <w:rFonts w:ascii="Verdana" w:hAnsi="Verdana"/>
                 <w:b w:val="0"/>
                 <w:sz w:val="16"/>
               </w:rPr>
@@ -4190,7 +4232,7 @@
             <w:r/>
             <w:r>
               <w:rPr>
-                <w:rFonts w:ascii="Arial" w:hAnsi="Arial"/>
+                <w:rFonts w:ascii="Verdana" w:hAnsi="Verdana"/>
                 <w:b w:val="0"/>
                 <w:sz w:val="16"/>
               </w:rPr>
@@ -4206,7 +4248,7 @@
             <w:r/>
             <w:r>
               <w:rPr>
-                <w:rFonts w:ascii="Arial" w:hAnsi="Arial"/>
+                <w:rFonts w:ascii="Verdana" w:hAnsi="Verdana"/>
                 <w:b w:val="0"/>
                 <w:sz w:val="16"/>
               </w:rPr>
@@ -4222,7 +4264,7 @@
             <w:r/>
             <w:r>
               <w:rPr>
-                <w:rFonts w:ascii="Arial" w:hAnsi="Arial"/>
+                <w:rFonts w:ascii="Verdana" w:hAnsi="Verdana"/>
                 <w:b w:val="0"/>
                 <w:sz w:val="16"/>
               </w:rPr>
@@ -4235,7 +4277,7 @@
     <w:p>
       <w:r>
         <w:rPr>
-          <w:rFonts w:ascii="Arial" w:hAnsi="Arial"/>
+          <w:rFonts w:ascii="Verdana" w:hAnsi="Verdana"/>
           <w:b/>
           <w:sz w:val="18"/>
         </w:rPr>
@@ -4248,6 +4290,20 @@
         <w:tblW w:type="auto" w:w="0"/>
         <w:jc w:val="center"/>
         <w:tblLook w:firstColumn="1" w:firstRow="1" w:lastColumn="0" w:lastRow="0" w:noHBand="0" w:noVBand="1" w:val="04A0"/>
+        <w:tblBorders>
+          <w:top w:val="single" w:sz="4" w:space="0" w:color="595959"/>
+          <w:left w:val="single" w:sz="4" w:space="0" w:color="595959"/>
+          <w:bottom w:val="single" w:sz="4" w:space="0" w:color="595959"/>
+          <w:right w:val="single" w:sz="4" w:space="0" w:color="595959"/>
+          <w:insideH w:val="single" w:sz="4" w:space="0" w:color="595959"/>
+          <w:insideV w:val="single" w:sz="4" w:space="0" w:color="595959"/>
+        </w:tblBorders>
+        <w:tblCellMar>
+          <w:top w:w="85" w:type="dxa"/>
+          <w:left w:w="85" w:type="dxa"/>
+          <w:bottom w:w="85" w:type="dxa"/>
+          <w:right w:w="85" w:type="dxa"/>
+        </w:tblCellMar>
       </w:tblPr>
       <w:tblGrid>
         <w:gridCol w:w="5046"/>
@@ -4257,61 +4313,52 @@
       <w:tr>
         <w:tc>
           <w:tcPr>
-            <w:tcW w:type="dxa" w:w="5046"/>
-            <w:shd w:val="clear" w:color="auto" w:fill="D9E2F3"/>
+            <w:tcW w:type="dxa" w:w="1134"/>
+            <w:shd w:val="clear" w:color="auto" w:fill="D9D9D9"/>
           </w:tcPr>
           <w:p>
-            <w:pPr>
-              <w:jc w:val="center"/>
-            </w:pPr>
             <w:r/>
             <w:r>
               <w:rPr>
-                <w:rFonts w:ascii="Arial" w:hAnsi="Arial"/>
-                <w:b/>
+                <w:rFonts w:ascii="Verdana" w:hAnsi="Verdana"/>
+                <w:b w:val="0"/>
                 <w:sz w:val="16"/>
               </w:rPr>
-              <w:t>Code Figure</w:t>
+              <w:t>КОДОВАЯ ЦИФРА</w:t>
             </w:r>
           </w:p>
         </w:tc>
         <w:tc>
           <w:tcPr>
             <w:tcW w:type="dxa" w:w="5046"/>
-            <w:shd w:val="clear" w:color="auto" w:fill="D9E2F3"/>
+            <w:shd w:val="clear" w:color="auto" w:fill="D9D9D9"/>
           </w:tcPr>
           <w:p>
-            <w:pPr>
-              <w:jc w:val="center"/>
-            </w:pPr>
             <w:r/>
             <w:r>
               <w:rPr>
-                <w:rFonts w:ascii="Arial" w:hAnsi="Arial"/>
-                <w:b/>
+                <w:rFonts w:ascii="Verdana" w:hAnsi="Verdana"/>
+                <w:b w:val="0"/>
                 <w:sz w:val="16"/>
               </w:rPr>
-              <w:t>Entry Name</w:t>
+              <w:t>ЗНАЧЕНИЕ</w:t>
             </w:r>
           </w:p>
         </w:tc>
         <w:tc>
           <w:tcPr>
             <w:tcW w:type="dxa" w:w="5046"/>
-            <w:shd w:val="clear" w:color="auto" w:fill="D9E2F3"/>
+            <w:shd w:val="clear" w:color="auto" w:fill="D9D9D9"/>
           </w:tcPr>
           <w:p>
-            <w:pPr>
-              <w:jc w:val="center"/>
-            </w:pPr>
             <w:r/>
             <w:r>
               <w:rPr>
-                <w:rFonts w:ascii="Arial" w:hAnsi="Arial"/>
-                <w:b/>
+                <w:rFonts w:ascii="Verdana" w:hAnsi="Verdana"/>
+                <w:b w:val="0"/>
                 <w:sz w:val="16"/>
               </w:rPr>
-              <w:t>Note</w:t>
+              <w:t>ПРИМЕЧАНИЕ</w:t>
             </w:r>
           </w:p>
         </w:tc>
@@ -4325,7 +4372,7 @@
             <w:r/>
             <w:r>
               <w:rPr>
-                <w:rFonts w:ascii="Arial" w:hAnsi="Arial"/>
+                <w:rFonts w:ascii="Verdana" w:hAnsi="Verdana"/>
                 <w:b w:val="0"/>
                 <w:sz w:val="16"/>
               </w:rPr>
@@ -4341,7 +4388,7 @@
             <w:r/>
             <w:r>
               <w:rPr>
-                <w:rFonts w:ascii="Arial" w:hAnsi="Arial"/>
+                <w:rFonts w:ascii="Verdana" w:hAnsi="Verdana"/>
                 <w:b w:val="0"/>
                 <w:sz w:val="16"/>
               </w:rPr>
@@ -4357,7 +4404,7 @@
             <w:r/>
             <w:r>
               <w:rPr>
-                <w:rFonts w:ascii="Arial" w:hAnsi="Arial"/>
+                <w:rFonts w:ascii="Verdana" w:hAnsi="Verdana"/>
                 <w:b w:val="0"/>
                 <w:sz w:val="16"/>
               </w:rPr>
@@ -4374,7 +4421,7 @@
             <w:r/>
             <w:r>
               <w:rPr>
-                <w:rFonts w:ascii="Arial" w:hAnsi="Arial"/>
+                <w:rFonts w:ascii="Verdana" w:hAnsi="Verdana"/>
                 <w:b w:val="0"/>
                 <w:sz w:val="16"/>
               </w:rPr>
@@ -4390,7 +4437,7 @@
             <w:r/>
             <w:r>
               <w:rPr>
-                <w:rFonts w:ascii="Arial" w:hAnsi="Arial"/>
+                <w:rFonts w:ascii="Verdana" w:hAnsi="Verdana"/>
                 <w:b w:val="0"/>
                 <w:sz w:val="16"/>
               </w:rPr>
@@ -4406,7 +4453,7 @@
             <w:r/>
             <w:r>
               <w:rPr>
-                <w:rFonts w:ascii="Arial" w:hAnsi="Arial"/>
+                <w:rFonts w:ascii="Verdana" w:hAnsi="Verdana"/>
                 <w:b w:val="0"/>
                 <w:sz w:val="16"/>
               </w:rPr>
@@ -4423,7 +4470,7 @@
             <w:r/>
             <w:r>
               <w:rPr>
-                <w:rFonts w:ascii="Arial" w:hAnsi="Arial"/>
+                <w:rFonts w:ascii="Verdana" w:hAnsi="Verdana"/>
                 <w:b w:val="0"/>
                 <w:sz w:val="16"/>
               </w:rPr>
@@ -4439,7 +4486,7 @@
             <w:r/>
             <w:r>
               <w:rPr>
-                <w:rFonts w:ascii="Arial" w:hAnsi="Arial"/>
+                <w:rFonts w:ascii="Verdana" w:hAnsi="Verdana"/>
                 <w:b w:val="0"/>
                 <w:sz w:val="16"/>
               </w:rPr>
@@ -4455,7 +4502,7 @@
             <w:r/>
             <w:r>
               <w:rPr>
-                <w:rFonts w:ascii="Arial" w:hAnsi="Arial"/>
+                <w:rFonts w:ascii="Verdana" w:hAnsi="Verdana"/>
                 <w:b w:val="0"/>
                 <w:sz w:val="16"/>
               </w:rPr>
@@ -4472,7 +4519,7 @@
             <w:r/>
             <w:r>
               <w:rPr>
-                <w:rFonts w:ascii="Arial" w:hAnsi="Arial"/>
+                <w:rFonts w:ascii="Verdana" w:hAnsi="Verdana"/>
                 <w:b w:val="0"/>
                 <w:sz w:val="16"/>
               </w:rPr>
@@ -4488,7 +4535,7 @@
             <w:r/>
             <w:r>
               <w:rPr>
-                <w:rFonts w:ascii="Arial" w:hAnsi="Arial"/>
+                <w:rFonts w:ascii="Verdana" w:hAnsi="Verdana"/>
                 <w:b w:val="0"/>
                 <w:sz w:val="16"/>
               </w:rPr>
@@ -4504,7 +4551,7 @@
             <w:r/>
             <w:r>
               <w:rPr>
-                <w:rFonts w:ascii="Arial" w:hAnsi="Arial"/>
+                <w:rFonts w:ascii="Verdana" w:hAnsi="Verdana"/>
                 <w:b w:val="0"/>
                 <w:sz w:val="16"/>
               </w:rPr>
@@ -4521,7 +4568,7 @@
             <w:r/>
             <w:r>
               <w:rPr>
-                <w:rFonts w:ascii="Arial" w:hAnsi="Arial"/>
+                <w:rFonts w:ascii="Verdana" w:hAnsi="Verdana"/>
                 <w:b w:val="0"/>
                 <w:sz w:val="16"/>
               </w:rPr>
@@ -4537,7 +4584,7 @@
             <w:r/>
             <w:r>
               <w:rPr>
-                <w:rFonts w:ascii="Arial" w:hAnsi="Arial"/>
+                <w:rFonts w:ascii="Verdana" w:hAnsi="Verdana"/>
                 <w:b w:val="0"/>
                 <w:sz w:val="16"/>
               </w:rPr>
@@ -4553,7 +4600,7 @@
             <w:r/>
             <w:r>
               <w:rPr>
-                <w:rFonts w:ascii="Arial" w:hAnsi="Arial"/>
+                <w:rFonts w:ascii="Verdana" w:hAnsi="Verdana"/>
                 <w:b w:val="0"/>
                 <w:sz w:val="16"/>
               </w:rPr>
@@ -4570,7 +4617,7 @@
             <w:r/>
             <w:r>
               <w:rPr>
-                <w:rFonts w:ascii="Arial" w:hAnsi="Arial"/>
+                <w:rFonts w:ascii="Verdana" w:hAnsi="Verdana"/>
                 <w:b w:val="0"/>
                 <w:sz w:val="16"/>
               </w:rPr>
@@ -4586,7 +4633,7 @@
             <w:r/>
             <w:r>
               <w:rPr>
-                <w:rFonts w:ascii="Arial" w:hAnsi="Arial"/>
+                <w:rFonts w:ascii="Verdana" w:hAnsi="Verdana"/>
                 <w:b w:val="0"/>
                 <w:sz w:val="16"/>
               </w:rPr>
@@ -4602,7 +4649,7 @@
             <w:r/>
             <w:r>
               <w:rPr>
-                <w:rFonts w:ascii="Arial" w:hAnsi="Arial"/>
+                <w:rFonts w:ascii="Verdana" w:hAnsi="Verdana"/>
                 <w:b w:val="0"/>
                 <w:sz w:val="16"/>
               </w:rPr>
@@ -4619,7 +4666,7 @@
             <w:r/>
             <w:r>
               <w:rPr>
-                <w:rFonts w:ascii="Arial" w:hAnsi="Arial"/>
+                <w:rFonts w:ascii="Verdana" w:hAnsi="Verdana"/>
                 <w:b w:val="0"/>
                 <w:sz w:val="16"/>
               </w:rPr>
@@ -4635,7 +4682,7 @@
             <w:r/>
             <w:r>
               <w:rPr>
-                <w:rFonts w:ascii="Arial" w:hAnsi="Arial"/>
+                <w:rFonts w:ascii="Verdana" w:hAnsi="Verdana"/>
                 <w:b w:val="0"/>
                 <w:sz w:val="16"/>
               </w:rPr>
@@ -4651,7 +4698,7 @@
             <w:r/>
             <w:r>
               <w:rPr>
-                <w:rFonts w:ascii="Arial" w:hAnsi="Arial"/>
+                <w:rFonts w:ascii="Verdana" w:hAnsi="Verdana"/>
                 <w:b w:val="0"/>
                 <w:sz w:val="16"/>
               </w:rPr>
@@ -4668,7 +4715,7 @@
             <w:r/>
             <w:r>
               <w:rPr>
-                <w:rFonts w:ascii="Arial" w:hAnsi="Arial"/>
+                <w:rFonts w:ascii="Verdana" w:hAnsi="Verdana"/>
                 <w:b w:val="0"/>
                 <w:sz w:val="16"/>
               </w:rPr>
@@ -4684,7 +4731,7 @@
             <w:r/>
             <w:r>
               <w:rPr>
-                <w:rFonts w:ascii="Arial" w:hAnsi="Arial"/>
+                <w:rFonts w:ascii="Verdana" w:hAnsi="Verdana"/>
                 <w:b w:val="0"/>
                 <w:sz w:val="16"/>
               </w:rPr>
@@ -4700,7 +4747,7 @@
             <w:r/>
             <w:r>
               <w:rPr>
-                <w:rFonts w:ascii="Arial" w:hAnsi="Arial"/>
+                <w:rFonts w:ascii="Verdana" w:hAnsi="Verdana"/>
                 <w:b w:val="0"/>
                 <w:sz w:val="16"/>
               </w:rPr>
@@ -4717,7 +4764,7 @@
             <w:r/>
             <w:r>
               <w:rPr>
-                <w:rFonts w:ascii="Arial" w:hAnsi="Arial"/>
+                <w:rFonts w:ascii="Verdana" w:hAnsi="Verdana"/>
                 <w:b w:val="0"/>
                 <w:sz w:val="16"/>
               </w:rPr>
@@ -4733,7 +4780,7 @@
             <w:r/>
             <w:r>
               <w:rPr>
-                <w:rFonts w:ascii="Arial" w:hAnsi="Arial"/>
+                <w:rFonts w:ascii="Verdana" w:hAnsi="Verdana"/>
                 <w:b w:val="0"/>
                 <w:sz w:val="16"/>
               </w:rPr>
@@ -4749,7 +4796,7 @@
             <w:r/>
             <w:r>
               <w:rPr>
-                <w:rFonts w:ascii="Arial" w:hAnsi="Arial"/>
+                <w:rFonts w:ascii="Verdana" w:hAnsi="Verdana"/>
                 <w:b w:val="0"/>
                 <w:sz w:val="16"/>
               </w:rPr>
@@ -4766,7 +4813,7 @@
             <w:r/>
             <w:r>
               <w:rPr>
-                <w:rFonts w:ascii="Arial" w:hAnsi="Arial"/>
+                <w:rFonts w:ascii="Verdana" w:hAnsi="Verdana"/>
                 <w:b w:val="0"/>
                 <w:sz w:val="16"/>
               </w:rPr>
@@ -4782,7 +4829,7 @@
             <w:r/>
             <w:r>
               <w:rPr>
-                <w:rFonts w:ascii="Arial" w:hAnsi="Arial"/>
+                <w:rFonts w:ascii="Verdana" w:hAnsi="Verdana"/>
                 <w:b w:val="0"/>
                 <w:sz w:val="16"/>
               </w:rPr>
@@ -4798,7 +4845,7 @@
             <w:r/>
             <w:r>
               <w:rPr>
-                <w:rFonts w:ascii="Arial" w:hAnsi="Arial"/>
+                <w:rFonts w:ascii="Verdana" w:hAnsi="Verdana"/>
                 <w:b w:val="0"/>
                 <w:sz w:val="16"/>
               </w:rPr>
@@ -4815,7 +4862,7 @@
             <w:r/>
             <w:r>
               <w:rPr>
-                <w:rFonts w:ascii="Arial" w:hAnsi="Arial"/>
+                <w:rFonts w:ascii="Verdana" w:hAnsi="Verdana"/>
                 <w:b w:val="0"/>
                 <w:sz w:val="16"/>
               </w:rPr>
@@ -4831,7 +4878,7 @@
             <w:r/>
             <w:r>
               <w:rPr>
-                <w:rFonts w:ascii="Arial" w:hAnsi="Arial"/>
+                <w:rFonts w:ascii="Verdana" w:hAnsi="Verdana"/>
                 <w:b w:val="0"/>
                 <w:sz w:val="16"/>
               </w:rPr>
@@ -4847,7 +4894,7 @@
             <w:r/>
             <w:r>
               <w:rPr>
-                <w:rFonts w:ascii="Arial" w:hAnsi="Arial"/>
+                <w:rFonts w:ascii="Verdana" w:hAnsi="Verdana"/>
                 <w:b w:val="0"/>
                 <w:sz w:val="16"/>
               </w:rPr>
@@ -4864,7 +4911,7 @@
             <w:r/>
             <w:r>
               <w:rPr>
-                <w:rFonts w:ascii="Arial" w:hAnsi="Arial"/>
+                <w:rFonts w:ascii="Verdana" w:hAnsi="Verdana"/>
                 <w:b w:val="0"/>
                 <w:sz w:val="16"/>
               </w:rPr>
@@ -4880,7 +4927,7 @@
             <w:r/>
             <w:r>
               <w:rPr>
-                <w:rFonts w:ascii="Arial" w:hAnsi="Arial"/>
+                <w:rFonts w:ascii="Verdana" w:hAnsi="Verdana"/>
                 <w:b w:val="0"/>
                 <w:sz w:val="16"/>
               </w:rPr>
@@ -4896,7 +4943,7 @@
             <w:r/>
             <w:r>
               <w:rPr>
-                <w:rFonts w:ascii="Arial" w:hAnsi="Arial"/>
+                <w:rFonts w:ascii="Verdana" w:hAnsi="Verdana"/>
                 <w:b w:val="0"/>
                 <w:sz w:val="16"/>
               </w:rPr>
@@ -4913,7 +4960,7 @@
             <w:r/>
             <w:r>
               <w:rPr>
-                <w:rFonts w:ascii="Arial" w:hAnsi="Arial"/>
+                <w:rFonts w:ascii="Verdana" w:hAnsi="Verdana"/>
                 <w:b w:val="0"/>
                 <w:sz w:val="16"/>
               </w:rPr>
@@ -4929,7 +4976,7 @@
             <w:r/>
             <w:r>
               <w:rPr>
-                <w:rFonts w:ascii="Arial" w:hAnsi="Arial"/>
+                <w:rFonts w:ascii="Verdana" w:hAnsi="Verdana"/>
                 <w:b w:val="0"/>
                 <w:sz w:val="16"/>
               </w:rPr>
@@ -4945,7 +4992,7 @@
             <w:r/>
             <w:r>
               <w:rPr>
-                <w:rFonts w:ascii="Arial" w:hAnsi="Arial"/>
+                <w:rFonts w:ascii="Verdana" w:hAnsi="Verdana"/>
                 <w:b w:val="0"/>
                 <w:sz w:val="16"/>
               </w:rPr>
@@ -4962,7 +5009,7 @@
             <w:r/>
             <w:r>
               <w:rPr>
-                <w:rFonts w:ascii="Arial" w:hAnsi="Arial"/>
+                <w:rFonts w:ascii="Verdana" w:hAnsi="Verdana"/>
                 <w:b w:val="0"/>
                 <w:sz w:val="16"/>
               </w:rPr>
@@ -4978,7 +5025,7 @@
             <w:r/>
             <w:r>
               <w:rPr>
-                <w:rFonts w:ascii="Arial" w:hAnsi="Arial"/>
+                <w:rFonts w:ascii="Verdana" w:hAnsi="Verdana"/>
                 <w:b w:val="0"/>
                 <w:sz w:val="16"/>
               </w:rPr>
@@ -4994,7 +5041,7 @@
             <w:r/>
             <w:r>
               <w:rPr>
-                <w:rFonts w:ascii="Arial" w:hAnsi="Arial"/>
+                <w:rFonts w:ascii="Verdana" w:hAnsi="Verdana"/>
                 <w:b w:val="0"/>
                 <w:sz w:val="16"/>
               </w:rPr>
@@ -5011,7 +5058,7 @@
             <w:r/>
             <w:r>
               <w:rPr>
-                <w:rFonts w:ascii="Arial" w:hAnsi="Arial"/>
+                <w:rFonts w:ascii="Verdana" w:hAnsi="Verdana"/>
                 <w:b w:val="0"/>
                 <w:sz w:val="16"/>
               </w:rPr>
@@ -5027,7 +5074,7 @@
             <w:r/>
             <w:r>
               <w:rPr>
-                <w:rFonts w:ascii="Arial" w:hAnsi="Arial"/>
+                <w:rFonts w:ascii="Verdana" w:hAnsi="Verdana"/>
                 <w:b w:val="0"/>
                 <w:sz w:val="16"/>
               </w:rPr>
@@ -5043,7 +5090,7 @@
             <w:r/>
             <w:r>
               <w:rPr>
-                <w:rFonts w:ascii="Arial" w:hAnsi="Arial"/>
+                <w:rFonts w:ascii="Verdana" w:hAnsi="Verdana"/>
                 <w:b w:val="0"/>
                 <w:sz w:val="16"/>
               </w:rPr>
@@ -5060,7 +5107,7 @@
             <w:r/>
             <w:r>
               <w:rPr>
-                <w:rFonts w:ascii="Arial" w:hAnsi="Arial"/>
+                <w:rFonts w:ascii="Verdana" w:hAnsi="Verdana"/>
                 <w:b w:val="0"/>
                 <w:sz w:val="16"/>
               </w:rPr>
@@ -5076,7 +5123,7 @@
             <w:r/>
             <w:r>
               <w:rPr>
-                <w:rFonts w:ascii="Arial" w:hAnsi="Arial"/>
+                <w:rFonts w:ascii="Verdana" w:hAnsi="Verdana"/>
                 <w:b w:val="0"/>
                 <w:sz w:val="16"/>
               </w:rPr>
@@ -5092,7 +5139,7 @@
             <w:r/>
             <w:r>
               <w:rPr>
-                <w:rFonts w:ascii="Arial" w:hAnsi="Arial"/>
+                <w:rFonts w:ascii="Verdana" w:hAnsi="Verdana"/>
                 <w:b w:val="0"/>
                 <w:sz w:val="16"/>
               </w:rPr>
@@ -5109,7 +5156,7 @@
             <w:r/>
             <w:r>
               <w:rPr>
-                <w:rFonts w:ascii="Arial" w:hAnsi="Arial"/>
+                <w:rFonts w:ascii="Verdana" w:hAnsi="Verdana"/>
                 <w:b w:val="0"/>
                 <w:sz w:val="16"/>
               </w:rPr>
@@ -5125,7 +5172,7 @@
             <w:r/>
             <w:r>
               <w:rPr>
-                <w:rFonts w:ascii="Arial" w:hAnsi="Arial"/>
+                <w:rFonts w:ascii="Verdana" w:hAnsi="Verdana"/>
                 <w:b w:val="0"/>
                 <w:sz w:val="16"/>
               </w:rPr>
@@ -5141,7 +5188,7 @@
             <w:r/>
             <w:r>
               <w:rPr>
-                <w:rFonts w:ascii="Arial" w:hAnsi="Arial"/>
+                <w:rFonts w:ascii="Verdana" w:hAnsi="Verdana"/>
                 <w:b w:val="0"/>
                 <w:sz w:val="16"/>
               </w:rPr>
@@ -5158,7 +5205,7 @@
             <w:r/>
             <w:r>
               <w:rPr>
-                <w:rFonts w:ascii="Arial" w:hAnsi="Arial"/>
+                <w:rFonts w:ascii="Verdana" w:hAnsi="Verdana"/>
                 <w:b w:val="0"/>
                 <w:sz w:val="16"/>
               </w:rPr>
@@ -5174,7 +5221,7 @@
             <w:r/>
             <w:r>
               <w:rPr>
-                <w:rFonts w:ascii="Arial" w:hAnsi="Arial"/>
+                <w:rFonts w:ascii="Verdana" w:hAnsi="Verdana"/>
                 <w:b w:val="0"/>
                 <w:sz w:val="16"/>
               </w:rPr>
@@ -5190,7 +5237,7 @@
             <w:r/>
             <w:r>
               <w:rPr>
-                <w:rFonts w:ascii="Arial" w:hAnsi="Arial"/>
+                <w:rFonts w:ascii="Verdana" w:hAnsi="Verdana"/>
                 <w:b w:val="0"/>
                 <w:sz w:val="16"/>
               </w:rPr>

--- a/docx/ru/BUFRCREX_CodeFlag_ru_22.docx
+++ b/docx/ru/BUFRCREX_CodeFlag_ru_22.docx
@@ -22,7 +22,7 @@
           <w:b/>
           <w:sz w:val="18"/>
         </w:rPr>
-        <w:t>022056  Направление профиля</w:t>
+        <w:t>0 22 056  Направление профиля</w:t>
       </w:r>
     </w:p>
     <w:tbl>
@@ -309,7 +309,7 @@
           <w:b/>
           <w:sz w:val="18"/>
         </w:rPr>
-        <w:t>022060  Состояние плавучего якоря дрейфующего буя Лагранжа</w:t>
+        <w:t>0 22 060  Состояние плавучего якоря дрейфующего буя Лагранжа</w:t>
       </w:r>
     </w:p>
     <w:tbl>
@@ -645,7 +645,7 @@
           <w:b/>
           <w:sz w:val="18"/>
         </w:rPr>
-        <w:t>022061  Состояние моря</w:t>
+        <w:t>0 22 061  Состояние моря</w:t>
       </w:r>
     </w:p>
     <w:tbl>
@@ -1532,7 +1532,7 @@
           <w:b/>
           <w:sz w:val="18"/>
         </w:rPr>
-        <w:t>022067  Тип прибора для измерений профиля температуры/солености воды</w:t>
+        <w:t>0 22 067  Тип прибора для измерений профиля температуры/солености воды</w:t>
       </w:r>
     </w:p>
     <w:tbl>
@@ -1671,7 +1671,7 @@
           <w:b/>
           <w:sz w:val="18"/>
         </w:rPr>
-        <w:t>022068  Типы регистраторов профиля температуры воды</w:t>
+        <w:t>0 22 068  Типы регистраторов профиля температуры воды</w:t>
       </w:r>
     </w:p>
     <w:tbl>
@@ -1810,7 +1810,7 @@
           <w:b/>
           <w:sz w:val="18"/>
         </w:rPr>
-        <w:t>022120  Автоматизированный контроль уровня воды станцией наблюдения за приливами</w:t>
+        <w:t>0 22 120  Автоматизированный контроль уровня воды станцией наблюдения за приливами</w:t>
       </w:r>
     </w:p>
     <w:tbl>
@@ -2587,7 +2587,7 @@
           <w:b/>
           <w:sz w:val="18"/>
         </w:rPr>
-        <w:t>022121  Ручной контроль уровня воды станцией наблюдения за приливами</w:t>
+        <w:t>0 22 121  Ручной контроль уровня воды станцией наблюдения за приливами</w:t>
       </w:r>
     </w:p>
     <w:tbl>
@@ -3168,7 +3168,7 @@
           <w:b/>
           <w:sz w:val="18"/>
         </w:rPr>
-        <w:t>022122  Автоматизированный контроль метеорологических данных станцией наблюдения за приливами</w:t>
+        <w:t>0 22 122  Автоматизированный контроль метеорологических данных станцией наблюдения за приливами</w:t>
       </w:r>
     </w:p>
     <w:tbl>
@@ -3700,7 +3700,7 @@
           <w:b/>
           <w:sz w:val="18"/>
         </w:rPr>
-        <w:t>022123  Ручной контроль метеорологических данных станцией наблюдения за приливами</w:t>
+        <w:t>0 22 123  Ручной контроль метеорологических данных станцией наблюдения за приливами</w:t>
       </w:r>
     </w:p>
     <w:tbl>
@@ -4281,7 +4281,7 @@
           <w:b/>
           <w:sz w:val="18"/>
         </w:rPr>
-        <w:t>022178  Тип устройства для спуска ОБТ/ОПТГ</w:t>
+        <w:t>0 22 178  Тип устройства для спуска ОБТ/ОПТГ</w:t>
       </w:r>
     </w:p>
     <w:tbl>

--- a/docx/ru/BUFRCREX_CodeFlag_ru_22.docx
+++ b/docx/ru/BUFRCREX_CodeFlag_ru_22.docx
@@ -13,6 +13,516 @@
           <w:sz w:val="22"/>
         </w:rPr>
         <w:t>Класс 22</w:t>
+      </w:r>
+    </w:p>
+    <w:p>
+      <w:r>
+        <w:rPr>
+          <w:rFonts w:ascii="Verdana" w:hAnsi="Verdana"/>
+          <w:i/>
+          <w:sz w:val="14"/>
+        </w:rPr>
+        <w:t>Note 2: «Ясно» или «сплошная облачность» кодируются соответственно цифрами 0 и 8.</w:t>
+      </w:r>
+    </w:p>
+    <w:p>
+      <w:r>
+        <w:rPr>
+          <w:rFonts w:ascii="Verdana" w:hAnsi="Verdana"/>
+          <w:i/>
+          <w:sz w:val="14"/>
+        </w:rPr>
+        <w:t>Note 5: (0 = хорошее; 1 = плохое)</w:t>
+      </w:r>
+    </w:p>
+    <w:p>
+      <w:r>
+        <w:rPr>
+          <w:rFonts w:ascii="Verdana" w:hAnsi="Verdana"/>
+          <w:i/>
+          <w:sz w:val="14"/>
+        </w:rPr>
+        <w:t>Note 6: (См. общую кодовую таблицу С-1 в части С/с.)</w:t>
+      </w:r>
+    </w:p>
+    <w:p>
+      <w:r>
+        <w:rPr>
+          <w:rFonts w:ascii="Verdana" w:hAnsi="Verdana"/>
+          <w:i/>
+          <w:sz w:val="14"/>
+        </w:rPr>
+        <w:t>Note 7: (См. общую кодовую таблицу С-2 в части С/с.)</w:t>
+      </w:r>
+    </w:p>
+    <w:p>
+      <w:r>
+        <w:rPr>
+          <w:rFonts w:ascii="Verdana" w:hAnsi="Verdana"/>
+          <w:i/>
+          <w:sz w:val="14"/>
+        </w:rPr>
+        <w:t>Note 8: (См. общую кодовую таблицу С-3)</w:t>
+      </w:r>
+    </w:p>
+    <w:p>
+      <w:r>
+        <w:rPr>
+          <w:rFonts w:ascii="Verdana" w:hAnsi="Verdana"/>
+          <w:i/>
+          <w:sz w:val="14"/>
+        </w:rPr>
+        <w:t>Note 9: (См. общую кодовую таблицу С-4)</w:t>
+      </w:r>
+    </w:p>
+    <w:p>
+      <w:r>
+        <w:rPr>
+          <w:rFonts w:ascii="Verdana" w:hAnsi="Verdana"/>
+          <w:i/>
+          <w:sz w:val="14"/>
+        </w:rPr>
+        <w:t>Note 10: (См. общую кодовую таблицу С-5 в части С/с.)</w:t>
+      </w:r>
+    </w:p>
+    <w:p>
+      <w:r>
+        <w:rPr>
+          <w:rFonts w:ascii="Verdana" w:hAnsi="Verdana"/>
+          <w:i/>
+          <w:sz w:val="14"/>
+        </w:rPr>
+        <w:t>Note 11: (См. общую кодовую таблицу С-7 в части С/с.)</w:t>
+      </w:r>
+    </w:p>
+    <w:p>
+      <w:r>
+        <w:rPr>
+          <w:rFonts w:ascii="Verdana" w:hAnsi="Verdana"/>
+          <w:i/>
+          <w:sz w:val="14"/>
+        </w:rPr>
+        <w:t>Note 12: (См. общую кодовую таблицу С-8 в части С/с.)</w:t>
+      </w:r>
+    </w:p>
+    <w:p>
+      <w:r>
+        <w:rPr>
+          <w:rFonts w:ascii="Verdana" w:hAnsi="Verdana"/>
+          <w:i/>
+          <w:sz w:val="14"/>
+        </w:rPr>
+        <w:t>Note 14: (Будет определено самими центрами — см. общую кодовую таблицу С-12 в части С/с.)</w:t>
+      </w:r>
+    </w:p>
+    <w:p>
+      <w:r>
+        <w:rPr>
+          <w:rFonts w:ascii="Verdana" w:hAnsi="Verdana"/>
+          <w:i/>
+          <w:sz w:val="14"/>
+        </w:rPr>
+        <w:t>Note 15: (Будут разработаны)</w:t>
+      </w:r>
+    </w:p>
+    <w:p>
+      <w:r>
+        <w:rPr>
+          <w:rFonts w:ascii="Verdana" w:hAnsi="Verdana"/>
+          <w:i/>
+          <w:sz w:val="14"/>
+        </w:rPr>
+        <w:t>Note 16: Последовательность двух или более пар координат местоположения, таких как широта и долгота, определяет линию или многоугольник. Точки следует соединять в соответствии с порядком, данным в сообщении. Любая описываемая зона будет расположена слева от проведенной границы в направлении, установленном порядком, данным в сообщении. Это определение применяется к простым непересекающимся многоугольникам, без пробелов.</w:t>
+      </w:r>
+    </w:p>
+    <w:p>
+      <w:r>
+        <w:rPr>
+          <w:rFonts w:ascii="Verdana" w:hAnsi="Verdana"/>
+          <w:i/>
+          <w:sz w:val="14"/>
+        </w:rPr>
+        <w:t>Note 17: Если все биты установлены на 0, это означает, что калибровка правильная.</w:t>
+      </w:r>
+    </w:p>
+    <w:p>
+      <w:r>
+        <w:rPr>
+          <w:rFonts w:ascii="Verdana" w:hAnsi="Verdana"/>
+          <w:i/>
+          <w:sz w:val="14"/>
+        </w:rPr>
+        <w:t>Note 18: Все статистические данные первого порядка выражены в единицах измерения, определенных первоначальными дескрипторами данных.</w:t>
+      </w:r>
+    </w:p>
+    <w:p>
+      <w:r>
+        <w:rPr>
+          <w:rFonts w:ascii="Verdana" w:hAnsi="Verdana"/>
+          <w:i/>
+          <w:sz w:val="14"/>
+        </w:rPr>
+        <w:t>Note 19: Значимость ассоциированного поля должна использоваться на первоначальном этапе совместно с качеством данных наблюдений.</w:t>
+      </w:r>
+    </w:p>
+    <w:p>
+      <w:r>
+        <w:rPr>
+          <w:rFonts w:ascii="Verdana" w:hAnsi="Verdana"/>
+          <w:i/>
+          <w:sz w:val="14"/>
+        </w:rPr>
+        <w:t>Note 21: Начиная с позиции первого бита (бит старшего разряда), при приведении бита к цифре 1 канал используется. Если бит приводится к нулю, канал не используется.</w:t>
+      </w:r>
+    </w:p>
+    <w:p>
+      <w:r>
+        <w:rPr>
+          <w:rFonts w:ascii="Verdana" w:hAnsi="Verdana"/>
+          <w:i/>
+          <w:sz w:val="14"/>
+        </w:rPr>
+        <w:t>Note 23: Битовые флаги показывают прибор и/или каналы, используемые при получении различных физических параметров. Если в какой-либо группе параметров все биты = 0, то для этого параметра или группы параметров не производилась обработка.</w:t>
+      </w:r>
+    </w:p>
+    <w:p>
+      <w:r>
+        <w:rPr>
+          <w:rFonts w:ascii="Verdana" w:hAnsi="Verdana"/>
+          <w:i/>
+          <w:sz w:val="14"/>
+        </w:rPr>
+        <w:t>Note 24: Биты 1-4 представляют код погрешности времени. В том случае, когда все биты установлены на 0, это означает, что время сканирования соответствует предсказанному времени.</w:t>
+      </w:r>
+    </w:p>
+    <w:p>
+      <w:r>
+        <w:rPr>
+          <w:rFonts w:ascii="Verdana" w:hAnsi="Verdana"/>
+          <w:i/>
+          <w:sz w:val="14"/>
+        </w:rPr>
+        <w:t>Note 25: Биты 11-17 представляют код погрешности географического местоположения. В том случае, когда все биты установлены на 0, это означает, что географическое местоположение является нормальным.</w:t>
+      </w:r>
+    </w:p>
+    <w:p>
+      <w:r>
+        <w:rPr>
+          <w:rFonts w:ascii="Verdana" w:hAnsi="Verdana"/>
+          <w:i/>
+          <w:sz w:val="14"/>
+        </w:rPr>
+        <w:t>Note 27: Биты 5-10 представляют код погрешности калибровки. В том случае, когда все биты установлены на 0, это означает, что калибровка нормальная. В том случае, когда тот или иной из битов 5, 7 и 10 установлен на 1, это означает, что были использованы вторичные коэффициенты калибровки.</w:t>
+      </w:r>
+    </w:p>
+    <w:p>
+      <w:r>
+        <w:rPr>
+          <w:rFonts w:ascii="Verdana" w:hAnsi="Verdana"/>
+          <w:i/>
+          <w:sz w:val="14"/>
+        </w:rPr>
+        <w:t>Note 32: Кодовые цифры 1-9: Продолжительность и время измерения течения (векторный или доплеровский метод получения профиля течения).</w:t>
+      </w:r>
+    </w:p>
+    <w:p>
+      <w:r>
+        <w:rPr>
+          <w:rFonts w:ascii="Verdana" w:hAnsi="Verdana"/>
+          <w:i/>
+          <w:sz w:val="14"/>
+        </w:rPr>
+        <w:t>Note 33: Кодовые цифры 11-19: Период измерения течения (дрейфовый метод).</w:t>
+      </w:r>
+    </w:p>
+    <w:p>
+      <w:r>
+        <w:rPr>
+          <w:rFonts w:ascii="Verdana" w:hAnsi="Verdana"/>
+          <w:i/>
+          <w:sz w:val="14"/>
+        </w:rPr>
+        <w:t>Note 34: Средняя часть данной кодовой таблицы (кодовые цифры 100-199) включает термины на нескольких уровнях, которые могут быть использованы для простых и более сложных автоматических станций.</w:t>
+      </w:r>
+    </w:p>
+    <w:p>
+      <w:r>
+        <w:rPr>
+          <w:rFonts w:ascii="Verdana" w:hAnsi="Verdana"/>
+          <w:i/>
+          <w:sz w:val="14"/>
+        </w:rPr>
+        <w:t>Note 35: Дескриптор 0 25 009 исключен. Вместо него следует использовать дескриптор 0 25 029.</w:t>
+      </w:r>
+    </w:p>
+    <w:p>
+      <w:r>
+        <w:rPr>
+          <w:rFonts w:ascii="Verdana" w:hAnsi="Verdana"/>
+          <w:i/>
+          <w:sz w:val="14"/>
+        </w:rPr>
+        <w:t>Note 36: Данные о разностях — это значения разности, размеры которых аналогичны размерам соответствующих сообщаемых значений в отношении единиц измерения, но пределы которых установлены на нуль (например: разность между сообщенными и анализированными значениями, разность между сообщенными и прогнозированными значениями и т. д.).</w:t>
+      </w:r>
+    </w:p>
+    <w:p>
+      <w:r>
+        <w:rPr>
+          <w:rFonts w:ascii="Verdana" w:hAnsi="Verdana"/>
+          <w:i/>
+          <w:sz w:val="14"/>
+        </w:rPr>
+        <w:t>Note 39: EPSG представляет собой набор данных по системам координат и ее преобразованиям, который изначально был создан и поддерживался Европейской группой нефтепоисковых исследований. В настоящее время он поддерживается подкомитетом по геодезии Комитета по геоматике Международной ассоциации производителей нефти и газа.</w:t>
+      </w:r>
+    </w:p>
+    <w:p>
+      <w:r>
+        <w:rPr>
+          <w:rFonts w:ascii="Verdana" w:hAnsi="Verdana"/>
+          <w:i/>
+          <w:sz w:val="14"/>
+        </w:rPr>
+        <w:t>Note 42: Могут быть разработаны дополнительные применения.</w:t>
+      </w:r>
+    </w:p>
+    <w:p>
+      <w:r>
+        <w:rPr>
+          <w:rFonts w:ascii="Verdana" w:hAnsi="Verdana"/>
+          <w:i/>
+          <w:sz w:val="14"/>
+        </w:rPr>
+        <w:t>Note 43: Общие термины обозначения погоды (например: туман, морось) предназначены для использования на автоматических станциях, которые могут определить тип погоды, но не дают никакой другой информации. Общие термины обозначаются в кодовой таблице большими буквами.</w:t>
+      </w:r>
+    </w:p>
+    <w:p>
+      <w:r>
+        <w:rPr>
+          <w:rFonts w:ascii="Verdana" w:hAnsi="Verdana"/>
+          <w:i/>
+          <w:sz w:val="14"/>
+        </w:rPr>
+        <w:t>Note 45: H = Время наблюдения.</w:t>
+      </w:r>
+    </w:p>
+    <w:p>
+      <w:r>
+        <w:rPr>
+          <w:rFonts w:ascii="Verdana" w:hAnsi="Verdana"/>
+          <w:i/>
+          <w:sz w:val="14"/>
+        </w:rPr>
+        <w:t>Note 49: Если бит установлен на 1, указание действительно.</w:t>
+      </w:r>
+    </w:p>
+    <w:p>
+      <w:r>
+        <w:rPr>
+          <w:rFonts w:ascii="Verdana" w:hAnsi="Verdana"/>
+          <w:i/>
+          <w:sz w:val="14"/>
+        </w:rPr>
+        <w:t>Note 50: Определения в кодовых цифрах 0-2 и 4 применяются для обнаженной репрезентативной поверхности почвы, а цифры 3, 5-9 и 10-19 — к открытому репрезентативному району.</w:t>
+      </w:r>
+    </w:p>
+    <w:p>
+      <w:r>
+        <w:rPr>
+          <w:rFonts w:ascii="Verdana" w:hAnsi="Verdana"/>
+          <w:i/>
+          <w:sz w:val="14"/>
+        </w:rPr>
+        <w:t>Note 52: В сводках с автоматических станций следует использовать кодовую цифру 2, когда тенденция является положительной; 7 — отрицательной и 4, когда давление является таким же, как и 3 часа назад.</w:t>
+      </w:r>
+    </w:p>
+    <w:p>
+      <w:r>
+        <w:rPr>
+          <w:rFonts w:ascii="Verdana" w:hAnsi="Verdana"/>
+          <w:i/>
+          <w:sz w:val="14"/>
+        </w:rPr>
+        <w:t>Note 53: В сводках от тропических станций, сообщающих суточные изменения, следует использовать кодовую цифру 2 при положительной тенденции; 7 — при отрицательной тенденции и 4 — в случае, если давление остается таким же, как и за предшествующие 24 часа.</w:t>
+      </w:r>
+    </w:p>
+    <w:p>
+      <w:r>
+        <w:rPr>
+          <w:rFonts w:ascii="Verdana" w:hAnsi="Verdana"/>
+          <w:i/>
+          <w:sz w:val="14"/>
+        </w:rPr>
+        <w:t>Note 54: В данной кодовой таблице всякий раз, когда упоминается лед, это также включает в себя другие твердые осадки, отличные от снега.</w:t>
+      </w:r>
+    </w:p>
+    <w:p>
+      <w:r>
+        <w:rPr>
+          <w:rFonts w:ascii="Verdana" w:hAnsi="Verdana"/>
+          <w:i/>
+          <w:sz w:val="14"/>
+        </w:rPr>
+        <w:t>Note 57: Смешанные осадки обозначаются путем установки на единицу битов всех наблюдаемых самостоятельных типов осадков.</w:t>
+      </w:r>
+    </w:p>
+    <w:p>
+      <w:r>
+        <w:rPr>
+          <w:rFonts w:ascii="Verdana" w:hAnsi="Verdana"/>
+          <w:i/>
+          <w:sz w:val="14"/>
+        </w:rPr>
+        <w:t>Note 59: Новые локальные названия шторма различной интенсивности следует добавлять в соответствии с необходимостью.</w:t>
+      </w:r>
+    </w:p>
+    <w:p>
+      <w:r>
+        <w:rPr>
+          <w:rFonts w:ascii="Verdana" w:hAnsi="Verdana"/>
+          <w:i/>
+          <w:sz w:val="14"/>
+        </w:rPr>
+        <w:t>Note 60: Ни одна из кодовых цифр не исключает добавления интерполированных уровней по усмотрению центра-поставщика</w:t>
+      </w:r>
+    </w:p>
+    <w:p>
+      <w:r>
+        <w:rPr>
+          <w:rFonts w:ascii="Verdana" w:hAnsi="Verdana"/>
+          <w:i/>
+          <w:sz w:val="14"/>
+        </w:rPr>
+        <w:t>Note 63: Явление, указанное в данной таблице флагов, означает любое явление, включая осадки и явления, ухудшающие видимость.</w:t>
+      </w:r>
+    </w:p>
+    <w:p>
+      <w:r>
+        <w:rPr>
+          <w:rFonts w:ascii="Verdana" w:hAnsi="Verdana"/>
+          <w:i/>
+          <w:sz w:val="14"/>
+        </w:rPr>
+        <w:t>Note 75: Определения в кодовых цифрах 0-2 и 4 применяются для обнаженной репрезентативной поверхности почвы, а цифры 3, 5-9 и 10-19 — к открытому репрезентативному району.</w:t>
+      </w:r>
+    </w:p>
+    <w:p>
+      <w:r>
+        <w:rPr>
+          <w:rFonts w:ascii="Verdana" w:hAnsi="Verdana"/>
+          <w:i/>
+          <w:sz w:val="14"/>
+        </w:rPr>
+        <w:t>Note 76: Эти величины относятся к хорошо сформированному ветровому волнению в открытом море. В то время как предпочтение следует отдавать описательным терминам, значения этих высот могут использоваться наблюдателем как руководство при передаче состояния поверхности моря, которое возникает в результате различных факторов, таких, как ветер, зыбь, течения, угол между направлением ветра и зыби и т. д.</w:t>
+      </w:r>
+    </w:p>
+    <w:p>
+      <w:r>
+        <w:rPr>
+          <w:rFonts w:ascii="Verdana" w:hAnsi="Verdana"/>
+          <w:i/>
+          <w:sz w:val="14"/>
+        </w:rPr>
+        <w:t>Note 78: Первые три цифры представляют собой код страны ИСО.</w:t>
+      </w:r>
+    </w:p>
+    <w:p>
+      <w:r>
+        <w:rPr>
+          <w:rFonts w:ascii="Verdana" w:hAnsi="Verdana"/>
+          <w:i/>
+          <w:sz w:val="14"/>
+        </w:rPr>
+        <w:t>Note 79: Последняя колонка в таблице содержит соответствующий номер регистрации Химической реферативной службы (CAS) Американского химического общества.</w:t>
+      </w:r>
+    </w:p>
+    <w:p>
+      <w:r>
+        <w:rPr>
+          <w:rFonts w:ascii="Verdana" w:hAnsi="Verdana"/>
+          <w:i/>
+          <w:sz w:val="14"/>
+        </w:rPr>
+        <w:t>Note 80: Средняя часть данной кодовой таблицы (кодовые цифры 100-199) включает термины на нескольких уровнях, которые могут быть использованы для простых и более сложных автоматических станций.</w:t>
+      </w:r>
+    </w:p>
+    <w:p>
+      <w:r>
+        <w:rPr>
+          <w:rFonts w:ascii="Verdana" w:hAnsi="Verdana"/>
+          <w:i/>
+          <w:sz w:val="14"/>
+        </w:rPr>
+        <w:t>Note 81: Номинальный диапазон влажности поверхности почвы — от 0 % до 100 %. В крайних случаях экстраполированное обратное рассеяние при угле наклона в 40 градусов может превышать исходный показатель для влажного обратного рассеяния. В этих случаях значение, полученное в результате процесса измерения влажности поверхности почвы, будет менее 0 % или более 100 %, соответственно.</w:t>
+      </w:r>
+    </w:p>
+    <w:p>
+      <w:r>
+        <w:rPr>
+          <w:rFonts w:ascii="Verdana" w:hAnsi="Verdana"/>
+          <w:i/>
+          <w:sz w:val="14"/>
+        </w:rPr>
+        <w:t>Note 84: Эти величины относятся к хорошо сформированному ветровому волнению в открытом море. В то время как предпочтение следует отдавать описательным терминам, значения этих высот могут использоваться наблюдателем как руководство при передаче состояния поверхности моря, которое возникает в результате различных факторов, таких, как ветер, зыбь, течения, угол между направлением ветра и зыби и т. д.</w:t>
+      </w:r>
+    </w:p>
+    <w:p>
+      <w:r>
+        <w:rPr>
+          <w:rFonts w:ascii="Verdana" w:hAnsi="Verdana"/>
+          <w:i/>
+          <w:sz w:val="14"/>
+        </w:rPr>
+        <w:t>Note 85: Данный дескриптор будет связан с данными по видимости или высоте облаков для указания того, что значение является граничным. Если передаваемое значение является истинным, то кодовая цифра равна нулю. Однако измерение может попасть в предел измерительной способности прибора. Если передаваемое значение больше, чем истинное значение, то кодовая цифра будет равна 1, если передаваемое значение меньше истинного значения, то кодовая цифра будет равна 2.</w:t>
+      </w:r>
+    </w:p>
+    <w:p>
+      <w:r>
+        <w:rPr>
+          <w:rFonts w:ascii="Verdana" w:hAnsi="Verdana"/>
+          <w:i/>
+          <w:sz w:val="14"/>
+        </w:rPr>
+        <w:t>Note 88: Значимость времени должна быть квалифицирована соответствующими периодами времени, которые следует указывать.</w:t>
+      </w:r>
+    </w:p>
+    <w:p>
+      <w:r>
+        <w:rPr>
+          <w:rFonts w:ascii="Verdana" w:hAnsi="Verdana"/>
+          <w:i/>
+          <w:sz w:val="14"/>
+        </w:rPr>
+        <w:t>Note 90: Тип прибора и единицы начальных измерений для измерения ветра (в м с-1 за исключением отдельных указаний).</w:t>
+      </w:r>
+    </w:p>
+    <w:p>
+      <w:r>
+        <w:rPr>
+          <w:rFonts w:ascii="Verdana" w:hAnsi="Verdana"/>
+          <w:i/>
+          <w:sz w:val="14"/>
+        </w:rPr>
+        <w:t>Note 94: Там, где первоначальный метод передачи указывается кодовой цифрой 1, в целях получения достоверных значений данных, соответствующих дескриптору 0 01 012, рекомендуется следующее преобразование: Передаваемое значение Значение данных 0 0 1 45 2 90 3 135 4 180 5 225 6 270 7 315 8 360 9 511</w:t>
+      </w:r>
+    </w:p>
+    <w:p>
+      <w:r>
+        <w:rPr>
+          <w:rFonts w:ascii="Verdana" w:hAnsi="Verdana"/>
+          <w:i/>
+          <w:sz w:val="14"/>
+        </w:rPr>
+        <w:t>Note 95: Там, где первоначальный метод передачи указывается кодовой цифрой 1, в целях получения точных значений данных, соответствующих дескриптору 0 01 013, рекомендуется следующее преобразование: Передаваемое значение Значение данных 0 0 1 1 2 4 3 7 4 9 5 12 6 14 7 17 8 19 9 21 / 1023</w:t>
+      </w:r>
+    </w:p>
+    <w:p>
+      <w:r>
+        <w:rPr>
+          <w:rFonts w:ascii="Verdana" w:hAnsi="Verdana"/>
+          <w:i/>
+          <w:sz w:val="14"/>
+        </w:rPr>
+        <w:t>Note 22: Битовые флаги показывают элементы, включенные при обработке данных зондирования.</w:t>
       </w:r>
     </w:p>
     <w:p>
@@ -58,6 +568,9 @@
             <w:shd w:val="clear" w:color="auto" w:fill="D9D9D9"/>
           </w:tcPr>
           <w:p>
+            <w:pPr>
+              <w:spacing w:before="20" w:after="20"/>
+            </w:pPr>
             <w:r/>
             <w:r>
               <w:rPr>
@@ -75,6 +588,9 @@
             <w:shd w:val="clear" w:color="auto" w:fill="D9D9D9"/>
           </w:tcPr>
           <w:p>
+            <w:pPr>
+              <w:spacing w:before="20" w:after="20"/>
+            </w:pPr>
             <w:r/>
             <w:r>
               <w:rPr>
@@ -92,6 +608,9 @@
             <w:shd w:val="clear" w:color="auto" w:fill="D9D9D9"/>
           </w:tcPr>
           <w:p>
+            <w:pPr>
+              <w:spacing w:before="20" w:after="20"/>
+            </w:pPr>
             <w:r/>
             <w:r>
               <w:rPr>
@@ -105,11 +624,17 @@
         </w:tc>
       </w:tr>
       <w:tr>
+        <w:trPr>
+          <w:cantSplit/>
+        </w:trPr>
         <w:tc>
           <w:tcPr>
             <w:tcW w:type="dxa" w:w="5046"/>
           </w:tcPr>
           <w:p>
+            <w:pPr>
+              <w:spacing w:before="20" w:after="20"/>
+            </w:pPr>
             <w:r/>
             <w:r>
               <w:rPr>
@@ -126,6 +651,9 @@
             <w:tcW w:type="dxa" w:w="5046"/>
           </w:tcPr>
           <w:p>
+            <w:pPr>
+              <w:spacing w:before="20" w:after="20"/>
+            </w:pPr>
             <w:r/>
             <w:r>
               <w:rPr>
@@ -142,6 +670,9 @@
             <w:tcW w:type="dxa" w:w="5046"/>
           </w:tcPr>
           <w:p>
+            <w:pPr>
+              <w:spacing w:before="20" w:after="20"/>
+            </w:pPr>
             <w:r/>
             <w:r>
               <w:rPr>
@@ -154,11 +685,17 @@
         </w:tc>
       </w:tr>
       <w:tr>
+        <w:trPr>
+          <w:cantSplit/>
+        </w:trPr>
         <w:tc>
           <w:tcPr>
             <w:tcW w:type="dxa" w:w="5046"/>
           </w:tcPr>
           <w:p>
+            <w:pPr>
+              <w:spacing w:before="20" w:after="20"/>
+            </w:pPr>
             <w:r/>
             <w:r>
               <w:rPr>
@@ -175,6 +712,9 @@
             <w:tcW w:type="dxa" w:w="5046"/>
           </w:tcPr>
           <w:p>
+            <w:pPr>
+              <w:spacing w:before="20" w:after="20"/>
+            </w:pPr>
             <w:r/>
             <w:r>
               <w:rPr>
@@ -191,6 +731,9 @@
             <w:tcW w:type="dxa" w:w="5046"/>
           </w:tcPr>
           <w:p>
+            <w:pPr>
+              <w:spacing w:before="20" w:after="20"/>
+            </w:pPr>
             <w:r/>
             <w:r>
               <w:rPr>
@@ -203,11 +746,17 @@
         </w:tc>
       </w:tr>
       <w:tr>
+        <w:trPr>
+          <w:cantSplit/>
+        </w:trPr>
         <w:tc>
           <w:tcPr>
             <w:tcW w:type="dxa" w:w="5046"/>
           </w:tcPr>
           <w:p>
+            <w:pPr>
+              <w:spacing w:before="20" w:after="20"/>
+            </w:pPr>
             <w:r/>
             <w:r>
               <w:rPr>
@@ -224,6 +773,9 @@
             <w:tcW w:type="dxa" w:w="5046"/>
           </w:tcPr>
           <w:p>
+            <w:pPr>
+              <w:spacing w:before="20" w:after="20"/>
+            </w:pPr>
             <w:r/>
             <w:r>
               <w:rPr>
@@ -240,6 +792,9 @@
             <w:tcW w:type="dxa" w:w="5046"/>
           </w:tcPr>
           <w:p>
+            <w:pPr>
+              <w:spacing w:before="20" w:after="20"/>
+            </w:pPr>
             <w:r/>
             <w:r>
               <w:rPr>
@@ -252,11 +807,17 @@
         </w:tc>
       </w:tr>
       <w:tr>
+        <w:trPr>
+          <w:cantSplit/>
+        </w:trPr>
         <w:tc>
           <w:tcPr>
             <w:tcW w:type="dxa" w:w="5046"/>
           </w:tcPr>
           <w:p>
+            <w:pPr>
+              <w:spacing w:before="20" w:after="20"/>
+            </w:pPr>
             <w:r/>
             <w:r>
               <w:rPr>
@@ -273,6 +834,9 @@
             <w:tcW w:type="dxa" w:w="5046"/>
           </w:tcPr>
           <w:p>
+            <w:pPr>
+              <w:spacing w:before="20" w:after="20"/>
+            </w:pPr>
             <w:r/>
             <w:r>
               <w:rPr>
@@ -289,6 +853,9 @@
             <w:tcW w:type="dxa" w:w="5046"/>
           </w:tcPr>
           <w:p>
+            <w:pPr>
+              <w:spacing w:before="20" w:after="20"/>
+            </w:pPr>
             <w:r/>
             <w:r>
               <w:rPr>
@@ -345,6 +912,9 @@
             <w:shd w:val="clear" w:color="auto" w:fill="D9D9D9"/>
           </w:tcPr>
           <w:p>
+            <w:pPr>
+              <w:spacing w:before="20" w:after="20"/>
+            </w:pPr>
             <w:r/>
             <w:r>
               <w:rPr>
@@ -362,6 +932,9 @@
             <w:shd w:val="clear" w:color="auto" w:fill="D9D9D9"/>
           </w:tcPr>
           <w:p>
+            <w:pPr>
+              <w:spacing w:before="20" w:after="20"/>
+            </w:pPr>
             <w:r/>
             <w:r>
               <w:rPr>
@@ -379,6 +952,9 @@
             <w:shd w:val="clear" w:color="auto" w:fill="D9D9D9"/>
           </w:tcPr>
           <w:p>
+            <w:pPr>
+              <w:spacing w:before="20" w:after="20"/>
+            </w:pPr>
             <w:r/>
             <w:r>
               <w:rPr>
@@ -392,11 +968,17 @@
         </w:tc>
       </w:tr>
       <w:tr>
+        <w:trPr>
+          <w:cantSplit/>
+        </w:trPr>
         <w:tc>
           <w:tcPr>
             <w:tcW w:type="dxa" w:w="5046"/>
           </w:tcPr>
           <w:p>
+            <w:pPr>
+              <w:spacing w:before="20" w:after="20"/>
+            </w:pPr>
             <w:r/>
             <w:r>
               <w:rPr>
@@ -413,6 +995,9 @@
             <w:tcW w:type="dxa" w:w="5046"/>
           </w:tcPr>
           <w:p>
+            <w:pPr>
+              <w:spacing w:before="20" w:after="20"/>
+            </w:pPr>
             <w:r/>
             <w:r>
               <w:rPr>
@@ -429,6 +1014,9 @@
             <w:tcW w:type="dxa" w:w="5046"/>
           </w:tcPr>
           <w:p>
+            <w:pPr>
+              <w:spacing w:before="20" w:after="20"/>
+            </w:pPr>
             <w:r/>
             <w:r>
               <w:rPr>
@@ -441,11 +1029,17 @@
         </w:tc>
       </w:tr>
       <w:tr>
+        <w:trPr>
+          <w:cantSplit/>
+        </w:trPr>
         <w:tc>
           <w:tcPr>
             <w:tcW w:type="dxa" w:w="5046"/>
           </w:tcPr>
           <w:p>
+            <w:pPr>
+              <w:spacing w:before="20" w:after="20"/>
+            </w:pPr>
             <w:r/>
             <w:r>
               <w:rPr>
@@ -462,6 +1056,9 @@
             <w:tcW w:type="dxa" w:w="5046"/>
           </w:tcPr>
           <w:p>
+            <w:pPr>
+              <w:spacing w:before="20" w:after="20"/>
+            </w:pPr>
             <w:r/>
             <w:r>
               <w:rPr>
@@ -478,6 +1075,9 @@
             <w:tcW w:type="dxa" w:w="5046"/>
           </w:tcPr>
           <w:p>
+            <w:pPr>
+              <w:spacing w:before="20" w:after="20"/>
+            </w:pPr>
             <w:r/>
             <w:r>
               <w:rPr>
@@ -490,11 +1090,17 @@
         </w:tc>
       </w:tr>
       <w:tr>
+        <w:trPr>
+          <w:cantSplit/>
+        </w:trPr>
         <w:tc>
           <w:tcPr>
             <w:tcW w:type="dxa" w:w="5046"/>
           </w:tcPr>
           <w:p>
+            <w:pPr>
+              <w:spacing w:before="20" w:after="20"/>
+            </w:pPr>
             <w:r/>
             <w:r>
               <w:rPr>
@@ -511,6 +1117,9 @@
             <w:tcW w:type="dxa" w:w="5046"/>
           </w:tcPr>
           <w:p>
+            <w:pPr>
+              <w:spacing w:before="20" w:after="20"/>
+            </w:pPr>
             <w:r/>
             <w:r>
               <w:rPr>
@@ -527,6 +1136,9 @@
             <w:tcW w:type="dxa" w:w="5046"/>
           </w:tcPr>
           <w:p>
+            <w:pPr>
+              <w:spacing w:before="20" w:after="20"/>
+            </w:pPr>
             <w:r/>
             <w:r>
               <w:rPr>
@@ -539,11 +1151,17 @@
         </w:tc>
       </w:tr>
       <w:tr>
+        <w:trPr>
+          <w:cantSplit/>
+        </w:trPr>
         <w:tc>
           <w:tcPr>
             <w:tcW w:type="dxa" w:w="5046"/>
           </w:tcPr>
           <w:p>
+            <w:pPr>
+              <w:spacing w:before="20" w:after="20"/>
+            </w:pPr>
             <w:r/>
             <w:r>
               <w:rPr>
@@ -560,6 +1178,9 @@
             <w:tcW w:type="dxa" w:w="5046"/>
           </w:tcPr>
           <w:p>
+            <w:pPr>
+              <w:spacing w:before="20" w:after="20"/>
+            </w:pPr>
             <w:r/>
             <w:r>
               <w:rPr>
@@ -576,6 +1197,9 @@
             <w:tcW w:type="dxa" w:w="5046"/>
           </w:tcPr>
           <w:p>
+            <w:pPr>
+              <w:spacing w:before="20" w:after="20"/>
+            </w:pPr>
             <w:r/>
             <w:r>
               <w:rPr>
@@ -588,11 +1212,17 @@
         </w:tc>
       </w:tr>
       <w:tr>
+        <w:trPr>
+          <w:cantSplit/>
+        </w:trPr>
         <w:tc>
           <w:tcPr>
             <w:tcW w:type="dxa" w:w="5046"/>
           </w:tcPr>
           <w:p>
+            <w:pPr>
+              <w:spacing w:before="20" w:after="20"/>
+            </w:pPr>
             <w:r/>
             <w:r>
               <w:rPr>
@@ -609,6 +1239,9 @@
             <w:tcW w:type="dxa" w:w="5046"/>
           </w:tcPr>
           <w:p>
+            <w:pPr>
+              <w:spacing w:before="20" w:after="20"/>
+            </w:pPr>
             <w:r/>
             <w:r>
               <w:rPr>
@@ -625,6 +1258,9 @@
             <w:tcW w:type="dxa" w:w="5046"/>
           </w:tcPr>
           <w:p>
+            <w:pPr>
+              <w:spacing w:before="20" w:after="20"/>
+            </w:pPr>
             <w:r/>
             <w:r>
               <w:rPr>
@@ -682,6 +1318,9 @@
             <w:shd w:val="clear" w:color="auto" w:fill="D9D9D9"/>
           </w:tcPr>
           <w:p>
+            <w:pPr>
+              <w:spacing w:before="20" w:after="20"/>
+            </w:pPr>
             <w:r/>
             <w:r>
               <w:rPr>
@@ -699,6 +1338,9 @@
             <w:shd w:val="clear" w:color="auto" w:fill="D9D9D9"/>
           </w:tcPr>
           <w:p>
+            <w:pPr>
+              <w:spacing w:before="20" w:after="20"/>
+            </w:pPr>
             <w:r/>
             <w:r>
               <w:rPr>
@@ -716,6 +1358,9 @@
             <w:shd w:val="clear" w:color="auto" w:fill="D9D9D9"/>
           </w:tcPr>
           <w:p>
+            <w:pPr>
+              <w:spacing w:before="20" w:after="20"/>
+            </w:pPr>
             <w:r/>
             <w:r>
               <w:rPr>
@@ -733,6 +1378,9 @@
             <w:shd w:val="clear" w:color="auto" w:fill="D9D9D9"/>
           </w:tcPr>
           <w:p>
+            <w:pPr>
+              <w:spacing w:before="20" w:after="20"/>
+            </w:pPr>
             <w:r/>
             <w:r>
               <w:rPr>
@@ -746,11 +1394,17 @@
         </w:tc>
       </w:tr>
       <w:tr>
+        <w:trPr>
+          <w:cantSplit/>
+        </w:trPr>
         <w:tc>
           <w:tcPr>
             <w:tcW w:type="dxa" w:w="3784"/>
           </w:tcPr>
           <w:p>
+            <w:pPr>
+              <w:spacing w:before="20" w:after="20"/>
+            </w:pPr>
             <w:r/>
             <w:r>
               <w:rPr>
@@ -767,6 +1421,9 @@
             <w:tcW w:type="dxa" w:w="3784"/>
           </w:tcPr>
           <w:p>
+            <w:pPr>
+              <w:spacing w:before="20" w:after="20"/>
+            </w:pPr>
             <w:r/>
             <w:r>
               <w:rPr>
@@ -783,6 +1440,9 @@
             <w:tcW w:type="dxa" w:w="3784"/>
           </w:tcPr>
           <w:p>
+            <w:pPr>
+              <w:spacing w:before="20" w:after="20"/>
+            </w:pPr>
             <w:r/>
             <w:r>
               <w:rPr>
@@ -799,6 +1459,9 @@
             <w:tcW w:type="dxa" w:w="3784"/>
           </w:tcPr>
           <w:p>
+            <w:pPr>
+              <w:spacing w:before="20" w:after="20"/>
+            </w:pPr>
             <w:r/>
             <w:r>
               <w:rPr>
@@ -811,11 +1474,17 @@
         </w:tc>
       </w:tr>
       <w:tr>
+        <w:trPr>
+          <w:cantSplit/>
+        </w:trPr>
         <w:tc>
           <w:tcPr>
             <w:tcW w:type="dxa" w:w="3784"/>
           </w:tcPr>
           <w:p>
+            <w:pPr>
+              <w:spacing w:before="20" w:after="20"/>
+            </w:pPr>
             <w:r/>
             <w:r>
               <w:rPr>
@@ -832,6 +1501,9 @@
             <w:tcW w:type="dxa" w:w="3784"/>
           </w:tcPr>
           <w:p>
+            <w:pPr>
+              <w:spacing w:before="20" w:after="20"/>
+            </w:pPr>
             <w:r/>
             <w:r>
               <w:rPr>
@@ -848,6 +1520,9 @@
             <w:tcW w:type="dxa" w:w="3784"/>
           </w:tcPr>
           <w:p>
+            <w:pPr>
+              <w:spacing w:before="20" w:after="20"/>
+            </w:pPr>
             <w:r/>
             <w:r>
               <w:rPr>
@@ -864,6 +1539,9 @@
             <w:tcW w:type="dxa" w:w="3784"/>
           </w:tcPr>
           <w:p>
+            <w:pPr>
+              <w:spacing w:before="20" w:after="20"/>
+            </w:pPr>
             <w:r/>
             <w:r>
               <w:rPr>
@@ -876,11 +1554,17 @@
         </w:tc>
       </w:tr>
       <w:tr>
+        <w:trPr>
+          <w:cantSplit/>
+        </w:trPr>
         <w:tc>
           <w:tcPr>
             <w:tcW w:type="dxa" w:w="3784"/>
           </w:tcPr>
           <w:p>
+            <w:pPr>
+              <w:spacing w:before="20" w:after="20"/>
+            </w:pPr>
             <w:r/>
             <w:r>
               <w:rPr>
@@ -897,6 +1581,9 @@
             <w:tcW w:type="dxa" w:w="3784"/>
           </w:tcPr>
           <w:p>
+            <w:pPr>
+              <w:spacing w:before="20" w:after="20"/>
+            </w:pPr>
             <w:r/>
             <w:r>
               <w:rPr>
@@ -913,6 +1600,9 @@
             <w:tcW w:type="dxa" w:w="3784"/>
           </w:tcPr>
           <w:p>
+            <w:pPr>
+              <w:spacing w:before="20" w:after="20"/>
+            </w:pPr>
             <w:r/>
             <w:r>
               <w:rPr>
@@ -929,6 +1619,9 @@
             <w:tcW w:type="dxa" w:w="3784"/>
           </w:tcPr>
           <w:p>
+            <w:pPr>
+              <w:spacing w:before="20" w:after="20"/>
+            </w:pPr>
             <w:r/>
             <w:r>
               <w:rPr>
@@ -941,11 +1634,17 @@
         </w:tc>
       </w:tr>
       <w:tr>
+        <w:trPr>
+          <w:cantSplit/>
+        </w:trPr>
         <w:tc>
           <w:tcPr>
             <w:tcW w:type="dxa" w:w="3784"/>
           </w:tcPr>
           <w:p>
+            <w:pPr>
+              <w:spacing w:before="20" w:after="20"/>
+            </w:pPr>
             <w:r/>
             <w:r>
               <w:rPr>
@@ -962,6 +1661,9 @@
             <w:tcW w:type="dxa" w:w="3784"/>
           </w:tcPr>
           <w:p>
+            <w:pPr>
+              <w:spacing w:before="20" w:after="20"/>
+            </w:pPr>
             <w:r/>
             <w:r>
               <w:rPr>
@@ -978,6 +1680,9 @@
             <w:tcW w:type="dxa" w:w="3784"/>
           </w:tcPr>
           <w:p>
+            <w:pPr>
+              <w:spacing w:before="20" w:after="20"/>
+            </w:pPr>
             <w:r/>
             <w:r>
               <w:rPr>
@@ -994,6 +1699,9 @@
             <w:tcW w:type="dxa" w:w="3784"/>
           </w:tcPr>
           <w:p>
+            <w:pPr>
+              <w:spacing w:before="20" w:after="20"/>
+            </w:pPr>
             <w:r/>
             <w:r>
               <w:rPr>
@@ -1006,11 +1714,17 @@
         </w:tc>
       </w:tr>
       <w:tr>
+        <w:trPr>
+          <w:cantSplit/>
+        </w:trPr>
         <w:tc>
           <w:tcPr>
             <w:tcW w:type="dxa" w:w="3784"/>
           </w:tcPr>
           <w:p>
+            <w:pPr>
+              <w:spacing w:before="20" w:after="20"/>
+            </w:pPr>
             <w:r/>
             <w:r>
               <w:rPr>
@@ -1027,6 +1741,9 @@
             <w:tcW w:type="dxa" w:w="3784"/>
           </w:tcPr>
           <w:p>
+            <w:pPr>
+              <w:spacing w:before="20" w:after="20"/>
+            </w:pPr>
             <w:r/>
             <w:r>
               <w:rPr>
@@ -1043,6 +1760,9 @@
             <w:tcW w:type="dxa" w:w="3784"/>
           </w:tcPr>
           <w:p>
+            <w:pPr>
+              <w:spacing w:before="20" w:after="20"/>
+            </w:pPr>
             <w:r/>
             <w:r>
               <w:rPr>
@@ -1059,6 +1779,9 @@
             <w:tcW w:type="dxa" w:w="3784"/>
           </w:tcPr>
           <w:p>
+            <w:pPr>
+              <w:spacing w:before="20" w:after="20"/>
+            </w:pPr>
             <w:r/>
             <w:r>
               <w:rPr>
@@ -1071,11 +1794,17 @@
         </w:tc>
       </w:tr>
       <w:tr>
+        <w:trPr>
+          <w:cantSplit/>
+        </w:trPr>
         <w:tc>
           <w:tcPr>
             <w:tcW w:type="dxa" w:w="3784"/>
           </w:tcPr>
           <w:p>
+            <w:pPr>
+              <w:spacing w:before="20" w:after="20"/>
+            </w:pPr>
             <w:r/>
             <w:r>
               <w:rPr>
@@ -1092,6 +1821,9 @@
             <w:tcW w:type="dxa" w:w="3784"/>
           </w:tcPr>
           <w:p>
+            <w:pPr>
+              <w:spacing w:before="20" w:after="20"/>
+            </w:pPr>
             <w:r/>
             <w:r>
               <w:rPr>
@@ -1108,6 +1840,9 @@
             <w:tcW w:type="dxa" w:w="3784"/>
           </w:tcPr>
           <w:p>
+            <w:pPr>
+              <w:spacing w:before="20" w:after="20"/>
+            </w:pPr>
             <w:r/>
             <w:r>
               <w:rPr>
@@ -1124,6 +1859,9 @@
             <w:tcW w:type="dxa" w:w="3784"/>
           </w:tcPr>
           <w:p>
+            <w:pPr>
+              <w:spacing w:before="20" w:after="20"/>
+            </w:pPr>
             <w:r/>
             <w:r>
               <w:rPr>
@@ -1136,11 +1874,17 @@
         </w:tc>
       </w:tr>
       <w:tr>
+        <w:trPr>
+          <w:cantSplit/>
+        </w:trPr>
         <w:tc>
           <w:tcPr>
             <w:tcW w:type="dxa" w:w="3784"/>
           </w:tcPr>
           <w:p>
+            <w:pPr>
+              <w:spacing w:before="20" w:after="20"/>
+            </w:pPr>
             <w:r/>
             <w:r>
               <w:rPr>
@@ -1157,6 +1901,9 @@
             <w:tcW w:type="dxa" w:w="3784"/>
           </w:tcPr>
           <w:p>
+            <w:pPr>
+              <w:spacing w:before="20" w:after="20"/>
+            </w:pPr>
             <w:r/>
             <w:r>
               <w:rPr>
@@ -1173,6 +1920,9 @@
             <w:tcW w:type="dxa" w:w="3784"/>
           </w:tcPr>
           <w:p>
+            <w:pPr>
+              <w:spacing w:before="20" w:after="20"/>
+            </w:pPr>
             <w:r/>
             <w:r>
               <w:rPr>
@@ -1189,6 +1939,9 @@
             <w:tcW w:type="dxa" w:w="3784"/>
           </w:tcPr>
           <w:p>
+            <w:pPr>
+              <w:spacing w:before="20" w:after="20"/>
+            </w:pPr>
             <w:r/>
             <w:r>
               <w:rPr>
@@ -1201,11 +1954,17 @@
         </w:tc>
       </w:tr>
       <w:tr>
+        <w:trPr>
+          <w:cantSplit/>
+        </w:trPr>
         <w:tc>
           <w:tcPr>
             <w:tcW w:type="dxa" w:w="3784"/>
           </w:tcPr>
           <w:p>
+            <w:pPr>
+              <w:spacing w:before="20" w:after="20"/>
+            </w:pPr>
             <w:r/>
             <w:r>
               <w:rPr>
@@ -1222,6 +1981,9 @@
             <w:tcW w:type="dxa" w:w="3784"/>
           </w:tcPr>
           <w:p>
+            <w:pPr>
+              <w:spacing w:before="20" w:after="20"/>
+            </w:pPr>
             <w:r/>
             <w:r>
               <w:rPr>
@@ -1238,6 +2000,9 @@
             <w:tcW w:type="dxa" w:w="3784"/>
           </w:tcPr>
           <w:p>
+            <w:pPr>
+              <w:spacing w:before="20" w:after="20"/>
+            </w:pPr>
             <w:r/>
             <w:r>
               <w:rPr>
@@ -1254,6 +2019,9 @@
             <w:tcW w:type="dxa" w:w="3784"/>
           </w:tcPr>
           <w:p>
+            <w:pPr>
+              <w:spacing w:before="20" w:after="20"/>
+            </w:pPr>
             <w:r/>
             <w:r>
               <w:rPr>
@@ -1266,11 +2034,17 @@
         </w:tc>
       </w:tr>
       <w:tr>
+        <w:trPr>
+          <w:cantSplit/>
+        </w:trPr>
         <w:tc>
           <w:tcPr>
             <w:tcW w:type="dxa" w:w="3784"/>
           </w:tcPr>
           <w:p>
+            <w:pPr>
+              <w:spacing w:before="20" w:after="20"/>
+            </w:pPr>
             <w:r/>
             <w:r>
               <w:rPr>
@@ -1287,6 +2061,9 @@
             <w:tcW w:type="dxa" w:w="3784"/>
           </w:tcPr>
           <w:p>
+            <w:pPr>
+              <w:spacing w:before="20" w:after="20"/>
+            </w:pPr>
             <w:r/>
             <w:r>
               <w:rPr>
@@ -1303,6 +2080,9 @@
             <w:tcW w:type="dxa" w:w="3784"/>
           </w:tcPr>
           <w:p>
+            <w:pPr>
+              <w:spacing w:before="20" w:after="20"/>
+            </w:pPr>
             <w:r/>
             <w:r>
               <w:rPr>
@@ -1319,6 +2099,9 @@
             <w:tcW w:type="dxa" w:w="3784"/>
           </w:tcPr>
           <w:p>
+            <w:pPr>
+              <w:spacing w:before="20" w:after="20"/>
+            </w:pPr>
             <w:r/>
             <w:r>
               <w:rPr>
@@ -1331,11 +2114,17 @@
         </w:tc>
       </w:tr>
       <w:tr>
+        <w:trPr>
+          <w:cantSplit/>
+        </w:trPr>
         <w:tc>
           <w:tcPr>
             <w:tcW w:type="dxa" w:w="3784"/>
           </w:tcPr>
           <w:p>
+            <w:pPr>
+              <w:spacing w:before="20" w:after="20"/>
+            </w:pPr>
             <w:r/>
             <w:r>
               <w:rPr>
@@ -1352,6 +2141,9 @@
             <w:tcW w:type="dxa" w:w="3784"/>
           </w:tcPr>
           <w:p>
+            <w:pPr>
+              <w:spacing w:before="20" w:after="20"/>
+            </w:pPr>
             <w:r/>
             <w:r>
               <w:rPr>
@@ -1368,6 +2160,9 @@
             <w:tcW w:type="dxa" w:w="3784"/>
           </w:tcPr>
           <w:p>
+            <w:pPr>
+              <w:spacing w:before="20" w:after="20"/>
+            </w:pPr>
             <w:r/>
             <w:r>
               <w:rPr>
@@ -1384,6 +2179,9 @@
             <w:tcW w:type="dxa" w:w="3784"/>
           </w:tcPr>
           <w:p>
+            <w:pPr>
+              <w:spacing w:before="20" w:after="20"/>
+            </w:pPr>
             <w:r/>
             <w:r>
               <w:rPr>
@@ -1396,11 +2194,17 @@
         </w:tc>
       </w:tr>
       <w:tr>
+        <w:trPr>
+          <w:cantSplit/>
+        </w:trPr>
         <w:tc>
           <w:tcPr>
             <w:tcW w:type="dxa" w:w="3784"/>
           </w:tcPr>
           <w:p>
+            <w:pPr>
+              <w:spacing w:before="20" w:after="20"/>
+            </w:pPr>
             <w:r/>
             <w:r>
               <w:rPr>
@@ -1417,6 +2221,9 @@
             <w:tcW w:type="dxa" w:w="3784"/>
           </w:tcPr>
           <w:p>
+            <w:pPr>
+              <w:spacing w:before="20" w:after="20"/>
+            </w:pPr>
             <w:r/>
             <w:r>
               <w:rPr>
@@ -1433,6 +2240,9 @@
             <w:tcW w:type="dxa" w:w="3784"/>
           </w:tcPr>
           <w:p>
+            <w:pPr>
+              <w:spacing w:before="20" w:after="20"/>
+            </w:pPr>
             <w:r/>
             <w:r>
               <w:rPr>
@@ -1448,6 +2258,9 @@
             <w:tcW w:type="dxa" w:w="3784"/>
           </w:tcPr>
           <w:p>
+            <w:pPr>
+              <w:spacing w:before="20" w:after="20"/>
+            </w:pPr>
             <w:r/>
             <w:r>
               <w:rPr>
@@ -1460,11 +2273,17 @@
         </w:tc>
       </w:tr>
       <w:tr>
+        <w:trPr>
+          <w:cantSplit/>
+        </w:trPr>
         <w:tc>
           <w:tcPr>
             <w:tcW w:type="dxa" w:w="3784"/>
           </w:tcPr>
           <w:p>
+            <w:pPr>
+              <w:spacing w:before="20" w:after="20"/>
+            </w:pPr>
             <w:r/>
             <w:r>
               <w:rPr>
@@ -1481,6 +2300,9 @@
             <w:tcW w:type="dxa" w:w="3784"/>
           </w:tcPr>
           <w:p>
+            <w:pPr>
+              <w:spacing w:before="20" w:after="20"/>
+            </w:pPr>
             <w:r/>
             <w:r>
               <w:rPr>
@@ -1497,6 +2319,9 @@
             <w:tcW w:type="dxa" w:w="3784"/>
           </w:tcPr>
           <w:p>
+            <w:pPr>
+              <w:spacing w:before="20" w:after="20"/>
+            </w:pPr>
             <w:r/>
             <w:r>
               <w:rPr>
@@ -1512,6 +2337,9 @@
             <w:tcW w:type="dxa" w:w="3784"/>
           </w:tcPr>
           <w:p>
+            <w:pPr>
+              <w:spacing w:before="20" w:after="20"/>
+            </w:pPr>
             <w:r/>
             <w:r>
               <w:rPr>
@@ -1568,6 +2396,9 @@
             <w:shd w:val="clear" w:color="auto" w:fill="D9D9D9"/>
           </w:tcPr>
           <w:p>
+            <w:pPr>
+              <w:spacing w:before="20" w:after="20"/>
+            </w:pPr>
             <w:r/>
             <w:r>
               <w:rPr>
@@ -1585,6 +2416,9 @@
             <w:shd w:val="clear" w:color="auto" w:fill="D9D9D9"/>
           </w:tcPr>
           <w:p>
+            <w:pPr>
+              <w:spacing w:before="20" w:after="20"/>
+            </w:pPr>
             <w:r/>
             <w:r>
               <w:rPr>
@@ -1602,6 +2436,9 @@
             <w:shd w:val="clear" w:color="auto" w:fill="D9D9D9"/>
           </w:tcPr>
           <w:p>
+            <w:pPr>
+              <w:spacing w:before="20" w:after="20"/>
+            </w:pPr>
             <w:r/>
             <w:r>
               <w:rPr>
@@ -1615,11 +2452,17 @@
         </w:tc>
       </w:tr>
       <w:tr>
+        <w:trPr>
+          <w:cantSplit/>
+        </w:trPr>
         <w:tc>
           <w:tcPr>
             <w:tcW w:type="dxa" w:w="5046"/>
           </w:tcPr>
           <w:p>
+            <w:pPr>
+              <w:spacing w:before="20" w:after="20"/>
+            </w:pPr>
             <w:r/>
             <w:r>
               <w:rPr>
@@ -1635,6 +2478,9 @@
             <w:tcW w:type="dxa" w:w="5046"/>
           </w:tcPr>
           <w:p>
+            <w:pPr>
+              <w:spacing w:before="20" w:after="20"/>
+            </w:pPr>
             <w:r/>
             <w:r>
               <w:rPr>
@@ -1651,6 +2497,9 @@
             <w:tcW w:type="dxa" w:w="5046"/>
           </w:tcPr>
           <w:p>
+            <w:pPr>
+              <w:spacing w:before="20" w:after="20"/>
+            </w:pPr>
             <w:r/>
             <w:r>
               <w:rPr>
@@ -1707,6 +2556,9 @@
             <w:shd w:val="clear" w:color="auto" w:fill="D9D9D9"/>
           </w:tcPr>
           <w:p>
+            <w:pPr>
+              <w:spacing w:before="20" w:after="20"/>
+            </w:pPr>
             <w:r/>
             <w:r>
               <w:rPr>
@@ -1724,6 +2576,9 @@
             <w:shd w:val="clear" w:color="auto" w:fill="D9D9D9"/>
           </w:tcPr>
           <w:p>
+            <w:pPr>
+              <w:spacing w:before="20" w:after="20"/>
+            </w:pPr>
             <w:r/>
             <w:r>
               <w:rPr>
@@ -1741,6 +2596,9 @@
             <w:shd w:val="clear" w:color="auto" w:fill="D9D9D9"/>
           </w:tcPr>
           <w:p>
+            <w:pPr>
+              <w:spacing w:before="20" w:after="20"/>
+            </w:pPr>
             <w:r/>
             <w:r>
               <w:rPr>
@@ -1754,11 +2612,17 @@
         </w:tc>
       </w:tr>
       <w:tr>
+        <w:trPr>
+          <w:cantSplit/>
+        </w:trPr>
         <w:tc>
           <w:tcPr>
             <w:tcW w:type="dxa" w:w="5046"/>
           </w:tcPr>
           <w:p>
+            <w:pPr>
+              <w:spacing w:before="20" w:after="20"/>
+            </w:pPr>
             <w:r/>
             <w:r>
               <w:rPr>
@@ -1774,6 +2638,9 @@
             <w:tcW w:type="dxa" w:w="5046"/>
           </w:tcPr>
           <w:p>
+            <w:pPr>
+              <w:spacing w:before="20" w:after="20"/>
+            </w:pPr>
             <w:r/>
             <w:r>
               <w:rPr>
@@ -1790,6 +2657,9 @@
             <w:tcW w:type="dxa" w:w="5046"/>
           </w:tcPr>
           <w:p>
+            <w:pPr>
+              <w:spacing w:before="20" w:after="20"/>
+            </w:pPr>
             <w:r/>
             <w:r>
               <w:rPr>
@@ -1846,6 +2716,9 @@
             <w:shd w:val="clear" w:color="auto" w:fill="D9D9D9"/>
           </w:tcPr>
           <w:p>
+            <w:pPr>
+              <w:spacing w:before="20" w:after="20"/>
+            </w:pPr>
             <w:r/>
             <w:r>
               <w:rPr>
@@ -1863,6 +2736,9 @@
             <w:shd w:val="clear" w:color="auto" w:fill="D9D9D9"/>
           </w:tcPr>
           <w:p>
+            <w:pPr>
+              <w:spacing w:before="20" w:after="20"/>
+            </w:pPr>
             <w:r/>
             <w:r>
               <w:rPr>
@@ -1880,6 +2756,9 @@
             <w:shd w:val="clear" w:color="auto" w:fill="D9D9D9"/>
           </w:tcPr>
           <w:p>
+            <w:pPr>
+              <w:spacing w:before="20" w:after="20"/>
+            </w:pPr>
             <w:r/>
             <w:r>
               <w:rPr>
@@ -1893,11 +2772,17 @@
         </w:tc>
       </w:tr>
       <w:tr>
+        <w:trPr>
+          <w:cantSplit/>
+        </w:trPr>
         <w:tc>
           <w:tcPr>
             <w:tcW w:type="dxa" w:w="5046"/>
           </w:tcPr>
           <w:p>
+            <w:pPr>
+              <w:spacing w:before="20" w:after="20"/>
+            </w:pPr>
             <w:r/>
             <w:r>
               <w:rPr>
@@ -1914,6 +2799,9 @@
             <w:tcW w:type="dxa" w:w="5046"/>
           </w:tcPr>
           <w:p>
+            <w:pPr>
+              <w:spacing w:before="20" w:after="20"/>
+            </w:pPr>
             <w:r/>
             <w:r>
               <w:rPr>
@@ -1930,6 +2818,9 @@
             <w:tcW w:type="dxa" w:w="5046"/>
           </w:tcPr>
           <w:p>
+            <w:pPr>
+              <w:spacing w:before="20" w:after="20"/>
+            </w:pPr>
             <w:r/>
             <w:r>
               <w:rPr>
@@ -1942,11 +2833,17 @@
         </w:tc>
       </w:tr>
       <w:tr>
+        <w:trPr>
+          <w:cantSplit/>
+        </w:trPr>
         <w:tc>
           <w:tcPr>
             <w:tcW w:type="dxa" w:w="5046"/>
           </w:tcPr>
           <w:p>
+            <w:pPr>
+              <w:spacing w:before="20" w:after="20"/>
+            </w:pPr>
             <w:r/>
             <w:r>
               <w:rPr>
@@ -1963,6 +2860,9 @@
             <w:tcW w:type="dxa" w:w="5046"/>
           </w:tcPr>
           <w:p>
+            <w:pPr>
+              <w:spacing w:before="20" w:after="20"/>
+            </w:pPr>
             <w:r/>
             <w:r>
               <w:rPr>
@@ -1979,6 +2879,9 @@
             <w:tcW w:type="dxa" w:w="5046"/>
           </w:tcPr>
           <w:p>
+            <w:pPr>
+              <w:spacing w:before="20" w:after="20"/>
+            </w:pPr>
             <w:r/>
             <w:r>
               <w:rPr>
@@ -1991,11 +2894,17 @@
         </w:tc>
       </w:tr>
       <w:tr>
+        <w:trPr>
+          <w:cantSplit/>
+        </w:trPr>
         <w:tc>
           <w:tcPr>
             <w:tcW w:type="dxa" w:w="5046"/>
           </w:tcPr>
           <w:p>
+            <w:pPr>
+              <w:spacing w:before="20" w:after="20"/>
+            </w:pPr>
             <w:r/>
             <w:r>
               <w:rPr>
@@ -2012,6 +2921,9 @@
             <w:tcW w:type="dxa" w:w="5046"/>
           </w:tcPr>
           <w:p>
+            <w:pPr>
+              <w:spacing w:before="20" w:after="20"/>
+            </w:pPr>
             <w:r/>
             <w:r>
               <w:rPr>
@@ -2028,6 +2940,9 @@
             <w:tcW w:type="dxa" w:w="5046"/>
           </w:tcPr>
           <w:p>
+            <w:pPr>
+              <w:spacing w:before="20" w:after="20"/>
+            </w:pPr>
             <w:r/>
             <w:r>
               <w:rPr>
@@ -2040,11 +2955,17 @@
         </w:tc>
       </w:tr>
       <w:tr>
+        <w:trPr>
+          <w:cantSplit/>
+        </w:trPr>
         <w:tc>
           <w:tcPr>
             <w:tcW w:type="dxa" w:w="5046"/>
           </w:tcPr>
           <w:p>
+            <w:pPr>
+              <w:spacing w:before="20" w:after="20"/>
+            </w:pPr>
             <w:r/>
             <w:r>
               <w:rPr>
@@ -2061,6 +2982,9 @@
             <w:tcW w:type="dxa" w:w="5046"/>
           </w:tcPr>
           <w:p>
+            <w:pPr>
+              <w:spacing w:before="20" w:after="20"/>
+            </w:pPr>
             <w:r/>
             <w:r>
               <w:rPr>
@@ -2077,6 +3001,9 @@
             <w:tcW w:type="dxa" w:w="5046"/>
           </w:tcPr>
           <w:p>
+            <w:pPr>
+              <w:spacing w:before="20" w:after="20"/>
+            </w:pPr>
             <w:r/>
             <w:r>
               <w:rPr>
@@ -2089,11 +3016,17 @@
         </w:tc>
       </w:tr>
       <w:tr>
+        <w:trPr>
+          <w:cantSplit/>
+        </w:trPr>
         <w:tc>
           <w:tcPr>
             <w:tcW w:type="dxa" w:w="5046"/>
           </w:tcPr>
           <w:p>
+            <w:pPr>
+              <w:spacing w:before="20" w:after="20"/>
+            </w:pPr>
             <w:r/>
             <w:r>
               <w:rPr>
@@ -2110,6 +3043,9 @@
             <w:tcW w:type="dxa" w:w="5046"/>
           </w:tcPr>
           <w:p>
+            <w:pPr>
+              <w:spacing w:before="20" w:after="20"/>
+            </w:pPr>
             <w:r/>
             <w:r>
               <w:rPr>
@@ -2126,6 +3062,9 @@
             <w:tcW w:type="dxa" w:w="5046"/>
           </w:tcPr>
           <w:p>
+            <w:pPr>
+              <w:spacing w:before="20" w:after="20"/>
+            </w:pPr>
             <w:r/>
             <w:r>
               <w:rPr>
@@ -2138,11 +3077,17 @@
         </w:tc>
       </w:tr>
       <w:tr>
+        <w:trPr>
+          <w:cantSplit/>
+        </w:trPr>
         <w:tc>
           <w:tcPr>
             <w:tcW w:type="dxa" w:w="5046"/>
           </w:tcPr>
           <w:p>
+            <w:pPr>
+              <w:spacing w:before="20" w:after="20"/>
+            </w:pPr>
             <w:r/>
             <w:r>
               <w:rPr>
@@ -2159,6 +3104,9 @@
             <w:tcW w:type="dxa" w:w="5046"/>
           </w:tcPr>
           <w:p>
+            <w:pPr>
+              <w:spacing w:before="20" w:after="20"/>
+            </w:pPr>
             <w:r/>
             <w:r>
               <w:rPr>
@@ -2175,6 +3123,9 @@
             <w:tcW w:type="dxa" w:w="5046"/>
           </w:tcPr>
           <w:p>
+            <w:pPr>
+              <w:spacing w:before="20" w:after="20"/>
+            </w:pPr>
             <w:r/>
             <w:r>
               <w:rPr>
@@ -2187,11 +3138,17 @@
         </w:tc>
       </w:tr>
       <w:tr>
+        <w:trPr>
+          <w:cantSplit/>
+        </w:trPr>
         <w:tc>
           <w:tcPr>
             <w:tcW w:type="dxa" w:w="5046"/>
           </w:tcPr>
           <w:p>
+            <w:pPr>
+              <w:spacing w:before="20" w:after="20"/>
+            </w:pPr>
             <w:r/>
             <w:r>
               <w:rPr>
@@ -2208,6 +3165,9 @@
             <w:tcW w:type="dxa" w:w="5046"/>
           </w:tcPr>
           <w:p>
+            <w:pPr>
+              <w:spacing w:before="20" w:after="20"/>
+            </w:pPr>
             <w:r/>
             <w:r>
               <w:rPr>
@@ -2224,6 +3184,9 @@
             <w:tcW w:type="dxa" w:w="5046"/>
           </w:tcPr>
           <w:p>
+            <w:pPr>
+              <w:spacing w:before="20" w:after="20"/>
+            </w:pPr>
             <w:r/>
             <w:r>
               <w:rPr>
@@ -2236,11 +3199,17 @@
         </w:tc>
       </w:tr>
       <w:tr>
+        <w:trPr>
+          <w:cantSplit/>
+        </w:trPr>
         <w:tc>
           <w:tcPr>
             <w:tcW w:type="dxa" w:w="5046"/>
           </w:tcPr>
           <w:p>
+            <w:pPr>
+              <w:spacing w:before="20" w:after="20"/>
+            </w:pPr>
             <w:r/>
             <w:r>
               <w:rPr>
@@ -2257,6 +3226,9 @@
             <w:tcW w:type="dxa" w:w="5046"/>
           </w:tcPr>
           <w:p>
+            <w:pPr>
+              <w:spacing w:before="20" w:after="20"/>
+            </w:pPr>
             <w:r/>
             <w:r>
               <w:rPr>
@@ -2273,6 +3245,9 @@
             <w:tcW w:type="dxa" w:w="5046"/>
           </w:tcPr>
           <w:p>
+            <w:pPr>
+              <w:spacing w:before="20" w:after="20"/>
+            </w:pPr>
             <w:r/>
             <w:r>
               <w:rPr>
@@ -2285,11 +3260,17 @@
         </w:tc>
       </w:tr>
       <w:tr>
+        <w:trPr>
+          <w:cantSplit/>
+        </w:trPr>
         <w:tc>
           <w:tcPr>
             <w:tcW w:type="dxa" w:w="5046"/>
           </w:tcPr>
           <w:p>
+            <w:pPr>
+              <w:spacing w:before="20" w:after="20"/>
+            </w:pPr>
             <w:r/>
             <w:r>
               <w:rPr>
@@ -2306,6 +3287,9 @@
             <w:tcW w:type="dxa" w:w="5046"/>
           </w:tcPr>
           <w:p>
+            <w:pPr>
+              <w:spacing w:before="20" w:after="20"/>
+            </w:pPr>
             <w:r/>
             <w:r>
               <w:rPr>
@@ -2322,6 +3306,9 @@
             <w:tcW w:type="dxa" w:w="5046"/>
           </w:tcPr>
           <w:p>
+            <w:pPr>
+              <w:spacing w:before="20" w:after="20"/>
+            </w:pPr>
             <w:r/>
             <w:r>
               <w:rPr>
@@ -2334,11 +3321,17 @@
         </w:tc>
       </w:tr>
       <w:tr>
+        <w:trPr>
+          <w:cantSplit/>
+        </w:trPr>
         <w:tc>
           <w:tcPr>
             <w:tcW w:type="dxa" w:w="5046"/>
           </w:tcPr>
           <w:p>
+            <w:pPr>
+              <w:spacing w:before="20" w:after="20"/>
+            </w:pPr>
             <w:r/>
             <w:r>
               <w:rPr>
@@ -2355,6 +3348,9 @@
             <w:tcW w:type="dxa" w:w="5046"/>
           </w:tcPr>
           <w:p>
+            <w:pPr>
+              <w:spacing w:before="20" w:after="20"/>
+            </w:pPr>
             <w:r/>
             <w:r>
               <w:rPr>
@@ -2371,6 +3367,9 @@
             <w:tcW w:type="dxa" w:w="5046"/>
           </w:tcPr>
           <w:p>
+            <w:pPr>
+              <w:spacing w:before="20" w:after="20"/>
+            </w:pPr>
             <w:r/>
             <w:r>
               <w:rPr>
@@ -2383,11 +3382,17 @@
         </w:tc>
       </w:tr>
       <w:tr>
+        <w:trPr>
+          <w:cantSplit/>
+        </w:trPr>
         <w:tc>
           <w:tcPr>
             <w:tcW w:type="dxa" w:w="5046"/>
           </w:tcPr>
           <w:p>
+            <w:pPr>
+              <w:spacing w:before="20" w:after="20"/>
+            </w:pPr>
             <w:r/>
             <w:r>
               <w:rPr>
@@ -2404,6 +3409,9 @@
             <w:tcW w:type="dxa" w:w="5046"/>
           </w:tcPr>
           <w:p>
+            <w:pPr>
+              <w:spacing w:before="20" w:after="20"/>
+            </w:pPr>
             <w:r/>
             <w:r>
               <w:rPr>
@@ -2420,6 +3428,9 @@
             <w:tcW w:type="dxa" w:w="5046"/>
           </w:tcPr>
           <w:p>
+            <w:pPr>
+              <w:spacing w:before="20" w:after="20"/>
+            </w:pPr>
             <w:r/>
             <w:r>
               <w:rPr>
@@ -2432,11 +3443,17 @@
         </w:tc>
       </w:tr>
       <w:tr>
+        <w:trPr>
+          <w:cantSplit/>
+        </w:trPr>
         <w:tc>
           <w:tcPr>
             <w:tcW w:type="dxa" w:w="5046"/>
           </w:tcPr>
           <w:p>
+            <w:pPr>
+              <w:spacing w:before="20" w:after="20"/>
+            </w:pPr>
             <w:r/>
             <w:r>
               <w:rPr>
@@ -2453,6 +3470,9 @@
             <w:tcW w:type="dxa" w:w="5046"/>
           </w:tcPr>
           <w:p>
+            <w:pPr>
+              <w:spacing w:before="20" w:after="20"/>
+            </w:pPr>
             <w:r/>
             <w:r>
               <w:rPr>
@@ -2469,6 +3489,9 @@
             <w:tcW w:type="dxa" w:w="5046"/>
           </w:tcPr>
           <w:p>
+            <w:pPr>
+              <w:spacing w:before="20" w:after="20"/>
+            </w:pPr>
             <w:r/>
             <w:r>
               <w:rPr>
@@ -2481,11 +3504,17 @@
         </w:tc>
       </w:tr>
       <w:tr>
+        <w:trPr>
+          <w:cantSplit/>
+        </w:trPr>
         <w:tc>
           <w:tcPr>
             <w:tcW w:type="dxa" w:w="5046"/>
           </w:tcPr>
           <w:p>
+            <w:pPr>
+              <w:spacing w:before="20" w:after="20"/>
+            </w:pPr>
             <w:r/>
             <w:r>
               <w:rPr>
@@ -2502,6 +3531,9 @@
             <w:tcW w:type="dxa" w:w="5046"/>
           </w:tcPr>
           <w:p>
+            <w:pPr>
+              <w:spacing w:before="20" w:after="20"/>
+            </w:pPr>
             <w:r/>
             <w:r>
               <w:rPr>
@@ -2518,6 +3550,9 @@
             <w:tcW w:type="dxa" w:w="5046"/>
           </w:tcPr>
           <w:p>
+            <w:pPr>
+              <w:spacing w:before="20" w:after="20"/>
+            </w:pPr>
             <w:r/>
             <w:r>
               <w:rPr>
@@ -2530,11 +3565,17 @@
         </w:tc>
       </w:tr>
       <w:tr>
+        <w:trPr>
+          <w:cantSplit/>
+        </w:trPr>
         <w:tc>
           <w:tcPr>
             <w:tcW w:type="dxa" w:w="5046"/>
           </w:tcPr>
           <w:p>
+            <w:pPr>
+              <w:spacing w:before="20" w:after="20"/>
+            </w:pPr>
             <w:r/>
             <w:r>
               <w:rPr>
@@ -2551,6 +3592,9 @@
             <w:tcW w:type="dxa" w:w="5046"/>
           </w:tcPr>
           <w:p>
+            <w:pPr>
+              <w:spacing w:before="20" w:after="20"/>
+            </w:pPr>
             <w:r/>
             <w:r>
               <w:rPr>
@@ -2567,6 +3611,9 @@
             <w:tcW w:type="dxa" w:w="5046"/>
           </w:tcPr>
           <w:p>
+            <w:pPr>
+              <w:spacing w:before="20" w:after="20"/>
+            </w:pPr>
             <w:r/>
             <w:r>
               <w:rPr>
@@ -2623,6 +3670,9 @@
             <w:shd w:val="clear" w:color="auto" w:fill="D9D9D9"/>
           </w:tcPr>
           <w:p>
+            <w:pPr>
+              <w:spacing w:before="20" w:after="20"/>
+            </w:pPr>
             <w:r/>
             <w:r>
               <w:rPr>
@@ -2640,6 +3690,9 @@
             <w:shd w:val="clear" w:color="auto" w:fill="D9D9D9"/>
           </w:tcPr>
           <w:p>
+            <w:pPr>
+              <w:spacing w:before="20" w:after="20"/>
+            </w:pPr>
             <w:r/>
             <w:r>
               <w:rPr>
@@ -2657,6 +3710,9 @@
             <w:shd w:val="clear" w:color="auto" w:fill="D9D9D9"/>
           </w:tcPr>
           <w:p>
+            <w:pPr>
+              <w:spacing w:before="20" w:after="20"/>
+            </w:pPr>
             <w:r/>
             <w:r>
               <w:rPr>
@@ -2670,11 +3726,17 @@
         </w:tc>
       </w:tr>
       <w:tr>
+        <w:trPr>
+          <w:cantSplit/>
+        </w:trPr>
         <w:tc>
           <w:tcPr>
             <w:tcW w:type="dxa" w:w="5046"/>
           </w:tcPr>
           <w:p>
+            <w:pPr>
+              <w:spacing w:before="20" w:after="20"/>
+            </w:pPr>
             <w:r/>
             <w:r>
               <w:rPr>
@@ -2691,6 +3753,9 @@
             <w:tcW w:type="dxa" w:w="5046"/>
           </w:tcPr>
           <w:p>
+            <w:pPr>
+              <w:spacing w:before="20" w:after="20"/>
+            </w:pPr>
             <w:r/>
             <w:r>
               <w:rPr>
@@ -2707,6 +3772,9 @@
             <w:tcW w:type="dxa" w:w="5046"/>
           </w:tcPr>
           <w:p>
+            <w:pPr>
+              <w:spacing w:before="20" w:after="20"/>
+            </w:pPr>
             <w:r/>
             <w:r>
               <w:rPr>
@@ -2719,11 +3787,17 @@
         </w:tc>
       </w:tr>
       <w:tr>
+        <w:trPr>
+          <w:cantSplit/>
+        </w:trPr>
         <w:tc>
           <w:tcPr>
             <w:tcW w:type="dxa" w:w="5046"/>
           </w:tcPr>
           <w:p>
+            <w:pPr>
+              <w:spacing w:before="20" w:after="20"/>
+            </w:pPr>
             <w:r/>
             <w:r>
               <w:rPr>
@@ -2740,6 +3814,9 @@
             <w:tcW w:type="dxa" w:w="5046"/>
           </w:tcPr>
           <w:p>
+            <w:pPr>
+              <w:spacing w:before="20" w:after="20"/>
+            </w:pPr>
             <w:r/>
             <w:r>
               <w:rPr>
@@ -2756,6 +3833,9 @@
             <w:tcW w:type="dxa" w:w="5046"/>
           </w:tcPr>
           <w:p>
+            <w:pPr>
+              <w:spacing w:before="20" w:after="20"/>
+            </w:pPr>
             <w:r/>
             <w:r>
               <w:rPr>
@@ -2768,11 +3848,17 @@
         </w:tc>
       </w:tr>
       <w:tr>
+        <w:trPr>
+          <w:cantSplit/>
+        </w:trPr>
         <w:tc>
           <w:tcPr>
             <w:tcW w:type="dxa" w:w="5046"/>
           </w:tcPr>
           <w:p>
+            <w:pPr>
+              <w:spacing w:before="20" w:after="20"/>
+            </w:pPr>
             <w:r/>
             <w:r>
               <w:rPr>
@@ -2789,6 +3875,9 @@
             <w:tcW w:type="dxa" w:w="5046"/>
           </w:tcPr>
           <w:p>
+            <w:pPr>
+              <w:spacing w:before="20" w:after="20"/>
+            </w:pPr>
             <w:r/>
             <w:r>
               <w:rPr>
@@ -2805,6 +3894,9 @@
             <w:tcW w:type="dxa" w:w="5046"/>
           </w:tcPr>
           <w:p>
+            <w:pPr>
+              <w:spacing w:before="20" w:after="20"/>
+            </w:pPr>
             <w:r/>
             <w:r>
               <w:rPr>
@@ -2817,11 +3909,17 @@
         </w:tc>
       </w:tr>
       <w:tr>
+        <w:trPr>
+          <w:cantSplit/>
+        </w:trPr>
         <w:tc>
           <w:tcPr>
             <w:tcW w:type="dxa" w:w="5046"/>
           </w:tcPr>
           <w:p>
+            <w:pPr>
+              <w:spacing w:before="20" w:after="20"/>
+            </w:pPr>
             <w:r/>
             <w:r>
               <w:rPr>
@@ -2838,6 +3936,9 @@
             <w:tcW w:type="dxa" w:w="5046"/>
           </w:tcPr>
           <w:p>
+            <w:pPr>
+              <w:spacing w:before="20" w:after="20"/>
+            </w:pPr>
             <w:r/>
             <w:r>
               <w:rPr>
@@ -2854,6 +3955,9 @@
             <w:tcW w:type="dxa" w:w="5046"/>
           </w:tcPr>
           <w:p>
+            <w:pPr>
+              <w:spacing w:before="20" w:after="20"/>
+            </w:pPr>
             <w:r/>
             <w:r>
               <w:rPr>
@@ -2866,11 +3970,17 @@
         </w:tc>
       </w:tr>
       <w:tr>
+        <w:trPr>
+          <w:cantSplit/>
+        </w:trPr>
         <w:tc>
           <w:tcPr>
             <w:tcW w:type="dxa" w:w="5046"/>
           </w:tcPr>
           <w:p>
+            <w:pPr>
+              <w:spacing w:before="20" w:after="20"/>
+            </w:pPr>
             <w:r/>
             <w:r>
               <w:rPr>
@@ -2887,6 +3997,9 @@
             <w:tcW w:type="dxa" w:w="5046"/>
           </w:tcPr>
           <w:p>
+            <w:pPr>
+              <w:spacing w:before="20" w:after="20"/>
+            </w:pPr>
             <w:r/>
             <w:r>
               <w:rPr>
@@ -2903,6 +4016,9 @@
             <w:tcW w:type="dxa" w:w="5046"/>
           </w:tcPr>
           <w:p>
+            <w:pPr>
+              <w:spacing w:before="20" w:after="20"/>
+            </w:pPr>
             <w:r/>
             <w:r>
               <w:rPr>
@@ -2915,11 +4031,17 @@
         </w:tc>
       </w:tr>
       <w:tr>
+        <w:trPr>
+          <w:cantSplit/>
+        </w:trPr>
         <w:tc>
           <w:tcPr>
             <w:tcW w:type="dxa" w:w="5046"/>
           </w:tcPr>
           <w:p>
+            <w:pPr>
+              <w:spacing w:before="20" w:after="20"/>
+            </w:pPr>
             <w:r/>
             <w:r>
               <w:rPr>
@@ -2936,6 +4058,9 @@
             <w:tcW w:type="dxa" w:w="5046"/>
           </w:tcPr>
           <w:p>
+            <w:pPr>
+              <w:spacing w:before="20" w:after="20"/>
+            </w:pPr>
             <w:r/>
             <w:r>
               <w:rPr>
@@ -2952,6 +4077,9 @@
             <w:tcW w:type="dxa" w:w="5046"/>
           </w:tcPr>
           <w:p>
+            <w:pPr>
+              <w:spacing w:before="20" w:after="20"/>
+            </w:pPr>
             <w:r/>
             <w:r>
               <w:rPr>
@@ -2964,11 +4092,17 @@
         </w:tc>
       </w:tr>
       <w:tr>
+        <w:trPr>
+          <w:cantSplit/>
+        </w:trPr>
         <w:tc>
           <w:tcPr>
             <w:tcW w:type="dxa" w:w="5046"/>
           </w:tcPr>
           <w:p>
+            <w:pPr>
+              <w:spacing w:before="20" w:after="20"/>
+            </w:pPr>
             <w:r/>
             <w:r>
               <w:rPr>
@@ -2985,6 +4119,9 @@
             <w:tcW w:type="dxa" w:w="5046"/>
           </w:tcPr>
           <w:p>
+            <w:pPr>
+              <w:spacing w:before="20" w:after="20"/>
+            </w:pPr>
             <w:r/>
             <w:r>
               <w:rPr>
@@ -3001,6 +4138,9 @@
             <w:tcW w:type="dxa" w:w="5046"/>
           </w:tcPr>
           <w:p>
+            <w:pPr>
+              <w:spacing w:before="20" w:after="20"/>
+            </w:pPr>
             <w:r/>
             <w:r>
               <w:rPr>
@@ -3013,11 +4153,17 @@
         </w:tc>
       </w:tr>
       <w:tr>
+        <w:trPr>
+          <w:cantSplit/>
+        </w:trPr>
         <w:tc>
           <w:tcPr>
             <w:tcW w:type="dxa" w:w="5046"/>
           </w:tcPr>
           <w:p>
+            <w:pPr>
+              <w:spacing w:before="20" w:after="20"/>
+            </w:pPr>
             <w:r/>
             <w:r>
               <w:rPr>
@@ -3034,6 +4180,9 @@
             <w:tcW w:type="dxa" w:w="5046"/>
           </w:tcPr>
           <w:p>
+            <w:pPr>
+              <w:spacing w:before="20" w:after="20"/>
+            </w:pPr>
             <w:r/>
             <w:r>
               <w:rPr>
@@ -3050,6 +4199,9 @@
             <w:tcW w:type="dxa" w:w="5046"/>
           </w:tcPr>
           <w:p>
+            <w:pPr>
+              <w:spacing w:before="20" w:after="20"/>
+            </w:pPr>
             <w:r/>
             <w:r>
               <w:rPr>
@@ -3062,11 +4214,17 @@
         </w:tc>
       </w:tr>
       <w:tr>
+        <w:trPr>
+          <w:cantSplit/>
+        </w:trPr>
         <w:tc>
           <w:tcPr>
             <w:tcW w:type="dxa" w:w="5046"/>
           </w:tcPr>
           <w:p>
+            <w:pPr>
+              <w:spacing w:before="20" w:after="20"/>
+            </w:pPr>
             <w:r/>
             <w:r>
               <w:rPr>
@@ -3083,6 +4241,9 @@
             <w:tcW w:type="dxa" w:w="5046"/>
           </w:tcPr>
           <w:p>
+            <w:pPr>
+              <w:spacing w:before="20" w:after="20"/>
+            </w:pPr>
             <w:r/>
             <w:r>
               <w:rPr>
@@ -3099,6 +4260,9 @@
             <w:tcW w:type="dxa" w:w="5046"/>
           </w:tcPr>
           <w:p>
+            <w:pPr>
+              <w:spacing w:before="20" w:after="20"/>
+            </w:pPr>
             <w:r/>
             <w:r>
               <w:rPr>
@@ -3111,11 +4275,17 @@
         </w:tc>
       </w:tr>
       <w:tr>
+        <w:trPr>
+          <w:cantSplit/>
+        </w:trPr>
         <w:tc>
           <w:tcPr>
             <w:tcW w:type="dxa" w:w="5046"/>
           </w:tcPr>
           <w:p>
+            <w:pPr>
+              <w:spacing w:before="20" w:after="20"/>
+            </w:pPr>
             <w:r/>
             <w:r>
               <w:rPr>
@@ -3132,6 +4302,9 @@
             <w:tcW w:type="dxa" w:w="5046"/>
           </w:tcPr>
           <w:p>
+            <w:pPr>
+              <w:spacing w:before="20" w:after="20"/>
+            </w:pPr>
             <w:r/>
             <w:r>
               <w:rPr>
@@ -3148,6 +4321,9 @@
             <w:tcW w:type="dxa" w:w="5046"/>
           </w:tcPr>
           <w:p>
+            <w:pPr>
+              <w:spacing w:before="20" w:after="20"/>
+            </w:pPr>
             <w:r/>
             <w:r>
               <w:rPr>
@@ -3204,6 +4380,9 @@
             <w:shd w:val="clear" w:color="auto" w:fill="D9D9D9"/>
           </w:tcPr>
           <w:p>
+            <w:pPr>
+              <w:spacing w:before="20" w:after="20"/>
+            </w:pPr>
             <w:r/>
             <w:r>
               <w:rPr>
@@ -3221,6 +4400,9 @@
             <w:shd w:val="clear" w:color="auto" w:fill="D9D9D9"/>
           </w:tcPr>
           <w:p>
+            <w:pPr>
+              <w:spacing w:before="20" w:after="20"/>
+            </w:pPr>
             <w:r/>
             <w:r>
               <w:rPr>
@@ -3238,6 +4420,9 @@
             <w:shd w:val="clear" w:color="auto" w:fill="D9D9D9"/>
           </w:tcPr>
           <w:p>
+            <w:pPr>
+              <w:spacing w:before="20" w:after="20"/>
+            </w:pPr>
             <w:r/>
             <w:r>
               <w:rPr>
@@ -3251,11 +4436,17 @@
         </w:tc>
       </w:tr>
       <w:tr>
+        <w:trPr>
+          <w:cantSplit/>
+        </w:trPr>
         <w:tc>
           <w:tcPr>
             <w:tcW w:type="dxa" w:w="5046"/>
           </w:tcPr>
           <w:p>
+            <w:pPr>
+              <w:spacing w:before="20" w:after="20"/>
+            </w:pPr>
             <w:r/>
             <w:r>
               <w:rPr>
@@ -3272,6 +4463,9 @@
             <w:tcW w:type="dxa" w:w="5046"/>
           </w:tcPr>
           <w:p>
+            <w:pPr>
+              <w:spacing w:before="20" w:after="20"/>
+            </w:pPr>
             <w:r/>
             <w:r>
               <w:rPr>
@@ -3288,6 +4482,9 @@
             <w:tcW w:type="dxa" w:w="5046"/>
           </w:tcPr>
           <w:p>
+            <w:pPr>
+              <w:spacing w:before="20" w:after="20"/>
+            </w:pPr>
             <w:r/>
             <w:r>
               <w:rPr>
@@ -3300,11 +4497,17 @@
         </w:tc>
       </w:tr>
       <w:tr>
+        <w:trPr>
+          <w:cantSplit/>
+        </w:trPr>
         <w:tc>
           <w:tcPr>
             <w:tcW w:type="dxa" w:w="5046"/>
           </w:tcPr>
           <w:p>
+            <w:pPr>
+              <w:spacing w:before="20" w:after="20"/>
+            </w:pPr>
             <w:r/>
             <w:r>
               <w:rPr>
@@ -3321,6 +4524,9 @@
             <w:tcW w:type="dxa" w:w="5046"/>
           </w:tcPr>
           <w:p>
+            <w:pPr>
+              <w:spacing w:before="20" w:after="20"/>
+            </w:pPr>
             <w:r/>
             <w:r>
               <w:rPr>
@@ -3337,6 +4543,9 @@
             <w:tcW w:type="dxa" w:w="5046"/>
           </w:tcPr>
           <w:p>
+            <w:pPr>
+              <w:spacing w:before="20" w:after="20"/>
+            </w:pPr>
             <w:r/>
             <w:r>
               <w:rPr>
@@ -3349,11 +4558,17 @@
         </w:tc>
       </w:tr>
       <w:tr>
+        <w:trPr>
+          <w:cantSplit/>
+        </w:trPr>
         <w:tc>
           <w:tcPr>
             <w:tcW w:type="dxa" w:w="5046"/>
           </w:tcPr>
           <w:p>
+            <w:pPr>
+              <w:spacing w:before="20" w:after="20"/>
+            </w:pPr>
             <w:r/>
             <w:r>
               <w:rPr>
@@ -3370,6 +4585,9 @@
             <w:tcW w:type="dxa" w:w="5046"/>
           </w:tcPr>
           <w:p>
+            <w:pPr>
+              <w:spacing w:before="20" w:after="20"/>
+            </w:pPr>
             <w:r/>
             <w:r>
               <w:rPr>
@@ -3386,6 +4604,9 @@
             <w:tcW w:type="dxa" w:w="5046"/>
           </w:tcPr>
           <w:p>
+            <w:pPr>
+              <w:spacing w:before="20" w:after="20"/>
+            </w:pPr>
             <w:r/>
             <w:r>
               <w:rPr>
@@ -3398,11 +4619,17 @@
         </w:tc>
       </w:tr>
       <w:tr>
+        <w:trPr>
+          <w:cantSplit/>
+        </w:trPr>
         <w:tc>
           <w:tcPr>
             <w:tcW w:type="dxa" w:w="5046"/>
           </w:tcPr>
           <w:p>
+            <w:pPr>
+              <w:spacing w:before="20" w:after="20"/>
+            </w:pPr>
             <w:r/>
             <w:r>
               <w:rPr>
@@ -3419,6 +4646,9 @@
             <w:tcW w:type="dxa" w:w="5046"/>
           </w:tcPr>
           <w:p>
+            <w:pPr>
+              <w:spacing w:before="20" w:after="20"/>
+            </w:pPr>
             <w:r/>
             <w:r>
               <w:rPr>
@@ -3435,6 +4665,9 @@
             <w:tcW w:type="dxa" w:w="5046"/>
           </w:tcPr>
           <w:p>
+            <w:pPr>
+              <w:spacing w:before="20" w:after="20"/>
+            </w:pPr>
             <w:r/>
             <w:r>
               <w:rPr>
@@ -3447,11 +4680,17 @@
         </w:tc>
       </w:tr>
       <w:tr>
+        <w:trPr>
+          <w:cantSplit/>
+        </w:trPr>
         <w:tc>
           <w:tcPr>
             <w:tcW w:type="dxa" w:w="5046"/>
           </w:tcPr>
           <w:p>
+            <w:pPr>
+              <w:spacing w:before="20" w:after="20"/>
+            </w:pPr>
             <w:r/>
             <w:r>
               <w:rPr>
@@ -3468,6 +4707,9 @@
             <w:tcW w:type="dxa" w:w="5046"/>
           </w:tcPr>
           <w:p>
+            <w:pPr>
+              <w:spacing w:before="20" w:after="20"/>
+            </w:pPr>
             <w:r/>
             <w:r>
               <w:rPr>
@@ -3484,6 +4726,9 @@
             <w:tcW w:type="dxa" w:w="5046"/>
           </w:tcPr>
           <w:p>
+            <w:pPr>
+              <w:spacing w:before="20" w:after="20"/>
+            </w:pPr>
             <w:r/>
             <w:r>
               <w:rPr>
@@ -3496,11 +4741,17 @@
         </w:tc>
       </w:tr>
       <w:tr>
+        <w:trPr>
+          <w:cantSplit/>
+        </w:trPr>
         <w:tc>
           <w:tcPr>
             <w:tcW w:type="dxa" w:w="5046"/>
           </w:tcPr>
           <w:p>
+            <w:pPr>
+              <w:spacing w:before="20" w:after="20"/>
+            </w:pPr>
             <w:r/>
             <w:r>
               <w:rPr>
@@ -3517,6 +4768,9 @@
             <w:tcW w:type="dxa" w:w="5046"/>
           </w:tcPr>
           <w:p>
+            <w:pPr>
+              <w:spacing w:before="20" w:after="20"/>
+            </w:pPr>
             <w:r/>
             <w:r>
               <w:rPr>
@@ -3533,6 +4787,9 @@
             <w:tcW w:type="dxa" w:w="5046"/>
           </w:tcPr>
           <w:p>
+            <w:pPr>
+              <w:spacing w:before="20" w:after="20"/>
+            </w:pPr>
             <w:r/>
             <w:r>
               <w:rPr>
@@ -3545,11 +4802,17 @@
         </w:tc>
       </w:tr>
       <w:tr>
+        <w:trPr>
+          <w:cantSplit/>
+        </w:trPr>
         <w:tc>
           <w:tcPr>
             <w:tcW w:type="dxa" w:w="5046"/>
           </w:tcPr>
           <w:p>
+            <w:pPr>
+              <w:spacing w:before="20" w:after="20"/>
+            </w:pPr>
             <w:r/>
             <w:r>
               <w:rPr>
@@ -3566,6 +4829,9 @@
             <w:tcW w:type="dxa" w:w="5046"/>
           </w:tcPr>
           <w:p>
+            <w:pPr>
+              <w:spacing w:before="20" w:after="20"/>
+            </w:pPr>
             <w:r/>
             <w:r>
               <w:rPr>
@@ -3582,6 +4848,9 @@
             <w:tcW w:type="dxa" w:w="5046"/>
           </w:tcPr>
           <w:p>
+            <w:pPr>
+              <w:spacing w:before="20" w:after="20"/>
+            </w:pPr>
             <w:r/>
             <w:r>
               <w:rPr>
@@ -3594,11 +4863,17 @@
         </w:tc>
       </w:tr>
       <w:tr>
+        <w:trPr>
+          <w:cantSplit/>
+        </w:trPr>
         <w:tc>
           <w:tcPr>
             <w:tcW w:type="dxa" w:w="5046"/>
           </w:tcPr>
           <w:p>
+            <w:pPr>
+              <w:spacing w:before="20" w:after="20"/>
+            </w:pPr>
             <w:r/>
             <w:r>
               <w:rPr>
@@ -3615,6 +4890,9 @@
             <w:tcW w:type="dxa" w:w="5046"/>
           </w:tcPr>
           <w:p>
+            <w:pPr>
+              <w:spacing w:before="20" w:after="20"/>
+            </w:pPr>
             <w:r/>
             <w:r>
               <w:rPr>
@@ -3631,6 +4909,9 @@
             <w:tcW w:type="dxa" w:w="5046"/>
           </w:tcPr>
           <w:p>
+            <w:pPr>
+              <w:spacing w:before="20" w:after="20"/>
+            </w:pPr>
             <w:r/>
             <w:r>
               <w:rPr>
@@ -3643,11 +4924,17 @@
         </w:tc>
       </w:tr>
       <w:tr>
+        <w:trPr>
+          <w:cantSplit/>
+        </w:trPr>
         <w:tc>
           <w:tcPr>
             <w:tcW w:type="dxa" w:w="5046"/>
           </w:tcPr>
           <w:p>
+            <w:pPr>
+              <w:spacing w:before="20" w:after="20"/>
+            </w:pPr>
             <w:r/>
             <w:r>
               <w:rPr>
@@ -3664,6 +4951,9 @@
             <w:tcW w:type="dxa" w:w="5046"/>
           </w:tcPr>
           <w:p>
+            <w:pPr>
+              <w:spacing w:before="20" w:after="20"/>
+            </w:pPr>
             <w:r/>
             <w:r>
               <w:rPr>
@@ -3680,6 +4970,9 @@
             <w:tcW w:type="dxa" w:w="5046"/>
           </w:tcPr>
           <w:p>
+            <w:pPr>
+              <w:spacing w:before="20" w:after="20"/>
+            </w:pPr>
             <w:r/>
             <w:r>
               <w:rPr>
@@ -3736,6 +5029,9 @@
             <w:shd w:val="clear" w:color="auto" w:fill="D9D9D9"/>
           </w:tcPr>
           <w:p>
+            <w:pPr>
+              <w:spacing w:before="20" w:after="20"/>
+            </w:pPr>
             <w:r/>
             <w:r>
               <w:rPr>
@@ -3753,6 +5049,9 @@
             <w:shd w:val="clear" w:color="auto" w:fill="D9D9D9"/>
           </w:tcPr>
           <w:p>
+            <w:pPr>
+              <w:spacing w:before="20" w:after="20"/>
+            </w:pPr>
             <w:r/>
             <w:r>
               <w:rPr>
@@ -3770,6 +5069,9 @@
             <w:shd w:val="clear" w:color="auto" w:fill="D9D9D9"/>
           </w:tcPr>
           <w:p>
+            <w:pPr>
+              <w:spacing w:before="20" w:after="20"/>
+            </w:pPr>
             <w:r/>
             <w:r>
               <w:rPr>
@@ -3783,11 +5085,17 @@
         </w:tc>
       </w:tr>
       <w:tr>
+        <w:trPr>
+          <w:cantSplit/>
+        </w:trPr>
         <w:tc>
           <w:tcPr>
             <w:tcW w:type="dxa" w:w="5046"/>
           </w:tcPr>
           <w:p>
+            <w:pPr>
+              <w:spacing w:before="20" w:after="20"/>
+            </w:pPr>
             <w:r/>
             <w:r>
               <w:rPr>
@@ -3804,6 +5112,9 @@
             <w:tcW w:type="dxa" w:w="5046"/>
           </w:tcPr>
           <w:p>
+            <w:pPr>
+              <w:spacing w:before="20" w:after="20"/>
+            </w:pPr>
             <w:r/>
             <w:r>
               <w:rPr>
@@ -3820,6 +5131,9 @@
             <w:tcW w:type="dxa" w:w="5046"/>
           </w:tcPr>
           <w:p>
+            <w:pPr>
+              <w:spacing w:before="20" w:after="20"/>
+            </w:pPr>
             <w:r/>
             <w:r>
               <w:rPr>
@@ -3832,11 +5146,17 @@
         </w:tc>
       </w:tr>
       <w:tr>
+        <w:trPr>
+          <w:cantSplit/>
+        </w:trPr>
         <w:tc>
           <w:tcPr>
             <w:tcW w:type="dxa" w:w="5046"/>
           </w:tcPr>
           <w:p>
+            <w:pPr>
+              <w:spacing w:before="20" w:after="20"/>
+            </w:pPr>
             <w:r/>
             <w:r>
               <w:rPr>
@@ -3853,6 +5173,9 @@
             <w:tcW w:type="dxa" w:w="5046"/>
           </w:tcPr>
           <w:p>
+            <w:pPr>
+              <w:spacing w:before="20" w:after="20"/>
+            </w:pPr>
             <w:r/>
             <w:r>
               <w:rPr>
@@ -3869,6 +5192,9 @@
             <w:tcW w:type="dxa" w:w="5046"/>
           </w:tcPr>
           <w:p>
+            <w:pPr>
+              <w:spacing w:before="20" w:after="20"/>
+            </w:pPr>
             <w:r/>
             <w:r>
               <w:rPr>
@@ -3881,11 +5207,17 @@
         </w:tc>
       </w:tr>
       <w:tr>
+        <w:trPr>
+          <w:cantSplit/>
+        </w:trPr>
         <w:tc>
           <w:tcPr>
             <w:tcW w:type="dxa" w:w="5046"/>
           </w:tcPr>
           <w:p>
+            <w:pPr>
+              <w:spacing w:before="20" w:after="20"/>
+            </w:pPr>
             <w:r/>
             <w:r>
               <w:rPr>
@@ -3902,6 +5234,9 @@
             <w:tcW w:type="dxa" w:w="5046"/>
           </w:tcPr>
           <w:p>
+            <w:pPr>
+              <w:spacing w:before="20" w:after="20"/>
+            </w:pPr>
             <w:r/>
             <w:r>
               <w:rPr>
@@ -3918,6 +5253,9 @@
             <w:tcW w:type="dxa" w:w="5046"/>
           </w:tcPr>
           <w:p>
+            <w:pPr>
+              <w:spacing w:before="20" w:after="20"/>
+            </w:pPr>
             <w:r/>
             <w:r>
               <w:rPr>
@@ -3930,11 +5268,17 @@
         </w:tc>
       </w:tr>
       <w:tr>
+        <w:trPr>
+          <w:cantSplit/>
+        </w:trPr>
         <w:tc>
           <w:tcPr>
             <w:tcW w:type="dxa" w:w="5046"/>
           </w:tcPr>
           <w:p>
+            <w:pPr>
+              <w:spacing w:before="20" w:after="20"/>
+            </w:pPr>
             <w:r/>
             <w:r>
               <w:rPr>
@@ -3951,6 +5295,9 @@
             <w:tcW w:type="dxa" w:w="5046"/>
           </w:tcPr>
           <w:p>
+            <w:pPr>
+              <w:spacing w:before="20" w:after="20"/>
+            </w:pPr>
             <w:r/>
             <w:r>
               <w:rPr>
@@ -3967,6 +5314,9 @@
             <w:tcW w:type="dxa" w:w="5046"/>
           </w:tcPr>
           <w:p>
+            <w:pPr>
+              <w:spacing w:before="20" w:after="20"/>
+            </w:pPr>
             <w:r/>
             <w:r>
               <w:rPr>
@@ -3979,11 +5329,17 @@
         </w:tc>
       </w:tr>
       <w:tr>
+        <w:trPr>
+          <w:cantSplit/>
+        </w:trPr>
         <w:tc>
           <w:tcPr>
             <w:tcW w:type="dxa" w:w="5046"/>
           </w:tcPr>
           <w:p>
+            <w:pPr>
+              <w:spacing w:before="20" w:after="20"/>
+            </w:pPr>
             <w:r/>
             <w:r>
               <w:rPr>
@@ -4000,6 +5356,9 @@
             <w:tcW w:type="dxa" w:w="5046"/>
           </w:tcPr>
           <w:p>
+            <w:pPr>
+              <w:spacing w:before="20" w:after="20"/>
+            </w:pPr>
             <w:r/>
             <w:r>
               <w:rPr>
@@ -4016,6 +5375,9 @@
             <w:tcW w:type="dxa" w:w="5046"/>
           </w:tcPr>
           <w:p>
+            <w:pPr>
+              <w:spacing w:before="20" w:after="20"/>
+            </w:pPr>
             <w:r/>
             <w:r>
               <w:rPr>
@@ -4028,11 +5390,17 @@
         </w:tc>
       </w:tr>
       <w:tr>
+        <w:trPr>
+          <w:cantSplit/>
+        </w:trPr>
         <w:tc>
           <w:tcPr>
             <w:tcW w:type="dxa" w:w="5046"/>
           </w:tcPr>
           <w:p>
+            <w:pPr>
+              <w:spacing w:before="20" w:after="20"/>
+            </w:pPr>
             <w:r/>
             <w:r>
               <w:rPr>
@@ -4049,6 +5417,9 @@
             <w:tcW w:type="dxa" w:w="5046"/>
           </w:tcPr>
           <w:p>
+            <w:pPr>
+              <w:spacing w:before="20" w:after="20"/>
+            </w:pPr>
             <w:r/>
             <w:r>
               <w:rPr>
@@ -4065,6 +5436,9 @@
             <w:tcW w:type="dxa" w:w="5046"/>
           </w:tcPr>
           <w:p>
+            <w:pPr>
+              <w:spacing w:before="20" w:after="20"/>
+            </w:pPr>
             <w:r/>
             <w:r>
               <w:rPr>
@@ -4077,11 +5451,17 @@
         </w:tc>
       </w:tr>
       <w:tr>
+        <w:trPr>
+          <w:cantSplit/>
+        </w:trPr>
         <w:tc>
           <w:tcPr>
             <w:tcW w:type="dxa" w:w="5046"/>
           </w:tcPr>
           <w:p>
+            <w:pPr>
+              <w:spacing w:before="20" w:after="20"/>
+            </w:pPr>
             <w:r/>
             <w:r>
               <w:rPr>
@@ -4098,6 +5478,9 @@
             <w:tcW w:type="dxa" w:w="5046"/>
           </w:tcPr>
           <w:p>
+            <w:pPr>
+              <w:spacing w:before="20" w:after="20"/>
+            </w:pPr>
             <w:r/>
             <w:r>
               <w:rPr>
@@ -4114,6 +5497,9 @@
             <w:tcW w:type="dxa" w:w="5046"/>
           </w:tcPr>
           <w:p>
+            <w:pPr>
+              <w:spacing w:before="20" w:after="20"/>
+            </w:pPr>
             <w:r/>
             <w:r>
               <w:rPr>
@@ -4126,11 +5512,17 @@
         </w:tc>
       </w:tr>
       <w:tr>
+        <w:trPr>
+          <w:cantSplit/>
+        </w:trPr>
         <w:tc>
           <w:tcPr>
             <w:tcW w:type="dxa" w:w="5046"/>
           </w:tcPr>
           <w:p>
+            <w:pPr>
+              <w:spacing w:before="20" w:after="20"/>
+            </w:pPr>
             <w:r/>
             <w:r>
               <w:rPr>
@@ -4147,6 +5539,9 @@
             <w:tcW w:type="dxa" w:w="5046"/>
           </w:tcPr>
           <w:p>
+            <w:pPr>
+              <w:spacing w:before="20" w:after="20"/>
+            </w:pPr>
             <w:r/>
             <w:r>
               <w:rPr>
@@ -4163,6 +5558,9 @@
             <w:tcW w:type="dxa" w:w="5046"/>
           </w:tcPr>
           <w:p>
+            <w:pPr>
+              <w:spacing w:before="20" w:after="20"/>
+            </w:pPr>
             <w:r/>
             <w:r>
               <w:rPr>
@@ -4175,11 +5573,17 @@
         </w:tc>
       </w:tr>
       <w:tr>
+        <w:trPr>
+          <w:cantSplit/>
+        </w:trPr>
         <w:tc>
           <w:tcPr>
             <w:tcW w:type="dxa" w:w="5046"/>
           </w:tcPr>
           <w:p>
+            <w:pPr>
+              <w:spacing w:before="20" w:after="20"/>
+            </w:pPr>
             <w:r/>
             <w:r>
               <w:rPr>
@@ -4196,6 +5600,9 @@
             <w:tcW w:type="dxa" w:w="5046"/>
           </w:tcPr>
           <w:p>
+            <w:pPr>
+              <w:spacing w:before="20" w:after="20"/>
+            </w:pPr>
             <w:r/>
             <w:r>
               <w:rPr>
@@ -4212,6 +5619,9 @@
             <w:tcW w:type="dxa" w:w="5046"/>
           </w:tcPr>
           <w:p>
+            <w:pPr>
+              <w:spacing w:before="20" w:after="20"/>
+            </w:pPr>
             <w:r/>
             <w:r>
               <w:rPr>
@@ -4224,11 +5634,17 @@
         </w:tc>
       </w:tr>
       <w:tr>
+        <w:trPr>
+          <w:cantSplit/>
+        </w:trPr>
         <w:tc>
           <w:tcPr>
             <w:tcW w:type="dxa" w:w="5046"/>
           </w:tcPr>
           <w:p>
+            <w:pPr>
+              <w:spacing w:before="20" w:after="20"/>
+            </w:pPr>
             <w:r/>
             <w:r>
               <w:rPr>
@@ -4245,6 +5661,9 @@
             <w:tcW w:type="dxa" w:w="5046"/>
           </w:tcPr>
           <w:p>
+            <w:pPr>
+              <w:spacing w:before="20" w:after="20"/>
+            </w:pPr>
             <w:r/>
             <w:r>
               <w:rPr>
@@ -4261,6 +5680,9 @@
             <w:tcW w:type="dxa" w:w="5046"/>
           </w:tcPr>
           <w:p>
+            <w:pPr>
+              <w:spacing w:before="20" w:after="20"/>
+            </w:pPr>
             <w:r/>
             <w:r>
               <w:rPr>
@@ -4317,6 +5739,9 @@
             <w:shd w:val="clear" w:color="auto" w:fill="D9D9D9"/>
           </w:tcPr>
           <w:p>
+            <w:pPr>
+              <w:spacing w:before="20" w:after="20"/>
+            </w:pPr>
             <w:r/>
             <w:r>
               <w:rPr>
@@ -4334,6 +5759,9 @@
             <w:shd w:val="clear" w:color="auto" w:fill="D9D9D9"/>
           </w:tcPr>
           <w:p>
+            <w:pPr>
+              <w:spacing w:before="20" w:after="20"/>
+            </w:pPr>
             <w:r/>
             <w:r>
               <w:rPr>
@@ -4351,6 +5779,9 @@
             <w:shd w:val="clear" w:color="auto" w:fill="D9D9D9"/>
           </w:tcPr>
           <w:p>
+            <w:pPr>
+              <w:spacing w:before="20" w:after="20"/>
+            </w:pPr>
             <w:r/>
             <w:r>
               <w:rPr>
@@ -4364,11 +5795,17 @@
         </w:tc>
       </w:tr>
       <w:tr>
+        <w:trPr>
+          <w:cantSplit/>
+        </w:trPr>
         <w:tc>
           <w:tcPr>
             <w:tcW w:type="dxa" w:w="5046"/>
           </w:tcPr>
           <w:p>
+            <w:pPr>
+              <w:spacing w:before="20" w:after="20"/>
+            </w:pPr>
             <w:r/>
             <w:r>
               <w:rPr>
@@ -4385,6 +5822,9 @@
             <w:tcW w:type="dxa" w:w="5046"/>
           </w:tcPr>
           <w:p>
+            <w:pPr>
+              <w:spacing w:before="20" w:after="20"/>
+            </w:pPr>
             <w:r/>
             <w:r>
               <w:rPr>
@@ -4401,6 +5841,9 @@
             <w:tcW w:type="dxa" w:w="5046"/>
           </w:tcPr>
           <w:p>
+            <w:pPr>
+              <w:spacing w:before="20" w:after="20"/>
+            </w:pPr>
             <w:r/>
             <w:r>
               <w:rPr>
@@ -4413,11 +5856,17 @@
         </w:tc>
       </w:tr>
       <w:tr>
+        <w:trPr>
+          <w:cantSplit/>
+        </w:trPr>
         <w:tc>
           <w:tcPr>
             <w:tcW w:type="dxa" w:w="5046"/>
           </w:tcPr>
           <w:p>
+            <w:pPr>
+              <w:spacing w:before="20" w:after="20"/>
+            </w:pPr>
             <w:r/>
             <w:r>
               <w:rPr>
@@ -4434,6 +5883,9 @@
             <w:tcW w:type="dxa" w:w="5046"/>
           </w:tcPr>
           <w:p>
+            <w:pPr>
+              <w:spacing w:before="20" w:after="20"/>
+            </w:pPr>
             <w:r/>
             <w:r>
               <w:rPr>
@@ -4450,6 +5902,9 @@
             <w:tcW w:type="dxa" w:w="5046"/>
           </w:tcPr>
           <w:p>
+            <w:pPr>
+              <w:spacing w:before="20" w:after="20"/>
+            </w:pPr>
             <w:r/>
             <w:r>
               <w:rPr>
@@ -4462,11 +5917,17 @@
         </w:tc>
       </w:tr>
       <w:tr>
+        <w:trPr>
+          <w:cantSplit/>
+        </w:trPr>
         <w:tc>
           <w:tcPr>
             <w:tcW w:type="dxa" w:w="5046"/>
           </w:tcPr>
           <w:p>
+            <w:pPr>
+              <w:spacing w:before="20" w:after="20"/>
+            </w:pPr>
             <w:r/>
             <w:r>
               <w:rPr>
@@ -4483,6 +5944,9 @@
             <w:tcW w:type="dxa" w:w="5046"/>
           </w:tcPr>
           <w:p>
+            <w:pPr>
+              <w:spacing w:before="20" w:after="20"/>
+            </w:pPr>
             <w:r/>
             <w:r>
               <w:rPr>
@@ -4499,6 +5963,9 @@
             <w:tcW w:type="dxa" w:w="5046"/>
           </w:tcPr>
           <w:p>
+            <w:pPr>
+              <w:spacing w:before="20" w:after="20"/>
+            </w:pPr>
             <w:r/>
             <w:r>
               <w:rPr>
@@ -4511,11 +5978,17 @@
         </w:tc>
       </w:tr>
       <w:tr>
+        <w:trPr>
+          <w:cantSplit/>
+        </w:trPr>
         <w:tc>
           <w:tcPr>
             <w:tcW w:type="dxa" w:w="5046"/>
           </w:tcPr>
           <w:p>
+            <w:pPr>
+              <w:spacing w:before="20" w:after="20"/>
+            </w:pPr>
             <w:r/>
             <w:r>
               <w:rPr>
@@ -4532,6 +6005,9 @@
             <w:tcW w:type="dxa" w:w="5046"/>
           </w:tcPr>
           <w:p>
+            <w:pPr>
+              <w:spacing w:before="20" w:after="20"/>
+            </w:pPr>
             <w:r/>
             <w:r>
               <w:rPr>
@@ -4548,6 +6024,9 @@
             <w:tcW w:type="dxa" w:w="5046"/>
           </w:tcPr>
           <w:p>
+            <w:pPr>
+              <w:spacing w:before="20" w:after="20"/>
+            </w:pPr>
             <w:r/>
             <w:r>
               <w:rPr>
@@ -4560,11 +6039,17 @@
         </w:tc>
       </w:tr>
       <w:tr>
+        <w:trPr>
+          <w:cantSplit/>
+        </w:trPr>
         <w:tc>
           <w:tcPr>
             <w:tcW w:type="dxa" w:w="5046"/>
           </w:tcPr>
           <w:p>
+            <w:pPr>
+              <w:spacing w:before="20" w:after="20"/>
+            </w:pPr>
             <w:r/>
             <w:r>
               <w:rPr>
@@ -4581,6 +6066,9 @@
             <w:tcW w:type="dxa" w:w="5046"/>
           </w:tcPr>
           <w:p>
+            <w:pPr>
+              <w:spacing w:before="20" w:after="20"/>
+            </w:pPr>
             <w:r/>
             <w:r>
               <w:rPr>
@@ -4597,6 +6085,9 @@
             <w:tcW w:type="dxa" w:w="5046"/>
           </w:tcPr>
           <w:p>
+            <w:pPr>
+              <w:spacing w:before="20" w:after="20"/>
+            </w:pPr>
             <w:r/>
             <w:r>
               <w:rPr>
@@ -4609,11 +6100,17 @@
         </w:tc>
       </w:tr>
       <w:tr>
+        <w:trPr>
+          <w:cantSplit/>
+        </w:trPr>
         <w:tc>
           <w:tcPr>
             <w:tcW w:type="dxa" w:w="5046"/>
           </w:tcPr>
           <w:p>
+            <w:pPr>
+              <w:spacing w:before="20" w:after="20"/>
+            </w:pPr>
             <w:r/>
             <w:r>
               <w:rPr>
@@ -4630,6 +6127,9 @@
             <w:tcW w:type="dxa" w:w="5046"/>
           </w:tcPr>
           <w:p>
+            <w:pPr>
+              <w:spacing w:before="20" w:after="20"/>
+            </w:pPr>
             <w:r/>
             <w:r>
               <w:rPr>
@@ -4646,6 +6146,9 @@
             <w:tcW w:type="dxa" w:w="5046"/>
           </w:tcPr>
           <w:p>
+            <w:pPr>
+              <w:spacing w:before="20" w:after="20"/>
+            </w:pPr>
             <w:r/>
             <w:r>
               <w:rPr>
@@ -4658,11 +6161,17 @@
         </w:tc>
       </w:tr>
       <w:tr>
+        <w:trPr>
+          <w:cantSplit/>
+        </w:trPr>
         <w:tc>
           <w:tcPr>
             <w:tcW w:type="dxa" w:w="5046"/>
           </w:tcPr>
           <w:p>
+            <w:pPr>
+              <w:spacing w:before="20" w:after="20"/>
+            </w:pPr>
             <w:r/>
             <w:r>
               <w:rPr>
@@ -4679,6 +6188,9 @@
             <w:tcW w:type="dxa" w:w="5046"/>
           </w:tcPr>
           <w:p>
+            <w:pPr>
+              <w:spacing w:before="20" w:after="20"/>
+            </w:pPr>
             <w:r/>
             <w:r>
               <w:rPr>
@@ -4695,6 +6207,9 @@
             <w:tcW w:type="dxa" w:w="5046"/>
           </w:tcPr>
           <w:p>
+            <w:pPr>
+              <w:spacing w:before="20" w:after="20"/>
+            </w:pPr>
             <w:r/>
             <w:r>
               <w:rPr>
@@ -4707,11 +6222,17 @@
         </w:tc>
       </w:tr>
       <w:tr>
+        <w:trPr>
+          <w:cantSplit/>
+        </w:trPr>
         <w:tc>
           <w:tcPr>
             <w:tcW w:type="dxa" w:w="5046"/>
           </w:tcPr>
           <w:p>
+            <w:pPr>
+              <w:spacing w:before="20" w:after="20"/>
+            </w:pPr>
             <w:r/>
             <w:r>
               <w:rPr>
@@ -4728,6 +6249,9 @@
             <w:tcW w:type="dxa" w:w="5046"/>
           </w:tcPr>
           <w:p>
+            <w:pPr>
+              <w:spacing w:before="20" w:after="20"/>
+            </w:pPr>
             <w:r/>
             <w:r>
               <w:rPr>
@@ -4744,6 +6268,9 @@
             <w:tcW w:type="dxa" w:w="5046"/>
           </w:tcPr>
           <w:p>
+            <w:pPr>
+              <w:spacing w:before="20" w:after="20"/>
+            </w:pPr>
             <w:r/>
             <w:r>
               <w:rPr>
@@ -4756,11 +6283,17 @@
         </w:tc>
       </w:tr>
       <w:tr>
+        <w:trPr>
+          <w:cantSplit/>
+        </w:trPr>
         <w:tc>
           <w:tcPr>
             <w:tcW w:type="dxa" w:w="5046"/>
           </w:tcPr>
           <w:p>
+            <w:pPr>
+              <w:spacing w:before="20" w:after="20"/>
+            </w:pPr>
             <w:r/>
             <w:r>
               <w:rPr>
@@ -4777,6 +6310,9 @@
             <w:tcW w:type="dxa" w:w="5046"/>
           </w:tcPr>
           <w:p>
+            <w:pPr>
+              <w:spacing w:before="20" w:after="20"/>
+            </w:pPr>
             <w:r/>
             <w:r>
               <w:rPr>
@@ -4793,6 +6329,9 @@
             <w:tcW w:type="dxa" w:w="5046"/>
           </w:tcPr>
           <w:p>
+            <w:pPr>
+              <w:spacing w:before="20" w:after="20"/>
+            </w:pPr>
             <w:r/>
             <w:r>
               <w:rPr>
@@ -4805,11 +6344,17 @@
         </w:tc>
       </w:tr>
       <w:tr>
+        <w:trPr>
+          <w:cantSplit/>
+        </w:trPr>
         <w:tc>
           <w:tcPr>
             <w:tcW w:type="dxa" w:w="5046"/>
           </w:tcPr>
           <w:p>
+            <w:pPr>
+              <w:spacing w:before="20" w:after="20"/>
+            </w:pPr>
             <w:r/>
             <w:r>
               <w:rPr>
@@ -4826,6 +6371,9 @@
             <w:tcW w:type="dxa" w:w="5046"/>
           </w:tcPr>
           <w:p>
+            <w:pPr>
+              <w:spacing w:before="20" w:after="20"/>
+            </w:pPr>
             <w:r/>
             <w:r>
               <w:rPr>
@@ -4842,6 +6390,9 @@
             <w:tcW w:type="dxa" w:w="5046"/>
           </w:tcPr>
           <w:p>
+            <w:pPr>
+              <w:spacing w:before="20" w:after="20"/>
+            </w:pPr>
             <w:r/>
             <w:r>
               <w:rPr>
@@ -4854,11 +6405,17 @@
         </w:tc>
       </w:tr>
       <w:tr>
+        <w:trPr>
+          <w:cantSplit/>
+        </w:trPr>
         <w:tc>
           <w:tcPr>
             <w:tcW w:type="dxa" w:w="5046"/>
           </w:tcPr>
           <w:p>
+            <w:pPr>
+              <w:spacing w:before="20" w:after="20"/>
+            </w:pPr>
             <w:r/>
             <w:r>
               <w:rPr>
@@ -4875,6 +6432,9 @@
             <w:tcW w:type="dxa" w:w="5046"/>
           </w:tcPr>
           <w:p>
+            <w:pPr>
+              <w:spacing w:before="20" w:after="20"/>
+            </w:pPr>
             <w:r/>
             <w:r>
               <w:rPr>
@@ -4891,6 +6451,9 @@
             <w:tcW w:type="dxa" w:w="5046"/>
           </w:tcPr>
           <w:p>
+            <w:pPr>
+              <w:spacing w:before="20" w:after="20"/>
+            </w:pPr>
             <w:r/>
             <w:r>
               <w:rPr>
@@ -4903,11 +6466,17 @@
         </w:tc>
       </w:tr>
       <w:tr>
+        <w:trPr>
+          <w:cantSplit/>
+        </w:trPr>
         <w:tc>
           <w:tcPr>
             <w:tcW w:type="dxa" w:w="5046"/>
           </w:tcPr>
           <w:p>
+            <w:pPr>
+              <w:spacing w:before="20" w:after="20"/>
+            </w:pPr>
             <w:r/>
             <w:r>
               <w:rPr>
@@ -4924,6 +6493,9 @@
             <w:tcW w:type="dxa" w:w="5046"/>
           </w:tcPr>
           <w:p>
+            <w:pPr>
+              <w:spacing w:before="20" w:after="20"/>
+            </w:pPr>
             <w:r/>
             <w:r>
               <w:rPr>
@@ -4940,6 +6512,9 @@
             <w:tcW w:type="dxa" w:w="5046"/>
           </w:tcPr>
           <w:p>
+            <w:pPr>
+              <w:spacing w:before="20" w:after="20"/>
+            </w:pPr>
             <w:r/>
             <w:r>
               <w:rPr>
@@ -4952,11 +6527,17 @@
         </w:tc>
       </w:tr>
       <w:tr>
+        <w:trPr>
+          <w:cantSplit/>
+        </w:trPr>
         <w:tc>
           <w:tcPr>
             <w:tcW w:type="dxa" w:w="5046"/>
           </w:tcPr>
           <w:p>
+            <w:pPr>
+              <w:spacing w:before="20" w:after="20"/>
+            </w:pPr>
             <w:r/>
             <w:r>
               <w:rPr>
@@ -4973,6 +6554,9 @@
             <w:tcW w:type="dxa" w:w="5046"/>
           </w:tcPr>
           <w:p>
+            <w:pPr>
+              <w:spacing w:before="20" w:after="20"/>
+            </w:pPr>
             <w:r/>
             <w:r>
               <w:rPr>
@@ -4989,6 +6573,9 @@
             <w:tcW w:type="dxa" w:w="5046"/>
           </w:tcPr>
           <w:p>
+            <w:pPr>
+              <w:spacing w:before="20" w:after="20"/>
+            </w:pPr>
             <w:r/>
             <w:r>
               <w:rPr>
@@ -5001,11 +6588,17 @@
         </w:tc>
       </w:tr>
       <w:tr>
+        <w:trPr>
+          <w:cantSplit/>
+        </w:trPr>
         <w:tc>
           <w:tcPr>
             <w:tcW w:type="dxa" w:w="5046"/>
           </w:tcPr>
           <w:p>
+            <w:pPr>
+              <w:spacing w:before="20" w:after="20"/>
+            </w:pPr>
             <w:r/>
             <w:r>
               <w:rPr>
@@ -5022,6 +6615,9 @@
             <w:tcW w:type="dxa" w:w="5046"/>
           </w:tcPr>
           <w:p>
+            <w:pPr>
+              <w:spacing w:before="20" w:after="20"/>
+            </w:pPr>
             <w:r/>
             <w:r>
               <w:rPr>
@@ -5038,6 +6634,9 @@
             <w:tcW w:type="dxa" w:w="5046"/>
           </w:tcPr>
           <w:p>
+            <w:pPr>
+              <w:spacing w:before="20" w:after="20"/>
+            </w:pPr>
             <w:r/>
             <w:r>
               <w:rPr>
@@ -5050,11 +6649,17 @@
         </w:tc>
       </w:tr>
       <w:tr>
+        <w:trPr>
+          <w:cantSplit/>
+        </w:trPr>
         <w:tc>
           <w:tcPr>
             <w:tcW w:type="dxa" w:w="5046"/>
           </w:tcPr>
           <w:p>
+            <w:pPr>
+              <w:spacing w:before="20" w:after="20"/>
+            </w:pPr>
             <w:r/>
             <w:r>
               <w:rPr>
@@ -5071,6 +6676,9 @@
             <w:tcW w:type="dxa" w:w="5046"/>
           </w:tcPr>
           <w:p>
+            <w:pPr>
+              <w:spacing w:before="20" w:after="20"/>
+            </w:pPr>
             <w:r/>
             <w:r>
               <w:rPr>
@@ -5087,6 +6695,9 @@
             <w:tcW w:type="dxa" w:w="5046"/>
           </w:tcPr>
           <w:p>
+            <w:pPr>
+              <w:spacing w:before="20" w:after="20"/>
+            </w:pPr>
             <w:r/>
             <w:r>
               <w:rPr>
@@ -5099,11 +6710,17 @@
         </w:tc>
       </w:tr>
       <w:tr>
+        <w:trPr>
+          <w:cantSplit/>
+        </w:trPr>
         <w:tc>
           <w:tcPr>
             <w:tcW w:type="dxa" w:w="5046"/>
           </w:tcPr>
           <w:p>
+            <w:pPr>
+              <w:spacing w:before="20" w:after="20"/>
+            </w:pPr>
             <w:r/>
             <w:r>
               <w:rPr>
@@ -5120,6 +6737,9 @@
             <w:tcW w:type="dxa" w:w="5046"/>
           </w:tcPr>
           <w:p>
+            <w:pPr>
+              <w:spacing w:before="20" w:after="20"/>
+            </w:pPr>
             <w:r/>
             <w:r>
               <w:rPr>
@@ -5136,6 +6756,9 @@
             <w:tcW w:type="dxa" w:w="5046"/>
           </w:tcPr>
           <w:p>
+            <w:pPr>
+              <w:spacing w:before="20" w:after="20"/>
+            </w:pPr>
             <w:r/>
             <w:r>
               <w:rPr>
@@ -5148,11 +6771,17 @@
         </w:tc>
       </w:tr>
       <w:tr>
+        <w:trPr>
+          <w:cantSplit/>
+        </w:trPr>
         <w:tc>
           <w:tcPr>
             <w:tcW w:type="dxa" w:w="5046"/>
           </w:tcPr>
           <w:p>
+            <w:pPr>
+              <w:spacing w:before="20" w:after="20"/>
+            </w:pPr>
             <w:r/>
             <w:r>
               <w:rPr>
@@ -5169,6 +6798,9 @@
             <w:tcW w:type="dxa" w:w="5046"/>
           </w:tcPr>
           <w:p>
+            <w:pPr>
+              <w:spacing w:before="20" w:after="20"/>
+            </w:pPr>
             <w:r/>
             <w:r>
               <w:rPr>
@@ -5185,6 +6817,9 @@
             <w:tcW w:type="dxa" w:w="5046"/>
           </w:tcPr>
           <w:p>
+            <w:pPr>
+              <w:spacing w:before="20" w:after="20"/>
+            </w:pPr>
             <w:r/>
             <w:r>
               <w:rPr>
@@ -5197,11 +6832,17 @@
         </w:tc>
       </w:tr>
       <w:tr>
+        <w:trPr>
+          <w:cantSplit/>
+        </w:trPr>
         <w:tc>
           <w:tcPr>
             <w:tcW w:type="dxa" w:w="5046"/>
           </w:tcPr>
           <w:p>
+            <w:pPr>
+              <w:spacing w:before="20" w:after="20"/>
+            </w:pPr>
             <w:r/>
             <w:r>
               <w:rPr>
@@ -5218,6 +6859,9 @@
             <w:tcW w:type="dxa" w:w="5046"/>
           </w:tcPr>
           <w:p>
+            <w:pPr>
+              <w:spacing w:before="20" w:after="20"/>
+            </w:pPr>
             <w:r/>
             <w:r>
               <w:rPr>
@@ -5234,6 +6878,9 @@
             <w:tcW w:type="dxa" w:w="5046"/>
           </w:tcPr>
           <w:p>
+            <w:pPr>
+              <w:spacing w:before="20" w:after="20"/>
+            </w:pPr>
             <w:r/>
             <w:r>
               <w:rPr>

--- a/docx/ru/BUFRCREX_CodeFlag_ru_22.docx
+++ b/docx/ru/BUFRCREX_CodeFlag_ru_22.docx
@@ -13,516 +13,6 @@
           <w:sz w:val="22"/>
         </w:rPr>
         <w:t>Класс 22</w:t>
-      </w:r>
-    </w:p>
-    <w:p>
-      <w:r>
-        <w:rPr>
-          <w:rFonts w:ascii="Verdana" w:hAnsi="Verdana"/>
-          <w:i/>
-          <w:sz w:val="14"/>
-        </w:rPr>
-        <w:t>Note 2: «Ясно» или «сплошная облачность» кодируются соответственно цифрами 0 и 8.</w:t>
-      </w:r>
-    </w:p>
-    <w:p>
-      <w:r>
-        <w:rPr>
-          <w:rFonts w:ascii="Verdana" w:hAnsi="Verdana"/>
-          <w:i/>
-          <w:sz w:val="14"/>
-        </w:rPr>
-        <w:t>Note 5: (0 = хорошее; 1 = плохое)</w:t>
-      </w:r>
-    </w:p>
-    <w:p>
-      <w:r>
-        <w:rPr>
-          <w:rFonts w:ascii="Verdana" w:hAnsi="Verdana"/>
-          <w:i/>
-          <w:sz w:val="14"/>
-        </w:rPr>
-        <w:t>Note 6: (См. общую кодовую таблицу С-1 в части С/с.)</w:t>
-      </w:r>
-    </w:p>
-    <w:p>
-      <w:r>
-        <w:rPr>
-          <w:rFonts w:ascii="Verdana" w:hAnsi="Verdana"/>
-          <w:i/>
-          <w:sz w:val="14"/>
-        </w:rPr>
-        <w:t>Note 7: (См. общую кодовую таблицу С-2 в части С/с.)</w:t>
-      </w:r>
-    </w:p>
-    <w:p>
-      <w:r>
-        <w:rPr>
-          <w:rFonts w:ascii="Verdana" w:hAnsi="Verdana"/>
-          <w:i/>
-          <w:sz w:val="14"/>
-        </w:rPr>
-        <w:t>Note 8: (См. общую кодовую таблицу С-3)</w:t>
-      </w:r>
-    </w:p>
-    <w:p>
-      <w:r>
-        <w:rPr>
-          <w:rFonts w:ascii="Verdana" w:hAnsi="Verdana"/>
-          <w:i/>
-          <w:sz w:val="14"/>
-        </w:rPr>
-        <w:t>Note 9: (См. общую кодовую таблицу С-4)</w:t>
-      </w:r>
-    </w:p>
-    <w:p>
-      <w:r>
-        <w:rPr>
-          <w:rFonts w:ascii="Verdana" w:hAnsi="Verdana"/>
-          <w:i/>
-          <w:sz w:val="14"/>
-        </w:rPr>
-        <w:t>Note 10: (См. общую кодовую таблицу С-5 в части С/с.)</w:t>
-      </w:r>
-    </w:p>
-    <w:p>
-      <w:r>
-        <w:rPr>
-          <w:rFonts w:ascii="Verdana" w:hAnsi="Verdana"/>
-          <w:i/>
-          <w:sz w:val="14"/>
-        </w:rPr>
-        <w:t>Note 11: (См. общую кодовую таблицу С-7 в части С/с.)</w:t>
-      </w:r>
-    </w:p>
-    <w:p>
-      <w:r>
-        <w:rPr>
-          <w:rFonts w:ascii="Verdana" w:hAnsi="Verdana"/>
-          <w:i/>
-          <w:sz w:val="14"/>
-        </w:rPr>
-        <w:t>Note 12: (См. общую кодовую таблицу С-8 в части С/с.)</w:t>
-      </w:r>
-    </w:p>
-    <w:p>
-      <w:r>
-        <w:rPr>
-          <w:rFonts w:ascii="Verdana" w:hAnsi="Verdana"/>
-          <w:i/>
-          <w:sz w:val="14"/>
-        </w:rPr>
-        <w:t>Note 14: (Будет определено самими центрами — см. общую кодовую таблицу С-12 в части С/с.)</w:t>
-      </w:r>
-    </w:p>
-    <w:p>
-      <w:r>
-        <w:rPr>
-          <w:rFonts w:ascii="Verdana" w:hAnsi="Verdana"/>
-          <w:i/>
-          <w:sz w:val="14"/>
-        </w:rPr>
-        <w:t>Note 15: (Будут разработаны)</w:t>
-      </w:r>
-    </w:p>
-    <w:p>
-      <w:r>
-        <w:rPr>
-          <w:rFonts w:ascii="Verdana" w:hAnsi="Verdana"/>
-          <w:i/>
-          <w:sz w:val="14"/>
-        </w:rPr>
-        <w:t>Note 16: Последовательность двух или более пар координат местоположения, таких как широта и долгота, определяет линию или многоугольник. Точки следует соединять в соответствии с порядком, данным в сообщении. Любая описываемая зона будет расположена слева от проведенной границы в направлении, установленном порядком, данным в сообщении. Это определение применяется к простым непересекающимся многоугольникам, без пробелов.</w:t>
-      </w:r>
-    </w:p>
-    <w:p>
-      <w:r>
-        <w:rPr>
-          <w:rFonts w:ascii="Verdana" w:hAnsi="Verdana"/>
-          <w:i/>
-          <w:sz w:val="14"/>
-        </w:rPr>
-        <w:t>Note 17: Если все биты установлены на 0, это означает, что калибровка правильная.</w:t>
-      </w:r>
-    </w:p>
-    <w:p>
-      <w:r>
-        <w:rPr>
-          <w:rFonts w:ascii="Verdana" w:hAnsi="Verdana"/>
-          <w:i/>
-          <w:sz w:val="14"/>
-        </w:rPr>
-        <w:t>Note 18: Все статистические данные первого порядка выражены в единицах измерения, определенных первоначальными дескрипторами данных.</w:t>
-      </w:r>
-    </w:p>
-    <w:p>
-      <w:r>
-        <w:rPr>
-          <w:rFonts w:ascii="Verdana" w:hAnsi="Verdana"/>
-          <w:i/>
-          <w:sz w:val="14"/>
-        </w:rPr>
-        <w:t>Note 19: Значимость ассоциированного поля должна использоваться на первоначальном этапе совместно с качеством данных наблюдений.</w:t>
-      </w:r>
-    </w:p>
-    <w:p>
-      <w:r>
-        <w:rPr>
-          <w:rFonts w:ascii="Verdana" w:hAnsi="Verdana"/>
-          <w:i/>
-          <w:sz w:val="14"/>
-        </w:rPr>
-        <w:t>Note 21: Начиная с позиции первого бита (бит старшего разряда), при приведении бита к цифре 1 канал используется. Если бит приводится к нулю, канал не используется.</w:t>
-      </w:r>
-    </w:p>
-    <w:p>
-      <w:r>
-        <w:rPr>
-          <w:rFonts w:ascii="Verdana" w:hAnsi="Verdana"/>
-          <w:i/>
-          <w:sz w:val="14"/>
-        </w:rPr>
-        <w:t>Note 23: Битовые флаги показывают прибор и/или каналы, используемые при получении различных физических параметров. Если в какой-либо группе параметров все биты = 0, то для этого параметра или группы параметров не производилась обработка.</w:t>
-      </w:r>
-    </w:p>
-    <w:p>
-      <w:r>
-        <w:rPr>
-          <w:rFonts w:ascii="Verdana" w:hAnsi="Verdana"/>
-          <w:i/>
-          <w:sz w:val="14"/>
-        </w:rPr>
-        <w:t>Note 24: Биты 1-4 представляют код погрешности времени. В том случае, когда все биты установлены на 0, это означает, что время сканирования соответствует предсказанному времени.</w:t>
-      </w:r>
-    </w:p>
-    <w:p>
-      <w:r>
-        <w:rPr>
-          <w:rFonts w:ascii="Verdana" w:hAnsi="Verdana"/>
-          <w:i/>
-          <w:sz w:val="14"/>
-        </w:rPr>
-        <w:t>Note 25: Биты 11-17 представляют код погрешности географического местоположения. В том случае, когда все биты установлены на 0, это означает, что географическое местоположение является нормальным.</w:t>
-      </w:r>
-    </w:p>
-    <w:p>
-      <w:r>
-        <w:rPr>
-          <w:rFonts w:ascii="Verdana" w:hAnsi="Verdana"/>
-          <w:i/>
-          <w:sz w:val="14"/>
-        </w:rPr>
-        <w:t>Note 27: Биты 5-10 представляют код погрешности калибровки. В том случае, когда все биты установлены на 0, это означает, что калибровка нормальная. В том случае, когда тот или иной из битов 5, 7 и 10 установлен на 1, это означает, что были использованы вторичные коэффициенты калибровки.</w:t>
-      </w:r>
-    </w:p>
-    <w:p>
-      <w:r>
-        <w:rPr>
-          <w:rFonts w:ascii="Verdana" w:hAnsi="Verdana"/>
-          <w:i/>
-          <w:sz w:val="14"/>
-        </w:rPr>
-        <w:t>Note 32: Кодовые цифры 1-9: Продолжительность и время измерения течения (векторный или доплеровский метод получения профиля течения).</w:t>
-      </w:r>
-    </w:p>
-    <w:p>
-      <w:r>
-        <w:rPr>
-          <w:rFonts w:ascii="Verdana" w:hAnsi="Verdana"/>
-          <w:i/>
-          <w:sz w:val="14"/>
-        </w:rPr>
-        <w:t>Note 33: Кодовые цифры 11-19: Период измерения течения (дрейфовый метод).</w:t>
-      </w:r>
-    </w:p>
-    <w:p>
-      <w:r>
-        <w:rPr>
-          <w:rFonts w:ascii="Verdana" w:hAnsi="Verdana"/>
-          <w:i/>
-          <w:sz w:val="14"/>
-        </w:rPr>
-        <w:t>Note 34: Средняя часть данной кодовой таблицы (кодовые цифры 100-199) включает термины на нескольких уровнях, которые могут быть использованы для простых и более сложных автоматических станций.</w:t>
-      </w:r>
-    </w:p>
-    <w:p>
-      <w:r>
-        <w:rPr>
-          <w:rFonts w:ascii="Verdana" w:hAnsi="Verdana"/>
-          <w:i/>
-          <w:sz w:val="14"/>
-        </w:rPr>
-        <w:t>Note 35: Дескриптор 0 25 009 исключен. Вместо него следует использовать дескриптор 0 25 029.</w:t>
-      </w:r>
-    </w:p>
-    <w:p>
-      <w:r>
-        <w:rPr>
-          <w:rFonts w:ascii="Verdana" w:hAnsi="Verdana"/>
-          <w:i/>
-          <w:sz w:val="14"/>
-        </w:rPr>
-        <w:t>Note 36: Данные о разностях — это значения разности, размеры которых аналогичны размерам соответствующих сообщаемых значений в отношении единиц измерения, но пределы которых установлены на нуль (например: разность между сообщенными и анализированными значениями, разность между сообщенными и прогнозированными значениями и т. д.).</w:t>
-      </w:r>
-    </w:p>
-    <w:p>
-      <w:r>
-        <w:rPr>
-          <w:rFonts w:ascii="Verdana" w:hAnsi="Verdana"/>
-          <w:i/>
-          <w:sz w:val="14"/>
-        </w:rPr>
-        <w:t>Note 39: EPSG представляет собой набор данных по системам координат и ее преобразованиям, который изначально был создан и поддерживался Европейской группой нефтепоисковых исследований. В настоящее время он поддерживается подкомитетом по геодезии Комитета по геоматике Международной ассоциации производителей нефти и газа.</w:t>
-      </w:r>
-    </w:p>
-    <w:p>
-      <w:r>
-        <w:rPr>
-          <w:rFonts w:ascii="Verdana" w:hAnsi="Verdana"/>
-          <w:i/>
-          <w:sz w:val="14"/>
-        </w:rPr>
-        <w:t>Note 42: Могут быть разработаны дополнительные применения.</w:t>
-      </w:r>
-    </w:p>
-    <w:p>
-      <w:r>
-        <w:rPr>
-          <w:rFonts w:ascii="Verdana" w:hAnsi="Verdana"/>
-          <w:i/>
-          <w:sz w:val="14"/>
-        </w:rPr>
-        <w:t>Note 43: Общие термины обозначения погоды (например: туман, морось) предназначены для использования на автоматических станциях, которые могут определить тип погоды, но не дают никакой другой информации. Общие термины обозначаются в кодовой таблице большими буквами.</w:t>
-      </w:r>
-    </w:p>
-    <w:p>
-      <w:r>
-        <w:rPr>
-          <w:rFonts w:ascii="Verdana" w:hAnsi="Verdana"/>
-          <w:i/>
-          <w:sz w:val="14"/>
-        </w:rPr>
-        <w:t>Note 45: H = Время наблюдения.</w:t>
-      </w:r>
-    </w:p>
-    <w:p>
-      <w:r>
-        <w:rPr>
-          <w:rFonts w:ascii="Verdana" w:hAnsi="Verdana"/>
-          <w:i/>
-          <w:sz w:val="14"/>
-        </w:rPr>
-        <w:t>Note 49: Если бит установлен на 1, указание действительно.</w:t>
-      </w:r>
-    </w:p>
-    <w:p>
-      <w:r>
-        <w:rPr>
-          <w:rFonts w:ascii="Verdana" w:hAnsi="Verdana"/>
-          <w:i/>
-          <w:sz w:val="14"/>
-        </w:rPr>
-        <w:t>Note 50: Определения в кодовых цифрах 0-2 и 4 применяются для обнаженной репрезентативной поверхности почвы, а цифры 3, 5-9 и 10-19 — к открытому репрезентативному району.</w:t>
-      </w:r>
-    </w:p>
-    <w:p>
-      <w:r>
-        <w:rPr>
-          <w:rFonts w:ascii="Verdana" w:hAnsi="Verdana"/>
-          <w:i/>
-          <w:sz w:val="14"/>
-        </w:rPr>
-        <w:t>Note 52: В сводках с автоматических станций следует использовать кодовую цифру 2, когда тенденция является положительной; 7 — отрицательной и 4, когда давление является таким же, как и 3 часа назад.</w:t>
-      </w:r>
-    </w:p>
-    <w:p>
-      <w:r>
-        <w:rPr>
-          <w:rFonts w:ascii="Verdana" w:hAnsi="Verdana"/>
-          <w:i/>
-          <w:sz w:val="14"/>
-        </w:rPr>
-        <w:t>Note 53: В сводках от тропических станций, сообщающих суточные изменения, следует использовать кодовую цифру 2 при положительной тенденции; 7 — при отрицательной тенденции и 4 — в случае, если давление остается таким же, как и за предшествующие 24 часа.</w:t>
-      </w:r>
-    </w:p>
-    <w:p>
-      <w:r>
-        <w:rPr>
-          <w:rFonts w:ascii="Verdana" w:hAnsi="Verdana"/>
-          <w:i/>
-          <w:sz w:val="14"/>
-        </w:rPr>
-        <w:t>Note 54: В данной кодовой таблице всякий раз, когда упоминается лед, это также включает в себя другие твердые осадки, отличные от снега.</w:t>
-      </w:r>
-    </w:p>
-    <w:p>
-      <w:r>
-        <w:rPr>
-          <w:rFonts w:ascii="Verdana" w:hAnsi="Verdana"/>
-          <w:i/>
-          <w:sz w:val="14"/>
-        </w:rPr>
-        <w:t>Note 57: Смешанные осадки обозначаются путем установки на единицу битов всех наблюдаемых самостоятельных типов осадков.</w:t>
-      </w:r>
-    </w:p>
-    <w:p>
-      <w:r>
-        <w:rPr>
-          <w:rFonts w:ascii="Verdana" w:hAnsi="Verdana"/>
-          <w:i/>
-          <w:sz w:val="14"/>
-        </w:rPr>
-        <w:t>Note 59: Новые локальные названия шторма различной интенсивности следует добавлять в соответствии с необходимостью.</w:t>
-      </w:r>
-    </w:p>
-    <w:p>
-      <w:r>
-        <w:rPr>
-          <w:rFonts w:ascii="Verdana" w:hAnsi="Verdana"/>
-          <w:i/>
-          <w:sz w:val="14"/>
-        </w:rPr>
-        <w:t>Note 60: Ни одна из кодовых цифр не исключает добавления интерполированных уровней по усмотрению центра-поставщика</w:t>
-      </w:r>
-    </w:p>
-    <w:p>
-      <w:r>
-        <w:rPr>
-          <w:rFonts w:ascii="Verdana" w:hAnsi="Verdana"/>
-          <w:i/>
-          <w:sz w:val="14"/>
-        </w:rPr>
-        <w:t>Note 63: Явление, указанное в данной таблице флагов, означает любое явление, включая осадки и явления, ухудшающие видимость.</w:t>
-      </w:r>
-    </w:p>
-    <w:p>
-      <w:r>
-        <w:rPr>
-          <w:rFonts w:ascii="Verdana" w:hAnsi="Verdana"/>
-          <w:i/>
-          <w:sz w:val="14"/>
-        </w:rPr>
-        <w:t>Note 75: Определения в кодовых цифрах 0-2 и 4 применяются для обнаженной репрезентативной поверхности почвы, а цифры 3, 5-9 и 10-19 — к открытому репрезентативному району.</w:t>
-      </w:r>
-    </w:p>
-    <w:p>
-      <w:r>
-        <w:rPr>
-          <w:rFonts w:ascii="Verdana" w:hAnsi="Verdana"/>
-          <w:i/>
-          <w:sz w:val="14"/>
-        </w:rPr>
-        <w:t>Note 76: Эти величины относятся к хорошо сформированному ветровому волнению в открытом море. В то время как предпочтение следует отдавать описательным терминам, значения этих высот могут использоваться наблюдателем как руководство при передаче состояния поверхности моря, которое возникает в результате различных факторов, таких, как ветер, зыбь, течения, угол между направлением ветра и зыби и т. д.</w:t>
-      </w:r>
-    </w:p>
-    <w:p>
-      <w:r>
-        <w:rPr>
-          <w:rFonts w:ascii="Verdana" w:hAnsi="Verdana"/>
-          <w:i/>
-          <w:sz w:val="14"/>
-        </w:rPr>
-        <w:t>Note 78: Первые три цифры представляют собой код страны ИСО.</w:t>
-      </w:r>
-    </w:p>
-    <w:p>
-      <w:r>
-        <w:rPr>
-          <w:rFonts w:ascii="Verdana" w:hAnsi="Verdana"/>
-          <w:i/>
-          <w:sz w:val="14"/>
-        </w:rPr>
-        <w:t>Note 79: Последняя колонка в таблице содержит соответствующий номер регистрации Химической реферативной службы (CAS) Американского химического общества.</w:t>
-      </w:r>
-    </w:p>
-    <w:p>
-      <w:r>
-        <w:rPr>
-          <w:rFonts w:ascii="Verdana" w:hAnsi="Verdana"/>
-          <w:i/>
-          <w:sz w:val="14"/>
-        </w:rPr>
-        <w:t>Note 80: Средняя часть данной кодовой таблицы (кодовые цифры 100-199) включает термины на нескольких уровнях, которые могут быть использованы для простых и более сложных автоматических станций.</w:t>
-      </w:r>
-    </w:p>
-    <w:p>
-      <w:r>
-        <w:rPr>
-          <w:rFonts w:ascii="Verdana" w:hAnsi="Verdana"/>
-          <w:i/>
-          <w:sz w:val="14"/>
-        </w:rPr>
-        <w:t>Note 81: Номинальный диапазон влажности поверхности почвы — от 0 % до 100 %. В крайних случаях экстраполированное обратное рассеяние при угле наклона в 40 градусов может превышать исходный показатель для влажного обратного рассеяния. В этих случаях значение, полученное в результате процесса измерения влажности поверхности почвы, будет менее 0 % или более 100 %, соответственно.</w:t>
-      </w:r>
-    </w:p>
-    <w:p>
-      <w:r>
-        <w:rPr>
-          <w:rFonts w:ascii="Verdana" w:hAnsi="Verdana"/>
-          <w:i/>
-          <w:sz w:val="14"/>
-        </w:rPr>
-        <w:t>Note 84: Эти величины относятся к хорошо сформированному ветровому волнению в открытом море. В то время как предпочтение следует отдавать описательным терминам, значения этих высот могут использоваться наблюдателем как руководство при передаче состояния поверхности моря, которое возникает в результате различных факторов, таких, как ветер, зыбь, течения, угол между направлением ветра и зыби и т. д.</w:t>
-      </w:r>
-    </w:p>
-    <w:p>
-      <w:r>
-        <w:rPr>
-          <w:rFonts w:ascii="Verdana" w:hAnsi="Verdana"/>
-          <w:i/>
-          <w:sz w:val="14"/>
-        </w:rPr>
-        <w:t>Note 85: Данный дескриптор будет связан с данными по видимости или высоте облаков для указания того, что значение является граничным. Если передаваемое значение является истинным, то кодовая цифра равна нулю. Однако измерение может попасть в предел измерительной способности прибора. Если передаваемое значение больше, чем истинное значение, то кодовая цифра будет равна 1, если передаваемое значение меньше истинного значения, то кодовая цифра будет равна 2.</w:t>
-      </w:r>
-    </w:p>
-    <w:p>
-      <w:r>
-        <w:rPr>
-          <w:rFonts w:ascii="Verdana" w:hAnsi="Verdana"/>
-          <w:i/>
-          <w:sz w:val="14"/>
-        </w:rPr>
-        <w:t>Note 88: Значимость времени должна быть квалифицирована соответствующими периодами времени, которые следует указывать.</w:t>
-      </w:r>
-    </w:p>
-    <w:p>
-      <w:r>
-        <w:rPr>
-          <w:rFonts w:ascii="Verdana" w:hAnsi="Verdana"/>
-          <w:i/>
-          <w:sz w:val="14"/>
-        </w:rPr>
-        <w:t>Note 90: Тип прибора и единицы начальных измерений для измерения ветра (в м с-1 за исключением отдельных указаний).</w:t>
-      </w:r>
-    </w:p>
-    <w:p>
-      <w:r>
-        <w:rPr>
-          <w:rFonts w:ascii="Verdana" w:hAnsi="Verdana"/>
-          <w:i/>
-          <w:sz w:val="14"/>
-        </w:rPr>
-        <w:t>Note 94: Там, где первоначальный метод передачи указывается кодовой цифрой 1, в целях получения достоверных значений данных, соответствующих дескриптору 0 01 012, рекомендуется следующее преобразование: Передаваемое значение Значение данных 0 0 1 45 2 90 3 135 4 180 5 225 6 270 7 315 8 360 9 511</w:t>
-      </w:r>
-    </w:p>
-    <w:p>
-      <w:r>
-        <w:rPr>
-          <w:rFonts w:ascii="Verdana" w:hAnsi="Verdana"/>
-          <w:i/>
-          <w:sz w:val="14"/>
-        </w:rPr>
-        <w:t>Note 95: Там, где первоначальный метод передачи указывается кодовой цифрой 1, в целях получения точных значений данных, соответствующих дескриптору 0 01 013, рекомендуется следующее преобразование: Передаваемое значение Значение данных 0 0 1 1 2 4 3 7 4 9 5 12 6 14 7 17 8 19 9 21 / 1023</w:t>
-      </w:r>
-    </w:p>
-    <w:p>
-      <w:r>
-        <w:rPr>
-          <w:rFonts w:ascii="Verdana" w:hAnsi="Verdana"/>
-          <w:i/>
-          <w:sz w:val="14"/>
-        </w:rPr>
-        <w:t>Note 22: Битовые флаги показывают элементы, включенные при обработке данных зондирования.</w:t>
       </w:r>
     </w:p>
     <w:p>
@@ -6894,6 +6384,517 @@
       </w:tr>
     </w:tbl>
     <w:p/>
+    <w:p/>
+    <w:p>
+      <w:r>
+        <w:rPr>
+          <w:rFonts w:ascii="Verdana" w:hAnsi="Verdana"/>
+          <w:i/>
+          <w:sz w:val="14"/>
+        </w:rPr>
+        <w:t>Note 2: «Ясно» или «сплошная облачность» кодируются соответственно цифрами 0 и 8.</w:t>
+      </w:r>
+    </w:p>
+    <w:p>
+      <w:r>
+        <w:rPr>
+          <w:rFonts w:ascii="Verdana" w:hAnsi="Verdana"/>
+          <w:i/>
+          <w:sz w:val="14"/>
+        </w:rPr>
+        <w:t>Note 5: (0 = хорошее; 1 = плохое)</w:t>
+      </w:r>
+    </w:p>
+    <w:p>
+      <w:r>
+        <w:rPr>
+          <w:rFonts w:ascii="Verdana" w:hAnsi="Verdana"/>
+          <w:i/>
+          <w:sz w:val="14"/>
+        </w:rPr>
+        <w:t>Note 6: (См. общую кодовую таблицу С-1 в части С/с.)</w:t>
+      </w:r>
+    </w:p>
+    <w:p>
+      <w:r>
+        <w:rPr>
+          <w:rFonts w:ascii="Verdana" w:hAnsi="Verdana"/>
+          <w:i/>
+          <w:sz w:val="14"/>
+        </w:rPr>
+        <w:t>Note 7: (См. общую кодовую таблицу С-2 в части С/с.)</w:t>
+      </w:r>
+    </w:p>
+    <w:p>
+      <w:r>
+        <w:rPr>
+          <w:rFonts w:ascii="Verdana" w:hAnsi="Verdana"/>
+          <w:i/>
+          <w:sz w:val="14"/>
+        </w:rPr>
+        <w:t>Note 8: (См. общую кодовую таблицу С-3)</w:t>
+      </w:r>
+    </w:p>
+    <w:p>
+      <w:r>
+        <w:rPr>
+          <w:rFonts w:ascii="Verdana" w:hAnsi="Verdana"/>
+          <w:i/>
+          <w:sz w:val="14"/>
+        </w:rPr>
+        <w:t>Note 9: (См. общую кодовую таблицу С-4)</w:t>
+      </w:r>
+    </w:p>
+    <w:p>
+      <w:r>
+        <w:rPr>
+          <w:rFonts w:ascii="Verdana" w:hAnsi="Verdana"/>
+          <w:i/>
+          <w:sz w:val="14"/>
+        </w:rPr>
+        <w:t>Note 10: (См. общую кодовую таблицу С-5 в части С/с.)</w:t>
+      </w:r>
+    </w:p>
+    <w:p>
+      <w:r>
+        <w:rPr>
+          <w:rFonts w:ascii="Verdana" w:hAnsi="Verdana"/>
+          <w:i/>
+          <w:sz w:val="14"/>
+        </w:rPr>
+        <w:t>Note 11: (См. общую кодовую таблицу С-7 в части С/с.)</w:t>
+      </w:r>
+    </w:p>
+    <w:p>
+      <w:r>
+        <w:rPr>
+          <w:rFonts w:ascii="Verdana" w:hAnsi="Verdana"/>
+          <w:i/>
+          <w:sz w:val="14"/>
+        </w:rPr>
+        <w:t>Note 12: (См. общую кодовую таблицу С-8 в части С/с.)</w:t>
+      </w:r>
+    </w:p>
+    <w:p>
+      <w:r>
+        <w:rPr>
+          <w:rFonts w:ascii="Verdana" w:hAnsi="Verdana"/>
+          <w:i/>
+          <w:sz w:val="14"/>
+        </w:rPr>
+        <w:t>Note 14: (Будет определено самими центрами — см. общую кодовую таблицу С-12 в части С/с.)</w:t>
+      </w:r>
+    </w:p>
+    <w:p>
+      <w:r>
+        <w:rPr>
+          <w:rFonts w:ascii="Verdana" w:hAnsi="Verdana"/>
+          <w:i/>
+          <w:sz w:val="14"/>
+        </w:rPr>
+        <w:t>Note 15: (Будут разработаны)</w:t>
+      </w:r>
+    </w:p>
+    <w:p>
+      <w:r>
+        <w:rPr>
+          <w:rFonts w:ascii="Verdana" w:hAnsi="Verdana"/>
+          <w:i/>
+          <w:sz w:val="14"/>
+        </w:rPr>
+        <w:t>Note 16: Последовательность двух или более пар координат местоположения, таких как широта и долгота, определяет линию или многоугольник. Точки следует соединять в соответствии с порядком, данным в сообщении. Любая описываемая зона будет расположена слева от проведенной границы в направлении, установленном порядком, данным в сообщении. Это определение применяется к простым непересекающимся многоугольникам, без пробелов.</w:t>
+      </w:r>
+    </w:p>
+    <w:p>
+      <w:r>
+        <w:rPr>
+          <w:rFonts w:ascii="Verdana" w:hAnsi="Verdana"/>
+          <w:i/>
+          <w:sz w:val="14"/>
+        </w:rPr>
+        <w:t>Note 17: Если все биты установлены на 0, это означает, что калибровка правильная.</w:t>
+      </w:r>
+    </w:p>
+    <w:p>
+      <w:r>
+        <w:rPr>
+          <w:rFonts w:ascii="Verdana" w:hAnsi="Verdana"/>
+          <w:i/>
+          <w:sz w:val="14"/>
+        </w:rPr>
+        <w:t>Note 18: Все статистические данные первого порядка выражены в единицах измерения, определенных первоначальными дескрипторами данных.</w:t>
+      </w:r>
+    </w:p>
+    <w:p>
+      <w:r>
+        <w:rPr>
+          <w:rFonts w:ascii="Verdana" w:hAnsi="Verdana"/>
+          <w:i/>
+          <w:sz w:val="14"/>
+        </w:rPr>
+        <w:t>Note 19: Значимость ассоциированного поля должна использоваться на первоначальном этапе совместно с качеством данных наблюдений.</w:t>
+      </w:r>
+    </w:p>
+    <w:p>
+      <w:r>
+        <w:rPr>
+          <w:rFonts w:ascii="Verdana" w:hAnsi="Verdana"/>
+          <w:i/>
+          <w:sz w:val="14"/>
+        </w:rPr>
+        <w:t>Note 21: Начиная с позиции первого бита (бит старшего разряда), при приведении бита к цифре 1 канал используется. Если бит приводится к нулю, канал не используется.</w:t>
+      </w:r>
+    </w:p>
+    <w:p>
+      <w:r>
+        <w:rPr>
+          <w:rFonts w:ascii="Verdana" w:hAnsi="Verdana"/>
+          <w:i/>
+          <w:sz w:val="14"/>
+        </w:rPr>
+        <w:t>Note 23: Битовые флаги показывают прибор и/или каналы, используемые при получении различных физических параметров. Если в какой-либо группе параметров все биты = 0, то для этого параметра или группы параметров не производилась обработка.</w:t>
+      </w:r>
+    </w:p>
+    <w:p>
+      <w:r>
+        <w:rPr>
+          <w:rFonts w:ascii="Verdana" w:hAnsi="Verdana"/>
+          <w:i/>
+          <w:sz w:val="14"/>
+        </w:rPr>
+        <w:t>Note 24: Биты 1-4 представляют код погрешности времени. В том случае, когда все биты установлены на 0, это означает, что время сканирования соответствует предсказанному времени.</w:t>
+      </w:r>
+    </w:p>
+    <w:p>
+      <w:r>
+        <w:rPr>
+          <w:rFonts w:ascii="Verdana" w:hAnsi="Verdana"/>
+          <w:i/>
+          <w:sz w:val="14"/>
+        </w:rPr>
+        <w:t>Note 25: Биты 11-17 представляют код погрешности географического местоположения. В том случае, когда все биты установлены на 0, это означает, что географическое местоположение является нормальным.</w:t>
+      </w:r>
+    </w:p>
+    <w:p>
+      <w:r>
+        <w:rPr>
+          <w:rFonts w:ascii="Verdana" w:hAnsi="Verdana"/>
+          <w:i/>
+          <w:sz w:val="14"/>
+        </w:rPr>
+        <w:t>Note 27: Биты 5-10 представляют код погрешности калибровки. В том случае, когда все биты установлены на 0, это означает, что калибровка нормальная. В том случае, когда тот или иной из битов 5, 7 и 10 установлен на 1, это означает, что были использованы вторичные коэффициенты калибровки.</w:t>
+      </w:r>
+    </w:p>
+    <w:p>
+      <w:r>
+        <w:rPr>
+          <w:rFonts w:ascii="Verdana" w:hAnsi="Verdana"/>
+          <w:i/>
+          <w:sz w:val="14"/>
+        </w:rPr>
+        <w:t>Note 32: Кодовые цифры 1-9: Продолжительность и время измерения течения (векторный или доплеровский метод получения профиля течения).</w:t>
+      </w:r>
+    </w:p>
+    <w:p>
+      <w:r>
+        <w:rPr>
+          <w:rFonts w:ascii="Verdana" w:hAnsi="Verdana"/>
+          <w:i/>
+          <w:sz w:val="14"/>
+        </w:rPr>
+        <w:t>Note 33: Кодовые цифры 11-19: Период измерения течения (дрейфовый метод).</w:t>
+      </w:r>
+    </w:p>
+    <w:p>
+      <w:r>
+        <w:rPr>
+          <w:rFonts w:ascii="Verdana" w:hAnsi="Verdana"/>
+          <w:i/>
+          <w:sz w:val="14"/>
+        </w:rPr>
+        <w:t>Note 34: Средняя часть данной кодовой таблицы (кодовые цифры 100-199) включает термины на нескольких уровнях, которые могут быть использованы для простых и более сложных автоматических станций.</w:t>
+      </w:r>
+    </w:p>
+    <w:p>
+      <w:r>
+        <w:rPr>
+          <w:rFonts w:ascii="Verdana" w:hAnsi="Verdana"/>
+          <w:i/>
+          <w:sz w:val="14"/>
+        </w:rPr>
+        <w:t>Note 35: Дескриптор 0 25 009 исключен. Вместо него следует использовать дескриптор 0 25 029.</w:t>
+      </w:r>
+    </w:p>
+    <w:p>
+      <w:r>
+        <w:rPr>
+          <w:rFonts w:ascii="Verdana" w:hAnsi="Verdana"/>
+          <w:i/>
+          <w:sz w:val="14"/>
+        </w:rPr>
+        <w:t>Note 36: Данные о разностях — это значения разности, размеры которых аналогичны размерам соответствующих сообщаемых значений в отношении единиц измерения, но пределы которых установлены на нуль (например: разность между сообщенными и анализированными значениями, разность между сообщенными и прогнозированными значениями и т. д.).</w:t>
+      </w:r>
+    </w:p>
+    <w:p>
+      <w:r>
+        <w:rPr>
+          <w:rFonts w:ascii="Verdana" w:hAnsi="Verdana"/>
+          <w:i/>
+          <w:sz w:val="14"/>
+        </w:rPr>
+        <w:t>Note 39: EPSG представляет собой набор данных по системам координат и ее преобразованиям, который изначально был создан и поддерживался Европейской группой нефтепоисковых исследований. В настоящее время он поддерживается подкомитетом по геодезии Комитета по геоматике Международной ассоциации производителей нефти и газа.</w:t>
+      </w:r>
+    </w:p>
+    <w:p>
+      <w:r>
+        <w:rPr>
+          <w:rFonts w:ascii="Verdana" w:hAnsi="Verdana"/>
+          <w:i/>
+          <w:sz w:val="14"/>
+        </w:rPr>
+        <w:t>Note 42: Могут быть разработаны дополнительные применения.</w:t>
+      </w:r>
+    </w:p>
+    <w:p>
+      <w:r>
+        <w:rPr>
+          <w:rFonts w:ascii="Verdana" w:hAnsi="Verdana"/>
+          <w:i/>
+          <w:sz w:val="14"/>
+        </w:rPr>
+        <w:t>Note 43: Общие термины обозначения погоды (например: туман, морось) предназначены для использования на автоматических станциях, которые могут определить тип погоды, но не дают никакой другой информации. Общие термины обозначаются в кодовой таблице большими буквами.</w:t>
+      </w:r>
+    </w:p>
+    <w:p>
+      <w:r>
+        <w:rPr>
+          <w:rFonts w:ascii="Verdana" w:hAnsi="Verdana"/>
+          <w:i/>
+          <w:sz w:val="14"/>
+        </w:rPr>
+        <w:t>Note 45: H = Время наблюдения.</w:t>
+      </w:r>
+    </w:p>
+    <w:p>
+      <w:r>
+        <w:rPr>
+          <w:rFonts w:ascii="Verdana" w:hAnsi="Verdana"/>
+          <w:i/>
+          <w:sz w:val="14"/>
+        </w:rPr>
+        <w:t>Note 49: Если бит установлен на 1, указание действительно.</w:t>
+      </w:r>
+    </w:p>
+    <w:p>
+      <w:r>
+        <w:rPr>
+          <w:rFonts w:ascii="Verdana" w:hAnsi="Verdana"/>
+          <w:i/>
+          <w:sz w:val="14"/>
+        </w:rPr>
+        <w:t>Note 50: Определения в кодовых цифрах 0-2 и 4 применяются для обнаженной репрезентативной поверхности почвы, а цифры 3, 5-9 и 10-19 — к открытому репрезентативному району.</w:t>
+      </w:r>
+    </w:p>
+    <w:p>
+      <w:r>
+        <w:rPr>
+          <w:rFonts w:ascii="Verdana" w:hAnsi="Verdana"/>
+          <w:i/>
+          <w:sz w:val="14"/>
+        </w:rPr>
+        <w:t>Note 52: В сводках с автоматических станций следует использовать кодовую цифру 2, когда тенденция является положительной; 7 — отрицательной и 4, когда давление является таким же, как и 3 часа назад.</w:t>
+      </w:r>
+    </w:p>
+    <w:p>
+      <w:r>
+        <w:rPr>
+          <w:rFonts w:ascii="Verdana" w:hAnsi="Verdana"/>
+          <w:i/>
+          <w:sz w:val="14"/>
+        </w:rPr>
+        <w:t>Note 53: В сводках от тропических станций, сообщающих суточные изменения, следует использовать кодовую цифру 2 при положительной тенденции; 7 — при отрицательной тенденции и 4 — в случае, если давление остается таким же, как и за предшествующие 24 часа.</w:t>
+      </w:r>
+    </w:p>
+    <w:p>
+      <w:r>
+        <w:rPr>
+          <w:rFonts w:ascii="Verdana" w:hAnsi="Verdana"/>
+          <w:i/>
+          <w:sz w:val="14"/>
+        </w:rPr>
+        <w:t>Note 54: В данной кодовой таблице всякий раз, когда упоминается лед, это также включает в себя другие твердые осадки, отличные от снега.</w:t>
+      </w:r>
+    </w:p>
+    <w:p>
+      <w:r>
+        <w:rPr>
+          <w:rFonts w:ascii="Verdana" w:hAnsi="Verdana"/>
+          <w:i/>
+          <w:sz w:val="14"/>
+        </w:rPr>
+        <w:t>Note 57: Смешанные осадки обозначаются путем установки на единицу битов всех наблюдаемых самостоятельных типов осадков.</w:t>
+      </w:r>
+    </w:p>
+    <w:p>
+      <w:r>
+        <w:rPr>
+          <w:rFonts w:ascii="Verdana" w:hAnsi="Verdana"/>
+          <w:i/>
+          <w:sz w:val="14"/>
+        </w:rPr>
+        <w:t>Note 59: Новые локальные названия шторма различной интенсивности следует добавлять в соответствии с необходимостью.</w:t>
+      </w:r>
+    </w:p>
+    <w:p>
+      <w:r>
+        <w:rPr>
+          <w:rFonts w:ascii="Verdana" w:hAnsi="Verdana"/>
+          <w:i/>
+          <w:sz w:val="14"/>
+        </w:rPr>
+        <w:t>Note 60: Ни одна из кодовых цифр не исключает добавления интерполированных уровней по усмотрению центра-поставщика</w:t>
+      </w:r>
+    </w:p>
+    <w:p>
+      <w:r>
+        <w:rPr>
+          <w:rFonts w:ascii="Verdana" w:hAnsi="Verdana"/>
+          <w:i/>
+          <w:sz w:val="14"/>
+        </w:rPr>
+        <w:t>Note 63: Явление, указанное в данной таблице флагов, означает любое явление, включая осадки и явления, ухудшающие видимость.</w:t>
+      </w:r>
+    </w:p>
+    <w:p>
+      <w:r>
+        <w:rPr>
+          <w:rFonts w:ascii="Verdana" w:hAnsi="Verdana"/>
+          <w:i/>
+          <w:sz w:val="14"/>
+        </w:rPr>
+        <w:t>Note 75: Определения в кодовых цифрах 0-2 и 4 применяются для обнаженной репрезентативной поверхности почвы, а цифры 3, 5-9 и 10-19 — к открытому репрезентативному району.</w:t>
+      </w:r>
+    </w:p>
+    <w:p>
+      <w:r>
+        <w:rPr>
+          <w:rFonts w:ascii="Verdana" w:hAnsi="Verdana"/>
+          <w:i/>
+          <w:sz w:val="14"/>
+        </w:rPr>
+        <w:t>Note 76: Эти величины относятся к хорошо сформированному ветровому волнению в открытом море. В то время как предпочтение следует отдавать описательным терминам, значения этих высот могут использоваться наблюдателем как руководство при передаче состояния поверхности моря, которое возникает в результате различных факторов, таких, как ветер, зыбь, течения, угол между направлением ветра и зыби и т. д.</w:t>
+      </w:r>
+    </w:p>
+    <w:p>
+      <w:r>
+        <w:rPr>
+          <w:rFonts w:ascii="Verdana" w:hAnsi="Verdana"/>
+          <w:i/>
+          <w:sz w:val="14"/>
+        </w:rPr>
+        <w:t>Note 78: Первые три цифры представляют собой код страны ИСО.</w:t>
+      </w:r>
+    </w:p>
+    <w:p>
+      <w:r>
+        <w:rPr>
+          <w:rFonts w:ascii="Verdana" w:hAnsi="Verdana"/>
+          <w:i/>
+          <w:sz w:val="14"/>
+        </w:rPr>
+        <w:t>Note 79: Последняя колонка в таблице содержит соответствующий номер регистрации Химической реферативной службы (CAS) Американского химического общества.</w:t>
+      </w:r>
+    </w:p>
+    <w:p>
+      <w:r>
+        <w:rPr>
+          <w:rFonts w:ascii="Verdana" w:hAnsi="Verdana"/>
+          <w:i/>
+          <w:sz w:val="14"/>
+        </w:rPr>
+        <w:t>Note 80: Средняя часть данной кодовой таблицы (кодовые цифры 100-199) включает термины на нескольких уровнях, которые могут быть использованы для простых и более сложных автоматических станций.</w:t>
+      </w:r>
+    </w:p>
+    <w:p>
+      <w:r>
+        <w:rPr>
+          <w:rFonts w:ascii="Verdana" w:hAnsi="Verdana"/>
+          <w:i/>
+          <w:sz w:val="14"/>
+        </w:rPr>
+        <w:t>Note 81: Номинальный диапазон влажности поверхности почвы — от 0 % до 100 %. В крайних случаях экстраполированное обратное рассеяние при угле наклона в 40 градусов может превышать исходный показатель для влажного обратного рассеяния. В этих случаях значение, полученное в результате процесса измерения влажности поверхности почвы, будет менее 0 % или более 100 %, соответственно.</w:t>
+      </w:r>
+    </w:p>
+    <w:p>
+      <w:r>
+        <w:rPr>
+          <w:rFonts w:ascii="Verdana" w:hAnsi="Verdana"/>
+          <w:i/>
+          <w:sz w:val="14"/>
+        </w:rPr>
+        <w:t>Note 84: Эти величины относятся к хорошо сформированному ветровому волнению в открытом море. В то время как предпочтение следует отдавать описательным терминам, значения этих высот могут использоваться наблюдателем как руководство при передаче состояния поверхности моря, которое возникает в результате различных факторов, таких, как ветер, зыбь, течения, угол между направлением ветра и зыби и т. д.</w:t>
+      </w:r>
+    </w:p>
+    <w:p>
+      <w:r>
+        <w:rPr>
+          <w:rFonts w:ascii="Verdana" w:hAnsi="Verdana"/>
+          <w:i/>
+          <w:sz w:val="14"/>
+        </w:rPr>
+        <w:t>Note 85: Данный дескриптор будет связан с данными по видимости или высоте облаков для указания того, что значение является граничным. Если передаваемое значение является истинным, то кодовая цифра равна нулю. Однако измерение может попасть в предел измерительной способности прибора. Если передаваемое значение больше, чем истинное значение, то кодовая цифра будет равна 1, если передаваемое значение меньше истинного значения, то кодовая цифра будет равна 2.</w:t>
+      </w:r>
+    </w:p>
+    <w:p>
+      <w:r>
+        <w:rPr>
+          <w:rFonts w:ascii="Verdana" w:hAnsi="Verdana"/>
+          <w:i/>
+          <w:sz w:val="14"/>
+        </w:rPr>
+        <w:t>Note 88: Значимость времени должна быть квалифицирована соответствующими периодами времени, которые следует указывать.</w:t>
+      </w:r>
+    </w:p>
+    <w:p>
+      <w:r>
+        <w:rPr>
+          <w:rFonts w:ascii="Verdana" w:hAnsi="Verdana"/>
+          <w:i/>
+          <w:sz w:val="14"/>
+        </w:rPr>
+        <w:t>Note 90: Тип прибора и единицы начальных измерений для измерения ветра (в м с-1 за исключением отдельных указаний).</w:t>
+      </w:r>
+    </w:p>
+    <w:p>
+      <w:r>
+        <w:rPr>
+          <w:rFonts w:ascii="Verdana" w:hAnsi="Verdana"/>
+          <w:i/>
+          <w:sz w:val="14"/>
+        </w:rPr>
+        <w:t>Note 94: Там, где первоначальный метод передачи указывается кодовой цифрой 1, в целях получения достоверных значений данных, соответствующих дескриптору 0 01 012, рекомендуется следующее преобразование: Передаваемое значение Значение данных 0 0 1 45 2 90 3 135 4 180 5 225 6 270 7 315 8 360 9 511</w:t>
+      </w:r>
+    </w:p>
+    <w:p>
+      <w:r>
+        <w:rPr>
+          <w:rFonts w:ascii="Verdana" w:hAnsi="Verdana"/>
+          <w:i/>
+          <w:sz w:val="14"/>
+        </w:rPr>
+        <w:t>Note 95: Там, где первоначальный метод передачи указывается кодовой цифрой 1, в целях получения точных значений данных, соответствующих дескриптору 0 01 013, рекомендуется следующее преобразование: Передаваемое значение Значение данных 0 0 1 1 2 4 3 7 4 9 5 12 6 14 7 17 8 19 9 21 / 1023</w:t>
+      </w:r>
+    </w:p>
+    <w:p>
+      <w:r>
+        <w:rPr>
+          <w:rFonts w:ascii="Verdana" w:hAnsi="Verdana"/>
+          <w:i/>
+          <w:sz w:val="14"/>
+        </w:rPr>
+        <w:t>Note 22: Битовые флаги показывают элементы, включенные при обработке данных зондирования.</w:t>
+      </w:r>
+    </w:p>
     <w:sectPr>
       <w:pgSz w:w="16838" w:h="11906" w:orient="landscape"/>
       <w:pgMar w:top="850" w:right="850" w:bottom="850" w:left="850" w:header="720" w:footer="720" w:gutter="0"/>

--- a/docx/ru/BUFRCREX_CodeFlag_ru_22.docx
+++ b/docx/ru/BUFRCREX_CodeFlag_ru_22.docx
@@ -1842,6 +1842,26 @@
         </w:tc>
       </w:tr>
     </w:tbl>
+    <w:p>
+      <w:r>
+        <w:rPr>
+          <w:rFonts w:ascii="Verdana" w:hAnsi="Verdana"/>
+          <w:i/>
+          <w:sz w:val="14"/>
+        </w:rPr>
+        <w:t>Note 76: Эти величины относятся к хорошо сформированному ветровому волнению в открытом море. В то время как предпочтение следует отдавать описательным терминам, значения этих высот могут использоваться наблюдателем как руководство при передаче состояния поверхности моря, которое возникает в результате различных факторов, таких, как ветер, зыбь, течения, угол между направлением ветра и зыби и т. д.</w:t>
+      </w:r>
+    </w:p>
+    <w:p>
+      <w:r>
+        <w:rPr>
+          <w:rFonts w:ascii="Verdana" w:hAnsi="Verdana"/>
+          <w:i/>
+          <w:sz w:val="14"/>
+        </w:rPr>
+        <w:t>Note 84: Эти величины относятся к хорошо сформированному ветровому волнению в открытом море. В то время как предпочтение следует отдавать описательным терминам, значения этих высот могут использоваться наблюдателем как руководство при передаче состояния поверхности моря, которое возникает в результате различных факторов, таких, как ветер, зыбь, течения, угол между направлением ветра и зыби и т. д.</w:t>
+      </w:r>
+    </w:p>
     <w:p/>
     <w:p>
       <w:r>
@@ -2002,6 +2022,16 @@
         </w:tc>
       </w:tr>
     </w:tbl>
+    <w:p>
+      <w:r>
+        <w:rPr>
+          <w:rFonts w:ascii="Verdana" w:hAnsi="Verdana"/>
+          <w:i/>
+          <w:sz w:val="14"/>
+        </w:rPr>
+        <w:t>Note 8: (См. общую кодовую таблицу С-3)</w:t>
+      </w:r>
+    </w:p>
     <w:p/>
     <w:p>
       <w:r>
@@ -2162,6 +2192,16 @@
         </w:tc>
       </w:tr>
     </w:tbl>
+    <w:p>
+      <w:r>
+        <w:rPr>
+          <w:rFonts w:ascii="Verdana" w:hAnsi="Verdana"/>
+          <w:i/>
+          <w:sz w:val="14"/>
+        </w:rPr>
+        <w:t>Note 9: (См. общую кодовую таблицу С-4)</w:t>
+      </w:r>
+    </w:p>
     <w:p/>
     <w:p>
       <w:r>
@@ -6384,517 +6424,6 @@
       </w:tr>
     </w:tbl>
     <w:p/>
-    <w:p/>
-    <w:p>
-      <w:r>
-        <w:rPr>
-          <w:rFonts w:ascii="Verdana" w:hAnsi="Verdana"/>
-          <w:i/>
-          <w:sz w:val="14"/>
-        </w:rPr>
-        <w:t>Note 2: «Ясно» или «сплошная облачность» кодируются соответственно цифрами 0 и 8.</w:t>
-      </w:r>
-    </w:p>
-    <w:p>
-      <w:r>
-        <w:rPr>
-          <w:rFonts w:ascii="Verdana" w:hAnsi="Verdana"/>
-          <w:i/>
-          <w:sz w:val="14"/>
-        </w:rPr>
-        <w:t>Note 5: (0 = хорошее; 1 = плохое)</w:t>
-      </w:r>
-    </w:p>
-    <w:p>
-      <w:r>
-        <w:rPr>
-          <w:rFonts w:ascii="Verdana" w:hAnsi="Verdana"/>
-          <w:i/>
-          <w:sz w:val="14"/>
-        </w:rPr>
-        <w:t>Note 6: (См. общую кодовую таблицу С-1 в части С/с.)</w:t>
-      </w:r>
-    </w:p>
-    <w:p>
-      <w:r>
-        <w:rPr>
-          <w:rFonts w:ascii="Verdana" w:hAnsi="Verdana"/>
-          <w:i/>
-          <w:sz w:val="14"/>
-        </w:rPr>
-        <w:t>Note 7: (См. общую кодовую таблицу С-2 в части С/с.)</w:t>
-      </w:r>
-    </w:p>
-    <w:p>
-      <w:r>
-        <w:rPr>
-          <w:rFonts w:ascii="Verdana" w:hAnsi="Verdana"/>
-          <w:i/>
-          <w:sz w:val="14"/>
-        </w:rPr>
-        <w:t>Note 8: (См. общую кодовую таблицу С-3)</w:t>
-      </w:r>
-    </w:p>
-    <w:p>
-      <w:r>
-        <w:rPr>
-          <w:rFonts w:ascii="Verdana" w:hAnsi="Verdana"/>
-          <w:i/>
-          <w:sz w:val="14"/>
-        </w:rPr>
-        <w:t>Note 9: (См. общую кодовую таблицу С-4)</w:t>
-      </w:r>
-    </w:p>
-    <w:p>
-      <w:r>
-        <w:rPr>
-          <w:rFonts w:ascii="Verdana" w:hAnsi="Verdana"/>
-          <w:i/>
-          <w:sz w:val="14"/>
-        </w:rPr>
-        <w:t>Note 10: (См. общую кодовую таблицу С-5 в части С/с.)</w:t>
-      </w:r>
-    </w:p>
-    <w:p>
-      <w:r>
-        <w:rPr>
-          <w:rFonts w:ascii="Verdana" w:hAnsi="Verdana"/>
-          <w:i/>
-          <w:sz w:val="14"/>
-        </w:rPr>
-        <w:t>Note 11: (См. общую кодовую таблицу С-7 в части С/с.)</w:t>
-      </w:r>
-    </w:p>
-    <w:p>
-      <w:r>
-        <w:rPr>
-          <w:rFonts w:ascii="Verdana" w:hAnsi="Verdana"/>
-          <w:i/>
-          <w:sz w:val="14"/>
-        </w:rPr>
-        <w:t>Note 12: (См. общую кодовую таблицу С-8 в части С/с.)</w:t>
-      </w:r>
-    </w:p>
-    <w:p>
-      <w:r>
-        <w:rPr>
-          <w:rFonts w:ascii="Verdana" w:hAnsi="Verdana"/>
-          <w:i/>
-          <w:sz w:val="14"/>
-        </w:rPr>
-        <w:t>Note 14: (Будет определено самими центрами — см. общую кодовую таблицу С-12 в части С/с.)</w:t>
-      </w:r>
-    </w:p>
-    <w:p>
-      <w:r>
-        <w:rPr>
-          <w:rFonts w:ascii="Verdana" w:hAnsi="Verdana"/>
-          <w:i/>
-          <w:sz w:val="14"/>
-        </w:rPr>
-        <w:t>Note 15: (Будут разработаны)</w:t>
-      </w:r>
-    </w:p>
-    <w:p>
-      <w:r>
-        <w:rPr>
-          <w:rFonts w:ascii="Verdana" w:hAnsi="Verdana"/>
-          <w:i/>
-          <w:sz w:val="14"/>
-        </w:rPr>
-        <w:t>Note 16: Последовательность двух или более пар координат местоположения, таких как широта и долгота, определяет линию или многоугольник. Точки следует соединять в соответствии с порядком, данным в сообщении. Любая описываемая зона будет расположена слева от проведенной границы в направлении, установленном порядком, данным в сообщении. Это определение применяется к простым непересекающимся многоугольникам, без пробелов.</w:t>
-      </w:r>
-    </w:p>
-    <w:p>
-      <w:r>
-        <w:rPr>
-          <w:rFonts w:ascii="Verdana" w:hAnsi="Verdana"/>
-          <w:i/>
-          <w:sz w:val="14"/>
-        </w:rPr>
-        <w:t>Note 17: Если все биты установлены на 0, это означает, что калибровка правильная.</w:t>
-      </w:r>
-    </w:p>
-    <w:p>
-      <w:r>
-        <w:rPr>
-          <w:rFonts w:ascii="Verdana" w:hAnsi="Verdana"/>
-          <w:i/>
-          <w:sz w:val="14"/>
-        </w:rPr>
-        <w:t>Note 18: Все статистические данные первого порядка выражены в единицах измерения, определенных первоначальными дескрипторами данных.</w:t>
-      </w:r>
-    </w:p>
-    <w:p>
-      <w:r>
-        <w:rPr>
-          <w:rFonts w:ascii="Verdana" w:hAnsi="Verdana"/>
-          <w:i/>
-          <w:sz w:val="14"/>
-        </w:rPr>
-        <w:t>Note 19: Значимость ассоциированного поля должна использоваться на первоначальном этапе совместно с качеством данных наблюдений.</w:t>
-      </w:r>
-    </w:p>
-    <w:p>
-      <w:r>
-        <w:rPr>
-          <w:rFonts w:ascii="Verdana" w:hAnsi="Verdana"/>
-          <w:i/>
-          <w:sz w:val="14"/>
-        </w:rPr>
-        <w:t>Note 21: Начиная с позиции первого бита (бит старшего разряда), при приведении бита к цифре 1 канал используется. Если бит приводится к нулю, канал не используется.</w:t>
-      </w:r>
-    </w:p>
-    <w:p>
-      <w:r>
-        <w:rPr>
-          <w:rFonts w:ascii="Verdana" w:hAnsi="Verdana"/>
-          <w:i/>
-          <w:sz w:val="14"/>
-        </w:rPr>
-        <w:t>Note 23: Битовые флаги показывают прибор и/или каналы, используемые при получении различных физических параметров. Если в какой-либо группе параметров все биты = 0, то для этого параметра или группы параметров не производилась обработка.</w:t>
-      </w:r>
-    </w:p>
-    <w:p>
-      <w:r>
-        <w:rPr>
-          <w:rFonts w:ascii="Verdana" w:hAnsi="Verdana"/>
-          <w:i/>
-          <w:sz w:val="14"/>
-        </w:rPr>
-        <w:t>Note 24: Биты 1-4 представляют код погрешности времени. В том случае, когда все биты установлены на 0, это означает, что время сканирования соответствует предсказанному времени.</w:t>
-      </w:r>
-    </w:p>
-    <w:p>
-      <w:r>
-        <w:rPr>
-          <w:rFonts w:ascii="Verdana" w:hAnsi="Verdana"/>
-          <w:i/>
-          <w:sz w:val="14"/>
-        </w:rPr>
-        <w:t>Note 25: Биты 11-17 представляют код погрешности географического местоположения. В том случае, когда все биты установлены на 0, это означает, что географическое местоположение является нормальным.</w:t>
-      </w:r>
-    </w:p>
-    <w:p>
-      <w:r>
-        <w:rPr>
-          <w:rFonts w:ascii="Verdana" w:hAnsi="Verdana"/>
-          <w:i/>
-          <w:sz w:val="14"/>
-        </w:rPr>
-        <w:t>Note 27: Биты 5-10 представляют код погрешности калибровки. В том случае, когда все биты установлены на 0, это означает, что калибровка нормальная. В том случае, когда тот или иной из битов 5, 7 и 10 установлен на 1, это означает, что были использованы вторичные коэффициенты калибровки.</w:t>
-      </w:r>
-    </w:p>
-    <w:p>
-      <w:r>
-        <w:rPr>
-          <w:rFonts w:ascii="Verdana" w:hAnsi="Verdana"/>
-          <w:i/>
-          <w:sz w:val="14"/>
-        </w:rPr>
-        <w:t>Note 32: Кодовые цифры 1-9: Продолжительность и время измерения течения (векторный или доплеровский метод получения профиля течения).</w:t>
-      </w:r>
-    </w:p>
-    <w:p>
-      <w:r>
-        <w:rPr>
-          <w:rFonts w:ascii="Verdana" w:hAnsi="Verdana"/>
-          <w:i/>
-          <w:sz w:val="14"/>
-        </w:rPr>
-        <w:t>Note 33: Кодовые цифры 11-19: Период измерения течения (дрейфовый метод).</w:t>
-      </w:r>
-    </w:p>
-    <w:p>
-      <w:r>
-        <w:rPr>
-          <w:rFonts w:ascii="Verdana" w:hAnsi="Verdana"/>
-          <w:i/>
-          <w:sz w:val="14"/>
-        </w:rPr>
-        <w:t>Note 34: Средняя часть данной кодовой таблицы (кодовые цифры 100-199) включает термины на нескольких уровнях, которые могут быть использованы для простых и более сложных автоматических станций.</w:t>
-      </w:r>
-    </w:p>
-    <w:p>
-      <w:r>
-        <w:rPr>
-          <w:rFonts w:ascii="Verdana" w:hAnsi="Verdana"/>
-          <w:i/>
-          <w:sz w:val="14"/>
-        </w:rPr>
-        <w:t>Note 35: Дескриптор 0 25 009 исключен. Вместо него следует использовать дескриптор 0 25 029.</w:t>
-      </w:r>
-    </w:p>
-    <w:p>
-      <w:r>
-        <w:rPr>
-          <w:rFonts w:ascii="Verdana" w:hAnsi="Verdana"/>
-          <w:i/>
-          <w:sz w:val="14"/>
-        </w:rPr>
-        <w:t>Note 36: Данные о разностях — это значения разности, размеры которых аналогичны размерам соответствующих сообщаемых значений в отношении единиц измерения, но пределы которых установлены на нуль (например: разность между сообщенными и анализированными значениями, разность между сообщенными и прогнозированными значениями и т. д.).</w:t>
-      </w:r>
-    </w:p>
-    <w:p>
-      <w:r>
-        <w:rPr>
-          <w:rFonts w:ascii="Verdana" w:hAnsi="Verdana"/>
-          <w:i/>
-          <w:sz w:val="14"/>
-        </w:rPr>
-        <w:t>Note 39: EPSG представляет собой набор данных по системам координат и ее преобразованиям, который изначально был создан и поддерживался Европейской группой нефтепоисковых исследований. В настоящее время он поддерживается подкомитетом по геодезии Комитета по геоматике Международной ассоциации производителей нефти и газа.</w:t>
-      </w:r>
-    </w:p>
-    <w:p>
-      <w:r>
-        <w:rPr>
-          <w:rFonts w:ascii="Verdana" w:hAnsi="Verdana"/>
-          <w:i/>
-          <w:sz w:val="14"/>
-        </w:rPr>
-        <w:t>Note 42: Могут быть разработаны дополнительные применения.</w:t>
-      </w:r>
-    </w:p>
-    <w:p>
-      <w:r>
-        <w:rPr>
-          <w:rFonts w:ascii="Verdana" w:hAnsi="Verdana"/>
-          <w:i/>
-          <w:sz w:val="14"/>
-        </w:rPr>
-        <w:t>Note 43: Общие термины обозначения погоды (например: туман, морось) предназначены для использования на автоматических станциях, которые могут определить тип погоды, но не дают никакой другой информации. Общие термины обозначаются в кодовой таблице большими буквами.</w:t>
-      </w:r>
-    </w:p>
-    <w:p>
-      <w:r>
-        <w:rPr>
-          <w:rFonts w:ascii="Verdana" w:hAnsi="Verdana"/>
-          <w:i/>
-          <w:sz w:val="14"/>
-        </w:rPr>
-        <w:t>Note 45: H = Время наблюдения.</w:t>
-      </w:r>
-    </w:p>
-    <w:p>
-      <w:r>
-        <w:rPr>
-          <w:rFonts w:ascii="Verdana" w:hAnsi="Verdana"/>
-          <w:i/>
-          <w:sz w:val="14"/>
-        </w:rPr>
-        <w:t>Note 49: Если бит установлен на 1, указание действительно.</w:t>
-      </w:r>
-    </w:p>
-    <w:p>
-      <w:r>
-        <w:rPr>
-          <w:rFonts w:ascii="Verdana" w:hAnsi="Verdana"/>
-          <w:i/>
-          <w:sz w:val="14"/>
-        </w:rPr>
-        <w:t>Note 50: Определения в кодовых цифрах 0-2 и 4 применяются для обнаженной репрезентативной поверхности почвы, а цифры 3, 5-9 и 10-19 — к открытому репрезентативному району.</w:t>
-      </w:r>
-    </w:p>
-    <w:p>
-      <w:r>
-        <w:rPr>
-          <w:rFonts w:ascii="Verdana" w:hAnsi="Verdana"/>
-          <w:i/>
-          <w:sz w:val="14"/>
-        </w:rPr>
-        <w:t>Note 52: В сводках с автоматических станций следует использовать кодовую цифру 2, когда тенденция является положительной; 7 — отрицательной и 4, когда давление является таким же, как и 3 часа назад.</w:t>
-      </w:r>
-    </w:p>
-    <w:p>
-      <w:r>
-        <w:rPr>
-          <w:rFonts w:ascii="Verdana" w:hAnsi="Verdana"/>
-          <w:i/>
-          <w:sz w:val="14"/>
-        </w:rPr>
-        <w:t>Note 53: В сводках от тропических станций, сообщающих суточные изменения, следует использовать кодовую цифру 2 при положительной тенденции; 7 — при отрицательной тенденции и 4 — в случае, если давление остается таким же, как и за предшествующие 24 часа.</w:t>
-      </w:r>
-    </w:p>
-    <w:p>
-      <w:r>
-        <w:rPr>
-          <w:rFonts w:ascii="Verdana" w:hAnsi="Verdana"/>
-          <w:i/>
-          <w:sz w:val="14"/>
-        </w:rPr>
-        <w:t>Note 54: В данной кодовой таблице всякий раз, когда упоминается лед, это также включает в себя другие твердые осадки, отличные от снега.</w:t>
-      </w:r>
-    </w:p>
-    <w:p>
-      <w:r>
-        <w:rPr>
-          <w:rFonts w:ascii="Verdana" w:hAnsi="Verdana"/>
-          <w:i/>
-          <w:sz w:val="14"/>
-        </w:rPr>
-        <w:t>Note 57: Смешанные осадки обозначаются путем установки на единицу битов всех наблюдаемых самостоятельных типов осадков.</w:t>
-      </w:r>
-    </w:p>
-    <w:p>
-      <w:r>
-        <w:rPr>
-          <w:rFonts w:ascii="Verdana" w:hAnsi="Verdana"/>
-          <w:i/>
-          <w:sz w:val="14"/>
-        </w:rPr>
-        <w:t>Note 59: Новые локальные названия шторма различной интенсивности следует добавлять в соответствии с необходимостью.</w:t>
-      </w:r>
-    </w:p>
-    <w:p>
-      <w:r>
-        <w:rPr>
-          <w:rFonts w:ascii="Verdana" w:hAnsi="Verdana"/>
-          <w:i/>
-          <w:sz w:val="14"/>
-        </w:rPr>
-        <w:t>Note 60: Ни одна из кодовых цифр не исключает добавления интерполированных уровней по усмотрению центра-поставщика</w:t>
-      </w:r>
-    </w:p>
-    <w:p>
-      <w:r>
-        <w:rPr>
-          <w:rFonts w:ascii="Verdana" w:hAnsi="Verdana"/>
-          <w:i/>
-          <w:sz w:val="14"/>
-        </w:rPr>
-        <w:t>Note 63: Явление, указанное в данной таблице флагов, означает любое явление, включая осадки и явления, ухудшающие видимость.</w:t>
-      </w:r>
-    </w:p>
-    <w:p>
-      <w:r>
-        <w:rPr>
-          <w:rFonts w:ascii="Verdana" w:hAnsi="Verdana"/>
-          <w:i/>
-          <w:sz w:val="14"/>
-        </w:rPr>
-        <w:t>Note 75: Определения в кодовых цифрах 0-2 и 4 применяются для обнаженной репрезентативной поверхности почвы, а цифры 3, 5-9 и 10-19 — к открытому репрезентативному району.</w:t>
-      </w:r>
-    </w:p>
-    <w:p>
-      <w:r>
-        <w:rPr>
-          <w:rFonts w:ascii="Verdana" w:hAnsi="Verdana"/>
-          <w:i/>
-          <w:sz w:val="14"/>
-        </w:rPr>
-        <w:t>Note 76: Эти величины относятся к хорошо сформированному ветровому волнению в открытом море. В то время как предпочтение следует отдавать описательным терминам, значения этих высот могут использоваться наблюдателем как руководство при передаче состояния поверхности моря, которое возникает в результате различных факторов, таких, как ветер, зыбь, течения, угол между направлением ветра и зыби и т. д.</w:t>
-      </w:r>
-    </w:p>
-    <w:p>
-      <w:r>
-        <w:rPr>
-          <w:rFonts w:ascii="Verdana" w:hAnsi="Verdana"/>
-          <w:i/>
-          <w:sz w:val="14"/>
-        </w:rPr>
-        <w:t>Note 78: Первые три цифры представляют собой код страны ИСО.</w:t>
-      </w:r>
-    </w:p>
-    <w:p>
-      <w:r>
-        <w:rPr>
-          <w:rFonts w:ascii="Verdana" w:hAnsi="Verdana"/>
-          <w:i/>
-          <w:sz w:val="14"/>
-        </w:rPr>
-        <w:t>Note 79: Последняя колонка в таблице содержит соответствующий номер регистрации Химической реферативной службы (CAS) Американского химического общества.</w:t>
-      </w:r>
-    </w:p>
-    <w:p>
-      <w:r>
-        <w:rPr>
-          <w:rFonts w:ascii="Verdana" w:hAnsi="Verdana"/>
-          <w:i/>
-          <w:sz w:val="14"/>
-        </w:rPr>
-        <w:t>Note 80: Средняя часть данной кодовой таблицы (кодовые цифры 100-199) включает термины на нескольких уровнях, которые могут быть использованы для простых и более сложных автоматических станций.</w:t>
-      </w:r>
-    </w:p>
-    <w:p>
-      <w:r>
-        <w:rPr>
-          <w:rFonts w:ascii="Verdana" w:hAnsi="Verdana"/>
-          <w:i/>
-          <w:sz w:val="14"/>
-        </w:rPr>
-        <w:t>Note 81: Номинальный диапазон влажности поверхности почвы — от 0 % до 100 %. В крайних случаях экстраполированное обратное рассеяние при угле наклона в 40 градусов может превышать исходный показатель для влажного обратного рассеяния. В этих случаях значение, полученное в результате процесса измерения влажности поверхности почвы, будет менее 0 % или более 100 %, соответственно.</w:t>
-      </w:r>
-    </w:p>
-    <w:p>
-      <w:r>
-        <w:rPr>
-          <w:rFonts w:ascii="Verdana" w:hAnsi="Verdana"/>
-          <w:i/>
-          <w:sz w:val="14"/>
-        </w:rPr>
-        <w:t>Note 84: Эти величины относятся к хорошо сформированному ветровому волнению в открытом море. В то время как предпочтение следует отдавать описательным терминам, значения этих высот могут использоваться наблюдателем как руководство при передаче состояния поверхности моря, которое возникает в результате различных факторов, таких, как ветер, зыбь, течения, угол между направлением ветра и зыби и т. д.</w:t>
-      </w:r>
-    </w:p>
-    <w:p>
-      <w:r>
-        <w:rPr>
-          <w:rFonts w:ascii="Verdana" w:hAnsi="Verdana"/>
-          <w:i/>
-          <w:sz w:val="14"/>
-        </w:rPr>
-        <w:t>Note 85: Данный дескриптор будет связан с данными по видимости или высоте облаков для указания того, что значение является граничным. Если передаваемое значение является истинным, то кодовая цифра равна нулю. Однако измерение может попасть в предел измерительной способности прибора. Если передаваемое значение больше, чем истинное значение, то кодовая цифра будет равна 1, если передаваемое значение меньше истинного значения, то кодовая цифра будет равна 2.</w:t>
-      </w:r>
-    </w:p>
-    <w:p>
-      <w:r>
-        <w:rPr>
-          <w:rFonts w:ascii="Verdana" w:hAnsi="Verdana"/>
-          <w:i/>
-          <w:sz w:val="14"/>
-        </w:rPr>
-        <w:t>Note 88: Значимость времени должна быть квалифицирована соответствующими периодами времени, которые следует указывать.</w:t>
-      </w:r>
-    </w:p>
-    <w:p>
-      <w:r>
-        <w:rPr>
-          <w:rFonts w:ascii="Verdana" w:hAnsi="Verdana"/>
-          <w:i/>
-          <w:sz w:val="14"/>
-        </w:rPr>
-        <w:t>Note 90: Тип прибора и единицы начальных измерений для измерения ветра (в м с-1 за исключением отдельных указаний).</w:t>
-      </w:r>
-    </w:p>
-    <w:p>
-      <w:r>
-        <w:rPr>
-          <w:rFonts w:ascii="Verdana" w:hAnsi="Verdana"/>
-          <w:i/>
-          <w:sz w:val="14"/>
-        </w:rPr>
-        <w:t>Note 94: Там, где первоначальный метод передачи указывается кодовой цифрой 1, в целях получения достоверных значений данных, соответствующих дескриптору 0 01 012, рекомендуется следующее преобразование: Передаваемое значение Значение данных 0 0 1 45 2 90 3 135 4 180 5 225 6 270 7 315 8 360 9 511</w:t>
-      </w:r>
-    </w:p>
-    <w:p>
-      <w:r>
-        <w:rPr>
-          <w:rFonts w:ascii="Verdana" w:hAnsi="Verdana"/>
-          <w:i/>
-          <w:sz w:val="14"/>
-        </w:rPr>
-        <w:t>Note 95: Там, где первоначальный метод передачи указывается кодовой цифрой 1, в целях получения точных значений данных, соответствующих дескриптору 0 01 013, рекомендуется следующее преобразование: Передаваемое значение Значение данных 0 0 1 1 2 4 3 7 4 9 5 12 6 14 7 17 8 19 9 21 / 1023</w:t>
-      </w:r>
-    </w:p>
-    <w:p>
-      <w:r>
-        <w:rPr>
-          <w:rFonts w:ascii="Verdana" w:hAnsi="Verdana"/>
-          <w:i/>
-          <w:sz w:val="14"/>
-        </w:rPr>
-        <w:t>Note 22: Битовые флаги показывают элементы, включенные при обработке данных зондирования.</w:t>
-      </w:r>
-    </w:p>
     <w:sectPr>
       <w:pgSz w:w="16838" w:h="11906" w:orient="landscape"/>
       <w:pgMar w:top="850" w:right="850" w:bottom="850" w:left="850" w:header="720" w:footer="720" w:gutter="0"/>
